--- a/submission/candidate_20260905/SUPPLEMENTARY_MATERIAL.docx
+++ b/submission/candidate_20260905/SUPPLEMENTARY_MATERIAL.docx
@@ -2,7 +2,7 @@
 <file path=word/document.xml><?xml version="1.0" encoding="utf-8"?>
 <w:document xmlns:w="http://schemas.openxmlformats.org/wordprocessingml/2006/main" xmlns:m="http://schemas.openxmlformats.org/officeDocument/2006/math" xmlns:r="http://schemas.openxmlformats.org/officeDocument/2006/relationships" xmlns:o="urn:schemas-microsoft-com:office:office" xmlns:v="urn:schemas-microsoft-com:vml" xmlns:w10="urn:schemas-microsoft-com:office:word" xmlns:a="http://schemas.openxmlformats.org/drawingml/2006/main" xmlns:pic="http://schemas.openxmlformats.org/drawingml/2006/picture" xmlns:wp="http://schemas.openxmlformats.org/drawingml/2006/wordprocessingDrawing">
   <w:body>
-    <w:bookmarkStart w:id="9" w:name="supplementary-material"/>
+    <w:bookmarkStart w:id="20" w:name="supplementary-material"/>
     <w:p>
       <w:pPr>
         <w:pStyle w:val="Title"/>
@@ -28,8 +28,8 @@
       </w:pPr>
       <w:r>
         <w:rPr>
+          <w:bCs/>
           <w:b/>
-          <w:bCs/>
         </w:rPr>
         <w:t xml:space="preserve">Supplementary Tables</w:t>
       </w:r>
@@ -40,9 +40,6 @@
           <w:footerReference w:type="default" r:id="rId11"/>
           <w:footerReference w:type="first" r:id="rId12"/>
           <w:footerReference w:type="even" r:id="rId13"/>
-          <w:footnotePr>
-            <w:numRestart w:val="eachSect"/>
-          </w:footnotePr>
           <w:type w:val="nextPage"/>
           <w:pgSz w:w="11908" w:h="16833"/>
           <w:pgMar w:left="1368" w:right="1368" w:top="1152" w:bottom="1152" w:header="432" w:footer="432"/>
@@ -58,8 +55,8 @@
       </w:pPr>
       <w:r>
         <w:rPr>
+          <w:bCs/>
           <w:b/>
-          <w:bCs/>
           <w:sz w:val="20"/>
         </w:rPr>
         <w:t xml:space="preserve">Table S1.</w:t>
@@ -113,6 +110,7 @@
             <w:pPr>
               <w:keepNext w:val="0"/>
               <w:spacing w:line="240" w:lineRule="auto" w:before="0" w:after="0"/>
+              <w:jc w:val="left"/>
             </w:pPr>
             <w:r>
               <w:rPr>
@@ -140,6 +138,7 @@
             <w:pPr>
               <w:keepNext w:val="0"/>
               <w:spacing w:line="240" w:lineRule="auto" w:before="0" w:after="0"/>
+              <w:jc w:val="left"/>
             </w:pPr>
             <w:r>
               <w:rPr>
@@ -151,100 +150,102 @@
             </w:r>
             <w:r>
               <w:rPr>
+                <w:iCs/>
                 <w:rFonts w:ascii="Times New Roman" w:hAnsi="Times New Roman"/>
                 <w:b/>
                 <w:i/>
+                <w:sz w:val="19"/>
+              </w:rPr>
+              <w:t xml:space="preserve">P</w:t>
+            </w:r>
+            <w:r>
+              <w:rPr>
+                <w:rFonts w:ascii="Times New Roman" w:hAnsi="Times New Roman"/>
+                <w:b/>
+                <w:sz w:val="19"/>
+              </w:rPr>
+              <w:t xml:space="preserve">)</w:t>
+            </w:r>
+          </w:p>
+        </w:tc>
+        <w:tc>
+          <w:tcPr>
+            <w:tcW w:type="dxa" w:w="2303"/>
+            <w:vAlign w:val="center"/>
+            <w:tcMar>
+              <w:top w:w="65" w:type="dxa"/>
+              <w:bottom w:w="65" w:type="dxa"/>
+              <w:left w:w="65" w:type="dxa"/>
+              <w:right w:w="65" w:type="dxa"/>
+            </w:tcMar>
+            <w:shd w:fill="EEEEEE"/>
+          </w:tcPr>
+          <w:p>
+            <w:pPr>
+              <w:keepNext w:val="0"/>
+              <w:spacing w:line="240" w:lineRule="auto" w:before="0" w:after="0"/>
+              <w:jc w:val="left"/>
+            </w:pPr>
+            <w:r>
+              <w:rPr>
+                <w:rFonts w:ascii="Times New Roman" w:hAnsi="Times New Roman"/>
+                <w:b/>
+                <w:sz w:val="19"/>
+              </w:rPr>
+              <w:t xml:space="preserve">UKB β (</w:t>
+            </w:r>
+            <w:r>
+              <w:rPr>
                 <w:iCs/>
-                <w:sz w:val="19"/>
-              </w:rPr>
-              <w:t xml:space="preserve">P</w:t>
-            </w:r>
-            <w:r>
-              <w:rPr>
-                <w:rFonts w:ascii="Times New Roman" w:hAnsi="Times New Roman"/>
-                <w:b/>
-                <w:sz w:val="19"/>
-              </w:rPr>
-              <w:t xml:space="preserve">)</w:t>
-            </w:r>
-          </w:p>
-        </w:tc>
-        <w:tc>
-          <w:tcPr>
-            <w:tcW w:type="dxa" w:w="2303"/>
-            <w:vAlign w:val="center"/>
-            <w:tcMar>
-              <w:top w:w="65" w:type="dxa"/>
-              <w:bottom w:w="65" w:type="dxa"/>
-              <w:left w:w="65" w:type="dxa"/>
-              <w:right w:w="65" w:type="dxa"/>
-            </w:tcMar>
-            <w:shd w:fill="EEEEEE"/>
-          </w:tcPr>
-          <w:p>
-            <w:pPr>
-              <w:keepNext w:val="0"/>
-              <w:spacing w:line="240" w:lineRule="auto" w:before="0" w:after="0"/>
-            </w:pPr>
-            <w:r>
-              <w:rPr>
-                <w:rFonts w:ascii="Times New Roman" w:hAnsi="Times New Roman"/>
-                <w:b/>
-                <w:sz w:val="19"/>
-              </w:rPr>
-              <w:t xml:space="preserve">UKB β (</w:t>
-            </w:r>
-            <w:r>
-              <w:rPr>
                 <w:rFonts w:ascii="Times New Roman" w:hAnsi="Times New Roman"/>
                 <w:b/>
                 <w:i/>
+                <w:sz w:val="19"/>
+              </w:rPr>
+              <w:t xml:space="preserve">P</w:t>
+            </w:r>
+            <w:r>
+              <w:rPr>
+                <w:rFonts w:ascii="Times New Roman" w:hAnsi="Times New Roman"/>
+                <w:b/>
+                <w:sz w:val="19"/>
+              </w:rPr>
+              <w:t xml:space="preserve">)</w:t>
+            </w:r>
+          </w:p>
+        </w:tc>
+        <w:tc>
+          <w:tcPr>
+            <w:tcW w:type="dxa" w:w="2303"/>
+            <w:vAlign w:val="center"/>
+            <w:tcMar>
+              <w:top w:w="65" w:type="dxa"/>
+              <w:bottom w:w="65" w:type="dxa"/>
+              <w:left w:w="65" w:type="dxa"/>
+              <w:right w:w="65" w:type="dxa"/>
+            </w:tcMar>
+            <w:shd w:fill="EEEEEE"/>
+          </w:tcPr>
+          <w:p>
+            <w:pPr>
+              <w:keepNext w:val="0"/>
+              <w:spacing w:line="240" w:lineRule="auto" w:before="0" w:after="0"/>
+              <w:jc w:val="left"/>
+            </w:pPr>
+            <w:r>
+              <w:rPr>
+                <w:rFonts w:ascii="Times New Roman" w:hAnsi="Times New Roman"/>
+                <w:b/>
+                <w:sz w:val="19"/>
+              </w:rPr>
+              <w:t xml:space="preserve">FinnGen β (</w:t>
+            </w:r>
+            <w:r>
+              <w:rPr>
                 <w:iCs/>
-                <w:sz w:val="19"/>
-              </w:rPr>
-              <w:t xml:space="preserve">P</w:t>
-            </w:r>
-            <w:r>
-              <w:rPr>
-                <w:rFonts w:ascii="Times New Roman" w:hAnsi="Times New Roman"/>
-                <w:b/>
-                <w:sz w:val="19"/>
-              </w:rPr>
-              <w:t xml:space="preserve">)</w:t>
-            </w:r>
-          </w:p>
-        </w:tc>
-        <w:tc>
-          <w:tcPr>
-            <w:tcW w:type="dxa" w:w="2303"/>
-            <w:vAlign w:val="center"/>
-            <w:tcMar>
-              <w:top w:w="65" w:type="dxa"/>
-              <w:bottom w:w="65" w:type="dxa"/>
-              <w:left w:w="65" w:type="dxa"/>
-              <w:right w:w="65" w:type="dxa"/>
-            </w:tcMar>
-            <w:shd w:fill="EEEEEE"/>
-          </w:tcPr>
-          <w:p>
-            <w:pPr>
-              <w:keepNext w:val="0"/>
-              <w:spacing w:line="240" w:lineRule="auto" w:before="0" w:after="0"/>
-            </w:pPr>
-            <w:r>
-              <w:rPr>
-                <w:rFonts w:ascii="Times New Roman" w:hAnsi="Times New Roman"/>
-                <w:b/>
-                <w:sz w:val="19"/>
-              </w:rPr>
-              <w:t xml:space="preserve">FinnGen β (</w:t>
-            </w:r>
-            <w:r>
-              <w:rPr>
                 <w:rFonts w:ascii="Times New Roman" w:hAnsi="Times New Roman"/>
                 <w:b/>
                 <w:i/>
-                <w:iCs/>
                 <w:sz w:val="19"/>
               </w:rPr>
               <w:t xml:space="preserve">P</w:t>
@@ -275,6 +276,7 @@
             <w:pPr>
               <w:keepNext w:val="0"/>
               <w:spacing w:line="240" w:lineRule="auto" w:before="0" w:after="0"/>
+              <w:jc w:val="left"/>
             </w:pPr>
             <w:r>
               <w:rPr>
@@ -302,6 +304,7 @@
             <w:pPr>
               <w:keepNext w:val="0"/>
               <w:spacing w:line="240" w:lineRule="auto" w:before="0" w:after="0"/>
+              <w:jc w:val="left"/>
             </w:pPr>
             <w:r>
               <w:rPr>
@@ -333,12 +336,13 @@
             <w:pPr>
               <w:keepNext w:val="0"/>
               <w:spacing w:line="240" w:lineRule="auto" w:before="0" w:after="0"/>
-            </w:pPr>
-            <w:r>
-              <w:rPr>
+              <w:jc w:val="left"/>
+            </w:pPr>
+            <w:r>
+              <w:rPr>
+                <w:iCs/>
                 <w:rFonts w:ascii="Times New Roman" w:hAnsi="Times New Roman"/>
                 <w:i/>
-                <w:iCs/>
                 <w:sz w:val="19"/>
               </w:rPr>
               <w:t xml:space="preserve">HLA-A</w:t>
@@ -360,6 +364,7 @@
             <w:pPr>
               <w:keepNext w:val="0"/>
               <w:spacing w:line="240" w:lineRule="auto" w:before="0" w:after="0"/>
+              <w:jc w:val="left"/>
             </w:pPr>
             <w:r>
               <w:rPr>
@@ -385,6 +390,7 @@
             <w:pPr>
               <w:keepNext w:val="0"/>
               <w:spacing w:line="240" w:lineRule="auto" w:before="0" w:after="0"/>
+              <w:jc w:val="left"/>
             </w:pPr>
             <w:r>
               <w:rPr>
@@ -410,6 +416,7 @@
             <w:pPr>
               <w:keepNext w:val="0"/>
               <w:spacing w:line="240" w:lineRule="auto" w:before="0" w:after="0"/>
+              <w:jc w:val="left"/>
             </w:pPr>
             <w:r>
               <w:rPr>
@@ -435,6 +442,7 @@
             <w:pPr>
               <w:keepNext w:val="0"/>
               <w:spacing w:line="240" w:lineRule="auto" w:before="0" w:after="0"/>
+              <w:jc w:val="left"/>
             </w:pPr>
             <w:r>
               <w:rPr>
@@ -460,6 +468,7 @@
             <w:pPr>
               <w:keepNext w:val="0"/>
               <w:spacing w:line="240" w:lineRule="auto" w:before="0" w:after="0"/>
+              <w:jc w:val="left"/>
             </w:pPr>
             <w:r>
               <w:rPr>
@@ -490,12 +499,13 @@
             <w:pPr>
               <w:keepNext w:val="0"/>
               <w:spacing w:line="240" w:lineRule="auto" w:before="0" w:after="0"/>
-            </w:pPr>
-            <w:r>
-              <w:rPr>
+              <w:jc w:val="left"/>
+            </w:pPr>
+            <w:r>
+              <w:rPr>
+                <w:iCs/>
                 <w:rFonts w:ascii="Times New Roman" w:hAnsi="Times New Roman"/>
                 <w:i/>
-                <w:iCs/>
                 <w:sz w:val="19"/>
               </w:rPr>
               <w:t xml:space="preserve">HLA-DQA2</w:t>
@@ -517,6 +527,7 @@
             <w:pPr>
               <w:keepNext w:val="0"/>
               <w:spacing w:line="240" w:lineRule="auto" w:before="0" w:after="0"/>
+              <w:jc w:val="left"/>
             </w:pPr>
             <w:r>
               <w:rPr>
@@ -542,6 +553,7 @@
             <w:pPr>
               <w:keepNext w:val="0"/>
               <w:spacing w:line="240" w:lineRule="auto" w:before="0" w:after="0"/>
+              <w:jc w:val="left"/>
             </w:pPr>
             <w:r>
               <w:rPr>
@@ -567,6 +579,7 @@
             <w:pPr>
               <w:keepNext w:val="0"/>
               <w:spacing w:line="240" w:lineRule="auto" w:before="0" w:after="0"/>
+              <w:jc w:val="left"/>
             </w:pPr>
             <w:r>
               <w:rPr>
@@ -592,6 +605,7 @@
             <w:pPr>
               <w:keepNext w:val="0"/>
               <w:spacing w:line="240" w:lineRule="auto" w:before="0" w:after="0"/>
+              <w:jc w:val="left"/>
             </w:pPr>
             <w:r>
               <w:rPr>
@@ -617,6 +631,7 @@
             <w:pPr>
               <w:keepNext w:val="0"/>
               <w:spacing w:line="240" w:lineRule="auto" w:before="0" w:after="0"/>
+              <w:jc w:val="left"/>
             </w:pPr>
             <w:r>
               <w:rPr>
@@ -647,12 +662,13 @@
             <w:pPr>
               <w:keepNext w:val="0"/>
               <w:spacing w:line="240" w:lineRule="auto" w:before="0" w:after="0"/>
-            </w:pPr>
-            <w:r>
-              <w:rPr>
+              <w:jc w:val="left"/>
+            </w:pPr>
+            <w:r>
+              <w:rPr>
+                <w:iCs/>
                 <w:rFonts w:ascii="Times New Roman" w:hAnsi="Times New Roman"/>
                 <w:i/>
-                <w:iCs/>
                 <w:sz w:val="19"/>
               </w:rPr>
               <w:t xml:space="preserve">CTLA4</w:t>
@@ -674,6 +690,7 @@
             <w:pPr>
               <w:keepNext w:val="0"/>
               <w:spacing w:line="240" w:lineRule="auto" w:before="0" w:after="0"/>
+              <w:jc w:val="left"/>
             </w:pPr>
             <w:r>
               <w:rPr>
@@ -699,6 +716,7 @@
             <w:pPr>
               <w:keepNext w:val="0"/>
               <w:spacing w:line="240" w:lineRule="auto" w:before="0" w:after="0"/>
+              <w:jc w:val="left"/>
             </w:pPr>
             <w:r>
               <w:rPr>
@@ -724,6 +742,7 @@
             <w:pPr>
               <w:keepNext w:val="0"/>
               <w:spacing w:line="240" w:lineRule="auto" w:before="0" w:after="0"/>
+              <w:jc w:val="left"/>
             </w:pPr>
             <w:r>
               <w:rPr>
@@ -749,6 +768,7 @@
             <w:pPr>
               <w:keepNext w:val="0"/>
               <w:spacing w:line="240" w:lineRule="auto" w:before="0" w:after="0"/>
+              <w:jc w:val="left"/>
             </w:pPr>
             <w:r>
               <w:rPr>
@@ -774,6 +794,7 @@
             <w:pPr>
               <w:keepNext w:val="0"/>
               <w:spacing w:line="240" w:lineRule="auto" w:before="0" w:after="0"/>
+              <w:jc w:val="left"/>
             </w:pPr>
             <w:r>
               <w:rPr>
@@ -804,12 +825,13 @@
             <w:pPr>
               <w:keepNext w:val="0"/>
               <w:spacing w:line="240" w:lineRule="auto" w:before="0" w:after="0"/>
-            </w:pPr>
-            <w:r>
-              <w:rPr>
+              <w:jc w:val="left"/>
+            </w:pPr>
+            <w:r>
+              <w:rPr>
+                <w:iCs/>
                 <w:rFonts w:ascii="Times New Roman" w:hAnsi="Times New Roman"/>
                 <w:i/>
-                <w:iCs/>
                 <w:sz w:val="19"/>
               </w:rPr>
               <w:t xml:space="preserve">TSHR</w:t>
@@ -831,6 +853,7 @@
             <w:pPr>
               <w:keepNext w:val="0"/>
               <w:spacing w:line="240" w:lineRule="auto" w:before="0" w:after="0"/>
+              <w:jc w:val="left"/>
             </w:pPr>
             <w:r>
               <w:rPr>
@@ -856,6 +879,7 @@
             <w:pPr>
               <w:keepNext w:val="0"/>
               <w:spacing w:line="240" w:lineRule="auto" w:before="0" w:after="0"/>
+              <w:jc w:val="left"/>
             </w:pPr>
             <w:r>
               <w:rPr>
@@ -881,6 +905,7 @@
             <w:pPr>
               <w:keepNext w:val="0"/>
               <w:spacing w:line="240" w:lineRule="auto" w:before="0" w:after="0"/>
+              <w:jc w:val="left"/>
             </w:pPr>
             <w:r>
               <w:rPr>
@@ -906,6 +931,7 @@
             <w:pPr>
               <w:keepNext w:val="0"/>
               <w:spacing w:line="240" w:lineRule="auto" w:before="0" w:after="0"/>
+              <w:jc w:val="left"/>
             </w:pPr>
             <w:r>
               <w:rPr>
@@ -931,6 +957,7 @@
             <w:pPr>
               <w:keepNext w:val="0"/>
               <w:spacing w:line="240" w:lineRule="auto" w:before="0" w:after="0"/>
+              <w:jc w:val="left"/>
             </w:pPr>
             <w:r>
               <w:rPr>
@@ -961,12 +988,13 @@
             <w:pPr>
               <w:keepNext w:val="0"/>
               <w:spacing w:line="240" w:lineRule="auto" w:before="0" w:after="0"/>
-            </w:pPr>
-            <w:r>
-              <w:rPr>
+              <w:jc w:val="left"/>
+            </w:pPr>
+            <w:r>
+              <w:rPr>
+                <w:iCs/>
                 <w:rFonts w:ascii="Times New Roman" w:hAnsi="Times New Roman"/>
                 <w:i/>
-                <w:iCs/>
                 <w:sz w:val="19"/>
               </w:rPr>
               <w:t xml:space="preserve">C4A</w:t>
@@ -988,6 +1016,7 @@
             <w:pPr>
               <w:keepNext w:val="0"/>
               <w:spacing w:line="240" w:lineRule="auto" w:before="0" w:after="0"/>
+              <w:jc w:val="left"/>
             </w:pPr>
             <w:r>
               <w:rPr>
@@ -1013,6 +1042,7 @@
             <w:pPr>
               <w:keepNext w:val="0"/>
               <w:spacing w:line="240" w:lineRule="auto" w:before="0" w:after="0"/>
+              <w:jc w:val="left"/>
             </w:pPr>
             <w:r>
               <w:rPr>
@@ -1038,6 +1068,7 @@
             <w:pPr>
               <w:keepNext w:val="0"/>
               <w:spacing w:line="240" w:lineRule="auto" w:before="0" w:after="0"/>
+              <w:jc w:val="left"/>
             </w:pPr>
             <w:r>
               <w:rPr>
@@ -1063,6 +1094,7 @@
             <w:pPr>
               <w:keepNext w:val="0"/>
               <w:spacing w:line="240" w:lineRule="auto" w:before="0" w:after="0"/>
+              <w:jc w:val="left"/>
             </w:pPr>
             <w:r>
               <w:rPr>
@@ -1088,6 +1120,7 @@
             <w:pPr>
               <w:keepNext w:val="0"/>
               <w:spacing w:line="240" w:lineRule="auto" w:before="0" w:after="0"/>
+              <w:jc w:val="left"/>
             </w:pPr>
             <w:r>
               <w:rPr>
@@ -1118,12 +1151,13 @@
             <w:pPr>
               <w:keepNext w:val="0"/>
               <w:spacing w:line="240" w:lineRule="auto" w:before="0" w:after="0"/>
-            </w:pPr>
-            <w:r>
-              <w:rPr>
+              <w:jc w:val="left"/>
+            </w:pPr>
+            <w:r>
+              <w:rPr>
+                <w:iCs/>
                 <w:rFonts w:ascii="Times New Roman" w:hAnsi="Times New Roman"/>
                 <w:i/>
-                <w:iCs/>
                 <w:sz w:val="19"/>
               </w:rPr>
               <w:t xml:space="preserve">HSD3B7</w:t>
@@ -1145,6 +1179,7 @@
             <w:pPr>
               <w:keepNext w:val="0"/>
               <w:spacing w:line="240" w:lineRule="auto" w:before="0" w:after="0"/>
+              <w:jc w:val="left"/>
             </w:pPr>
             <w:r>
               <w:rPr>
@@ -1170,6 +1205,7 @@
             <w:pPr>
               <w:keepNext w:val="0"/>
               <w:spacing w:line="240" w:lineRule="auto" w:before="0" w:after="0"/>
+              <w:jc w:val="left"/>
             </w:pPr>
             <w:r>
               <w:rPr>
@@ -1195,6 +1231,7 @@
             <w:pPr>
               <w:keepNext w:val="0"/>
               <w:spacing w:line="240" w:lineRule="auto" w:before="0" w:after="0"/>
+              <w:jc w:val="left"/>
             </w:pPr>
             <w:r>
               <w:rPr>
@@ -1220,6 +1257,7 @@
             <w:pPr>
               <w:keepNext w:val="0"/>
               <w:spacing w:line="240" w:lineRule="auto" w:before="0" w:after="0"/>
+              <w:jc w:val="left"/>
             </w:pPr>
             <w:r>
               <w:rPr>
@@ -1245,6 +1283,7 @@
             <w:pPr>
               <w:keepNext w:val="0"/>
               <w:spacing w:line="240" w:lineRule="auto" w:before="0" w:after="0"/>
+              <w:jc w:val="left"/>
             </w:pPr>
             <w:r>
               <w:rPr>
@@ -1275,12 +1314,13 @@
             <w:pPr>
               <w:keepNext w:val="0"/>
               <w:spacing w:line="240" w:lineRule="auto" w:before="0" w:after="0"/>
-            </w:pPr>
-            <w:r>
-              <w:rPr>
+              <w:jc w:val="left"/>
+            </w:pPr>
+            <w:r>
+              <w:rPr>
+                <w:iCs/>
                 <w:rFonts w:ascii="Times New Roman" w:hAnsi="Times New Roman"/>
                 <w:i/>
-                <w:iCs/>
                 <w:sz w:val="19"/>
               </w:rPr>
               <w:t xml:space="preserve">TUBB</w:t>
@@ -1302,6 +1342,7 @@
             <w:pPr>
               <w:keepNext w:val="0"/>
               <w:spacing w:line="240" w:lineRule="auto" w:before="0" w:after="0"/>
+              <w:jc w:val="left"/>
             </w:pPr>
             <w:r>
               <w:rPr>
@@ -1327,6 +1368,7 @@
             <w:pPr>
               <w:keepNext w:val="0"/>
               <w:spacing w:line="240" w:lineRule="auto" w:before="0" w:after="0"/>
+              <w:jc w:val="left"/>
             </w:pPr>
             <w:r>
               <w:rPr>
@@ -1352,6 +1394,7 @@
             <w:pPr>
               <w:keepNext w:val="0"/>
               <w:spacing w:line="240" w:lineRule="auto" w:before="0" w:after="0"/>
+              <w:jc w:val="left"/>
             </w:pPr>
             <w:r>
               <w:rPr>
@@ -1377,6 +1420,7 @@
             <w:pPr>
               <w:keepNext w:val="0"/>
               <w:spacing w:line="240" w:lineRule="auto" w:before="0" w:after="0"/>
+              <w:jc w:val="left"/>
             </w:pPr>
             <w:r>
               <w:rPr>
@@ -1402,6 +1446,7 @@
             <w:pPr>
               <w:keepNext w:val="0"/>
               <w:spacing w:line="240" w:lineRule="auto" w:before="0" w:after="0"/>
+              <w:jc w:val="left"/>
             </w:pPr>
             <w:r>
               <w:rPr>
@@ -1432,12 +1477,13 @@
             <w:pPr>
               <w:keepNext w:val="0"/>
               <w:spacing w:line="240" w:lineRule="auto" w:before="0" w:after="0"/>
-            </w:pPr>
-            <w:r>
-              <w:rPr>
+              <w:jc w:val="left"/>
+            </w:pPr>
+            <w:r>
+              <w:rPr>
+                <w:iCs/>
                 <w:rFonts w:ascii="Times New Roman" w:hAnsi="Times New Roman"/>
                 <w:i/>
-                <w:iCs/>
                 <w:sz w:val="19"/>
               </w:rPr>
               <w:t xml:space="preserve">VKORC1</w:t>
@@ -1459,6 +1505,7 @@
             <w:pPr>
               <w:keepNext w:val="0"/>
               <w:spacing w:line="240" w:lineRule="auto" w:before="0" w:after="0"/>
+              <w:jc w:val="left"/>
             </w:pPr>
             <w:r>
               <w:rPr>
@@ -1484,6 +1531,7 @@
             <w:pPr>
               <w:keepNext w:val="0"/>
               <w:spacing w:line="240" w:lineRule="auto" w:before="0" w:after="0"/>
+              <w:jc w:val="left"/>
             </w:pPr>
             <w:r>
               <w:rPr>
@@ -1509,6 +1557,7 @@
             <w:pPr>
               <w:keepNext w:val="0"/>
               <w:spacing w:line="240" w:lineRule="auto" w:before="0" w:after="0"/>
+              <w:jc w:val="left"/>
             </w:pPr>
             <w:r>
               <w:rPr>
@@ -1534,6 +1583,7 @@
             <w:pPr>
               <w:keepNext w:val="0"/>
               <w:spacing w:line="240" w:lineRule="auto" w:before="0" w:after="0"/>
+              <w:jc w:val="left"/>
             </w:pPr>
             <w:r>
               <w:rPr>
@@ -1559,6 +1609,7 @@
             <w:pPr>
               <w:keepNext w:val="0"/>
               <w:spacing w:line="240" w:lineRule="auto" w:before="0" w:after="0"/>
+              <w:jc w:val="left"/>
             </w:pPr>
             <w:r>
               <w:rPr>
@@ -1589,12 +1640,13 @@
             <w:pPr>
               <w:keepNext w:val="0"/>
               <w:spacing w:line="240" w:lineRule="auto" w:before="0" w:after="0"/>
-            </w:pPr>
-            <w:r>
-              <w:rPr>
+              <w:jc w:val="left"/>
+            </w:pPr>
+            <w:r>
+              <w:rPr>
+                <w:iCs/>
                 <w:rFonts w:ascii="Times New Roman" w:hAnsi="Times New Roman"/>
                 <w:i/>
-                <w:iCs/>
                 <w:sz w:val="19"/>
               </w:rPr>
               <w:t xml:space="preserve">TNFSF14</w:t>
@@ -1616,6 +1668,7 @@
             <w:pPr>
               <w:keepNext w:val="0"/>
               <w:spacing w:line="240" w:lineRule="auto" w:before="0" w:after="0"/>
+              <w:jc w:val="left"/>
             </w:pPr>
             <w:r>
               <w:rPr>
@@ -1641,6 +1694,7 @@
             <w:pPr>
               <w:keepNext w:val="0"/>
               <w:spacing w:line="240" w:lineRule="auto" w:before="0" w:after="0"/>
+              <w:jc w:val="left"/>
             </w:pPr>
             <w:r>
               <w:rPr>
@@ -1666,6 +1720,7 @@
             <w:pPr>
               <w:keepNext w:val="0"/>
               <w:spacing w:line="240" w:lineRule="auto" w:before="0" w:after="0"/>
+              <w:jc w:val="left"/>
             </w:pPr>
             <w:r>
               <w:rPr>
@@ -1691,6 +1746,7 @@
             <w:pPr>
               <w:keepNext w:val="0"/>
               <w:spacing w:line="240" w:lineRule="auto" w:before="0" w:after="0"/>
+              <w:jc w:val="left"/>
             </w:pPr>
             <w:r>
               <w:rPr>
@@ -1716,6 +1772,7 @@
             <w:pPr>
               <w:keepNext w:val="0"/>
               <w:spacing w:line="240" w:lineRule="auto" w:before="0" w:after="0"/>
+              <w:jc w:val="left"/>
             </w:pPr>
             <w:r>
               <w:rPr>
@@ -1746,12 +1803,13 @@
             <w:pPr>
               <w:keepNext w:val="0"/>
               <w:spacing w:line="240" w:lineRule="auto" w:before="0" w:after="0"/>
-            </w:pPr>
-            <w:r>
-              <w:rPr>
+              <w:jc w:val="left"/>
+            </w:pPr>
+            <w:r>
+              <w:rPr>
+                <w:iCs/>
                 <w:rFonts w:ascii="Times New Roman" w:hAnsi="Times New Roman"/>
                 <w:i/>
-                <w:iCs/>
                 <w:sz w:val="19"/>
               </w:rPr>
               <w:t xml:space="preserve">PRSS36</w:t>
@@ -1773,6 +1831,7 @@
             <w:pPr>
               <w:keepNext w:val="0"/>
               <w:spacing w:line="240" w:lineRule="auto" w:before="0" w:after="0"/>
+              <w:jc w:val="left"/>
             </w:pPr>
             <w:r>
               <w:rPr>
@@ -1798,6 +1857,7 @@
             <w:pPr>
               <w:keepNext w:val="0"/>
               <w:spacing w:line="240" w:lineRule="auto" w:before="0" w:after="0"/>
+              <w:jc w:val="left"/>
             </w:pPr>
             <w:r>
               <w:rPr>
@@ -1823,6 +1883,7 @@
             <w:pPr>
               <w:keepNext w:val="0"/>
               <w:spacing w:line="240" w:lineRule="auto" w:before="0" w:after="0"/>
+              <w:jc w:val="left"/>
             </w:pPr>
             <w:r>
               <w:rPr>
@@ -1848,6 +1909,7 @@
             <w:pPr>
               <w:keepNext w:val="0"/>
               <w:spacing w:line="240" w:lineRule="auto" w:before="0" w:after="0"/>
+              <w:jc w:val="left"/>
             </w:pPr>
             <w:r>
               <w:rPr>
@@ -1873,6 +1935,7 @@
             <w:pPr>
               <w:keepNext w:val="0"/>
               <w:spacing w:line="240" w:lineRule="auto" w:before="0" w:after="0"/>
+              <w:jc w:val="left"/>
             </w:pPr>
             <w:r>
               <w:rPr>
@@ -1903,12 +1966,13 @@
             <w:pPr>
               <w:keepNext w:val="0"/>
               <w:spacing w:line="240" w:lineRule="auto" w:before="0" w:after="0"/>
-            </w:pPr>
-            <w:r>
-              <w:rPr>
+              <w:jc w:val="left"/>
+            </w:pPr>
+            <w:r>
+              <w:rPr>
+                <w:iCs/>
                 <w:rFonts w:ascii="Times New Roman" w:hAnsi="Times New Roman"/>
                 <w:i/>
-                <w:iCs/>
                 <w:sz w:val="19"/>
               </w:rPr>
               <w:t xml:space="preserve">MAPKAPK5</w:t>
@@ -1930,6 +1994,7 @@
             <w:pPr>
               <w:keepNext w:val="0"/>
               <w:spacing w:line="240" w:lineRule="auto" w:before="0" w:after="0"/>
+              <w:jc w:val="left"/>
             </w:pPr>
             <w:r>
               <w:rPr>
@@ -1955,6 +2020,7 @@
             <w:pPr>
               <w:keepNext w:val="0"/>
               <w:spacing w:line="240" w:lineRule="auto" w:before="0" w:after="0"/>
+              <w:jc w:val="left"/>
             </w:pPr>
             <w:r>
               <w:rPr>
@@ -1980,6 +2046,7 @@
             <w:pPr>
               <w:keepNext w:val="0"/>
               <w:spacing w:line="240" w:lineRule="auto" w:before="0" w:after="0"/>
+              <w:jc w:val="left"/>
             </w:pPr>
             <w:r>
               <w:rPr>
@@ -2005,6 +2072,7 @@
             <w:pPr>
               <w:keepNext w:val="0"/>
               <w:spacing w:line="240" w:lineRule="auto" w:before="0" w:after="0"/>
+              <w:jc w:val="left"/>
             </w:pPr>
             <w:r>
               <w:rPr>
@@ -2030,6 +2098,7 @@
             <w:pPr>
               <w:keepNext w:val="0"/>
               <w:spacing w:line="240" w:lineRule="auto" w:before="0" w:after="0"/>
+              <w:jc w:val="left"/>
             </w:pPr>
             <w:r>
               <w:rPr>
@@ -2060,12 +2129,13 @@
             <w:pPr>
               <w:keepNext w:val="0"/>
               <w:spacing w:line="240" w:lineRule="auto" w:before="0" w:after="0"/>
-            </w:pPr>
-            <w:r>
-              <w:rPr>
+              <w:jc w:val="left"/>
+            </w:pPr>
+            <w:r>
+              <w:rPr>
+                <w:iCs/>
                 <w:rFonts w:ascii="Times New Roman" w:hAnsi="Times New Roman"/>
                 <w:i/>
-                <w:iCs/>
                 <w:sz w:val="19"/>
               </w:rPr>
               <w:t xml:space="preserve">PSMB8</w:t>
@@ -2087,6 +2157,7 @@
             <w:pPr>
               <w:keepNext w:val="0"/>
               <w:spacing w:line="240" w:lineRule="auto" w:before="0" w:after="0"/>
+              <w:jc w:val="left"/>
             </w:pPr>
             <w:r>
               <w:rPr>
@@ -2112,6 +2183,7 @@
             <w:pPr>
               <w:keepNext w:val="0"/>
               <w:spacing w:line="240" w:lineRule="auto" w:before="0" w:after="0"/>
+              <w:jc w:val="left"/>
             </w:pPr>
             <w:r>
               <w:rPr>
@@ -2137,6 +2209,7 @@
             <w:pPr>
               <w:keepNext w:val="0"/>
               <w:spacing w:line="240" w:lineRule="auto" w:before="0" w:after="0"/>
+              <w:jc w:val="left"/>
             </w:pPr>
             <w:r>
               <w:rPr>
@@ -2162,6 +2235,7 @@
             <w:pPr>
               <w:keepNext w:val="0"/>
               <w:spacing w:line="240" w:lineRule="auto" w:before="0" w:after="0"/>
+              <w:jc w:val="left"/>
             </w:pPr>
             <w:r>
               <w:rPr>
@@ -2187,6 +2261,7 @@
             <w:pPr>
               <w:keepNext w:val="0"/>
               <w:spacing w:line="240" w:lineRule="auto" w:before="0" w:after="0"/>
+              <w:jc w:val="left"/>
             </w:pPr>
             <w:r>
               <w:rPr>
@@ -2217,12 +2292,13 @@
             <w:pPr>
               <w:keepNext w:val="0"/>
               <w:spacing w:line="240" w:lineRule="auto" w:before="0" w:after="0"/>
-            </w:pPr>
-            <w:r>
-              <w:rPr>
+              <w:jc w:val="left"/>
+            </w:pPr>
+            <w:r>
+              <w:rPr>
+                <w:iCs/>
                 <w:rFonts w:ascii="Times New Roman" w:hAnsi="Times New Roman"/>
                 <w:i/>
-                <w:iCs/>
                 <w:sz w:val="19"/>
               </w:rPr>
               <w:t xml:space="preserve">IFNGR1</w:t>
@@ -2244,6 +2320,7 @@
             <w:pPr>
               <w:keepNext w:val="0"/>
               <w:spacing w:line="240" w:lineRule="auto" w:before="0" w:after="0"/>
+              <w:jc w:val="left"/>
             </w:pPr>
             <w:r>
               <w:rPr>
@@ -2269,6 +2346,7 @@
             <w:pPr>
               <w:keepNext w:val="0"/>
               <w:spacing w:line="240" w:lineRule="auto" w:before="0" w:after="0"/>
+              <w:jc w:val="left"/>
             </w:pPr>
             <w:r>
               <w:rPr>
@@ -2294,6 +2372,7 @@
             <w:pPr>
               <w:keepNext w:val="0"/>
               <w:spacing w:line="240" w:lineRule="auto" w:before="0" w:after="0"/>
+              <w:jc w:val="left"/>
             </w:pPr>
             <w:r>
               <w:rPr>
@@ -2319,6 +2398,7 @@
             <w:pPr>
               <w:keepNext w:val="0"/>
               <w:spacing w:line="240" w:lineRule="auto" w:before="0" w:after="0"/>
+              <w:jc w:val="left"/>
             </w:pPr>
             <w:r>
               <w:rPr>
@@ -2344,6 +2424,7 @@
             <w:pPr>
               <w:keepNext w:val="0"/>
               <w:spacing w:line="240" w:lineRule="auto" w:before="0" w:after="0"/>
+              <w:jc w:val="left"/>
             </w:pPr>
             <w:r>
               <w:rPr>
@@ -2378,7 +2459,19 @@
         <w:rPr>
           <w:sz w:val="20"/>
         </w:rPr>
-        <w:t xml:space="preserve">“—”</w:t>
+        <w:t xml:space="preserve">“</w:t>
+      </w:r>
+      <w:r>
+        <w:rPr>
+          <w:sz w:val="20"/>
+        </w:rPr>
+        <w:t xml:space="preserve">—</w:t>
+      </w:r>
+      <w:r>
+        <w:rPr>
+          <w:sz w:val="20"/>
+        </w:rPr>
+        <w:t xml:space="preserve">”</w:t>
       </w:r>
       <w:r>
         <w:rPr>
@@ -2400,8 +2493,8 @@
       </w:r>
       <w:r>
         <w:rPr>
+          <w:iCs/>
           <w:i/>
-          <w:iCs/>
           <w:sz w:val="20"/>
         </w:rPr>
         <w:t xml:space="preserve">VKORC1</w:t>
@@ -2428,7 +2521,19 @@
         <w:rPr>
           <w:sz w:val="20"/>
         </w:rPr>
-        <w:t xml:space="preserve">“—”</w:t>
+        <w:t xml:space="preserve">“</w:t>
+      </w:r>
+      <w:r>
+        <w:rPr>
+          <w:sz w:val="20"/>
+        </w:rPr>
+        <w:t xml:space="preserve">—</w:t>
+      </w:r>
+      <w:r>
+        <w:rPr>
+          <w:sz w:val="20"/>
+        </w:rPr>
+        <w:t xml:space="preserve">”</w:t>
       </w:r>
       <w:r>
         <w:rPr>
@@ -2450,8 +2555,8 @@
       </w:r>
       <w:r>
         <w:rPr>
+          <w:iCs/>
           <w:i/>
-          <w:iCs/>
           <w:sz w:val="20"/>
         </w:rPr>
         <w:t xml:space="preserve">TSHR</w:t>
@@ -2476,8 +2581,8 @@
       </w:r>
       <w:r>
         <w:rPr>
+          <w:iCs/>
           <w:i/>
-          <w:iCs/>
           <w:sz w:val="20"/>
         </w:rPr>
         <w:t xml:space="preserve">CTLA4</w:t>
@@ -2505,8 +2610,8 @@
       </w:pPr>
       <w:r>
         <w:rPr>
+          <w:bCs/>
           <w:b/>
-          <w:bCs/>
           <w:sz w:val="20"/>
         </w:rPr>
         <w:t xml:space="preserve">Table S2.</w:t>
@@ -2531,8 +2636,8 @@
       </w:r>
       <w:r>
         <w:rPr>
+          <w:iCs/>
           <w:i/>
-          <w:iCs/>
           <w:sz w:val="20"/>
         </w:rPr>
         <w:t xml:space="preserve">cis</w:t>
@@ -2585,6 +2690,7 @@
             <w:pPr>
               <w:keepNext w:val="0"/>
               <w:spacing w:line="240" w:lineRule="auto" w:before="0" w:after="0"/>
+              <w:jc w:val="left"/>
             </w:pPr>
             <w:r>
               <w:rPr>
@@ -2612,6 +2718,7 @@
             <w:pPr>
               <w:keepNext w:val="0"/>
               <w:spacing w:line="240" w:lineRule="auto" w:before="0" w:after="0"/>
+              <w:jc w:val="left"/>
             </w:pPr>
             <w:r>
               <w:rPr>
@@ -2639,6 +2746,7 @@
             <w:pPr>
               <w:keepNext w:val="0"/>
               <w:spacing w:line="240" w:lineRule="auto" w:before="0" w:after="0"/>
+              <w:jc w:val="left"/>
             </w:pPr>
             <w:r>
               <w:rPr>
@@ -2666,6 +2774,7 @@
             <w:pPr>
               <w:keepNext w:val="0"/>
               <w:spacing w:line="240" w:lineRule="auto" w:before="0" w:after="0"/>
+              <w:jc w:val="left"/>
             </w:pPr>
             <w:r>
               <w:rPr>
@@ -2693,6 +2802,7 @@
             <w:pPr>
               <w:keepNext w:val="0"/>
               <w:spacing w:line="240" w:lineRule="auto" w:before="0" w:after="0"/>
+              <w:jc w:val="left"/>
             </w:pPr>
             <w:r>
               <w:rPr>
@@ -2720,6 +2830,7 @@
             <w:pPr>
               <w:keepNext w:val="0"/>
               <w:spacing w:line="240" w:lineRule="auto" w:before="0" w:after="0"/>
+              <w:jc w:val="left"/>
             </w:pPr>
             <w:r>
               <w:rPr>
@@ -2747,6 +2858,7 @@
             <w:pPr>
               <w:keepNext w:val="0"/>
               <w:spacing w:line="240" w:lineRule="auto" w:before="0" w:after="0"/>
+              <w:jc w:val="left"/>
             </w:pPr>
             <w:r>
               <w:rPr>
@@ -2774,6 +2886,7 @@
             <w:pPr>
               <w:keepNext w:val="0"/>
               <w:spacing w:line="240" w:lineRule="auto" w:before="0" w:after="0"/>
+              <w:jc w:val="left"/>
             </w:pPr>
             <w:r>
               <w:rPr>
@@ -2801,6 +2914,7 @@
             <w:pPr>
               <w:keepNext w:val="0"/>
               <w:spacing w:line="240" w:lineRule="auto" w:before="0" w:after="0"/>
+              <w:jc w:val="left"/>
             </w:pPr>
             <w:r>
               <w:rPr>
@@ -2828,6 +2942,7 @@
             <w:pPr>
               <w:keepNext w:val="0"/>
               <w:spacing w:line="240" w:lineRule="auto" w:before="0" w:after="0"/>
+              <w:jc w:val="left"/>
             </w:pPr>
             <w:r>
               <w:rPr>
@@ -2855,6 +2970,7 @@
             <w:pPr>
               <w:keepNext w:val="0"/>
               <w:spacing w:line="240" w:lineRule="auto" w:before="0" w:after="0"/>
+              <w:jc w:val="left"/>
             </w:pPr>
             <w:r>
               <w:rPr>
@@ -2886,12 +3002,13 @@
             <w:pPr>
               <w:keepNext w:val="0"/>
               <w:spacing w:line="240" w:lineRule="auto" w:before="0" w:after="0"/>
-            </w:pPr>
-            <w:r>
-              <w:rPr>
+              <w:jc w:val="left"/>
+            </w:pPr>
+            <w:r>
+              <w:rPr>
+                <w:iCs/>
                 <w:rFonts w:ascii="Times New Roman" w:hAnsi="Times New Roman"/>
                 <w:i/>
-                <w:iCs/>
                 <w:sz w:val="19"/>
               </w:rPr>
               <w:t xml:space="preserve">TNFSF14</w:t>
@@ -2913,6 +3030,7 @@
             <w:pPr>
               <w:keepNext w:val="0"/>
               <w:spacing w:line="240" w:lineRule="auto" w:before="0" w:after="0"/>
+              <w:jc w:val="left"/>
             </w:pPr>
             <w:r>
               <w:rPr>
@@ -2938,6 +3056,7 @@
             <w:pPr>
               <w:keepNext w:val="0"/>
               <w:spacing w:line="240" w:lineRule="auto" w:before="0" w:after="0"/>
+              <w:jc w:val="left"/>
             </w:pPr>
             <w:r>
               <w:rPr>
@@ -2963,6 +3082,7 @@
             <w:pPr>
               <w:keepNext w:val="0"/>
               <w:spacing w:line="240" w:lineRule="auto" w:before="0" w:after="0"/>
+              <w:jc w:val="left"/>
             </w:pPr>
             <w:r>
               <w:rPr>
@@ -2988,6 +3108,7 @@
             <w:pPr>
               <w:keepNext w:val="0"/>
               <w:spacing w:line="240" w:lineRule="auto" w:before="0" w:after="0"/>
+              <w:jc w:val="left"/>
             </w:pPr>
             <w:r>
               <w:rPr>
@@ -3013,6 +3134,7 @@
             <w:pPr>
               <w:keepNext w:val="0"/>
               <w:spacing w:line="240" w:lineRule="auto" w:before="0" w:after="0"/>
+              <w:jc w:val="left"/>
             </w:pPr>
             <w:r>
               <w:rPr>
@@ -3038,6 +3160,7 @@
             <w:pPr>
               <w:keepNext w:val="0"/>
               <w:spacing w:line="240" w:lineRule="auto" w:before="0" w:after="0"/>
+              <w:jc w:val="left"/>
             </w:pPr>
             <w:r>
               <w:rPr>
@@ -3063,6 +3186,7 @@
             <w:pPr>
               <w:keepNext w:val="0"/>
               <w:spacing w:line="240" w:lineRule="auto" w:before="0" w:after="0"/>
+              <w:jc w:val="left"/>
             </w:pPr>
             <w:r>
               <w:rPr>
@@ -3088,6 +3212,7 @@
             <w:pPr>
               <w:keepNext w:val="0"/>
               <w:spacing w:line="240" w:lineRule="auto" w:before="0" w:after="0"/>
+              <w:jc w:val="left"/>
             </w:pPr>
             <w:r>
               <w:rPr>
@@ -3113,6 +3238,7 @@
             <w:pPr>
               <w:keepNext w:val="0"/>
               <w:spacing w:line="240" w:lineRule="auto" w:before="0" w:after="0"/>
+              <w:jc w:val="left"/>
             </w:pPr>
             <w:r>
               <w:rPr>
@@ -3138,6 +3264,7 @@
             <w:pPr>
               <w:keepNext w:val="0"/>
               <w:spacing w:line="240" w:lineRule="auto" w:before="0" w:after="0"/>
+              <w:jc w:val="left"/>
             </w:pPr>
             <w:r>
               <w:rPr>
@@ -3168,12 +3295,13 @@
             <w:pPr>
               <w:keepNext w:val="0"/>
               <w:spacing w:line="240" w:lineRule="auto" w:before="0" w:after="0"/>
-            </w:pPr>
-            <w:r>
-              <w:rPr>
+              <w:jc w:val="left"/>
+            </w:pPr>
+            <w:r>
+              <w:rPr>
+                <w:iCs/>
                 <w:rFonts w:ascii="Times New Roman" w:hAnsi="Times New Roman"/>
                 <w:i/>
-                <w:iCs/>
                 <w:sz w:val="19"/>
               </w:rPr>
               <w:t xml:space="preserve">TNFSF14</w:t>
@@ -3195,6 +3323,7 @@
             <w:pPr>
               <w:keepNext w:val="0"/>
               <w:spacing w:line="240" w:lineRule="auto" w:before="0" w:after="0"/>
+              <w:jc w:val="left"/>
             </w:pPr>
             <w:r>
               <w:rPr>
@@ -3220,6 +3349,7 @@
             <w:pPr>
               <w:keepNext w:val="0"/>
               <w:spacing w:line="240" w:lineRule="auto" w:before="0" w:after="0"/>
+              <w:jc w:val="left"/>
             </w:pPr>
             <w:r>
               <w:rPr>
@@ -3245,6 +3375,7 @@
             <w:pPr>
               <w:keepNext w:val="0"/>
               <w:spacing w:line="240" w:lineRule="auto" w:before="0" w:after="0"/>
+              <w:jc w:val="left"/>
             </w:pPr>
             <w:r>
               <w:rPr>
@@ -3270,6 +3401,7 @@
             <w:pPr>
               <w:keepNext w:val="0"/>
               <w:spacing w:line="240" w:lineRule="auto" w:before="0" w:after="0"/>
+              <w:jc w:val="left"/>
             </w:pPr>
             <w:r>
               <w:rPr>
@@ -3295,6 +3427,7 @@
             <w:pPr>
               <w:keepNext w:val="0"/>
               <w:spacing w:line="240" w:lineRule="auto" w:before="0" w:after="0"/>
+              <w:jc w:val="left"/>
             </w:pPr>
             <w:r>
               <w:rPr>
@@ -3320,6 +3453,7 @@
             <w:pPr>
               <w:keepNext w:val="0"/>
               <w:spacing w:line="240" w:lineRule="auto" w:before="0" w:after="0"/>
+              <w:jc w:val="left"/>
             </w:pPr>
             <w:r>
               <w:rPr>
@@ -3345,6 +3479,7 @@
             <w:pPr>
               <w:keepNext w:val="0"/>
               <w:spacing w:line="240" w:lineRule="auto" w:before="0" w:after="0"/>
+              <w:jc w:val="left"/>
             </w:pPr>
             <w:r>
               <w:rPr>
@@ -3370,6 +3505,7 @@
             <w:pPr>
               <w:keepNext w:val="0"/>
               <w:spacing w:line="240" w:lineRule="auto" w:before="0" w:after="0"/>
+              <w:jc w:val="left"/>
             </w:pPr>
             <w:r>
               <w:rPr>
@@ -3395,6 +3531,7 @@
             <w:pPr>
               <w:keepNext w:val="0"/>
               <w:spacing w:line="240" w:lineRule="auto" w:before="0" w:after="0"/>
+              <w:jc w:val="left"/>
             </w:pPr>
             <w:r>
               <w:rPr>
@@ -3420,6 +3557,7 @@
             <w:pPr>
               <w:keepNext w:val="0"/>
               <w:spacing w:line="240" w:lineRule="auto" w:before="0" w:after="0"/>
+              <w:jc w:val="left"/>
             </w:pPr>
             <w:r>
               <w:rPr>
@@ -3450,12 +3588,13 @@
             <w:pPr>
               <w:keepNext w:val="0"/>
               <w:spacing w:line="240" w:lineRule="auto" w:before="0" w:after="0"/>
-            </w:pPr>
-            <w:r>
-              <w:rPr>
+              <w:jc w:val="left"/>
+            </w:pPr>
+            <w:r>
+              <w:rPr>
+                <w:iCs/>
                 <w:rFonts w:ascii="Times New Roman" w:hAnsi="Times New Roman"/>
                 <w:i/>
-                <w:iCs/>
                 <w:sz w:val="19"/>
               </w:rPr>
               <w:t xml:space="preserve">TNFSF14</w:t>
@@ -3477,6 +3616,7 @@
             <w:pPr>
               <w:keepNext w:val="0"/>
               <w:spacing w:line="240" w:lineRule="auto" w:before="0" w:after="0"/>
+              <w:jc w:val="left"/>
             </w:pPr>
             <w:r>
               <w:rPr>
@@ -3502,6 +3642,7 @@
             <w:pPr>
               <w:keepNext w:val="0"/>
               <w:spacing w:line="240" w:lineRule="auto" w:before="0" w:after="0"/>
+              <w:jc w:val="left"/>
             </w:pPr>
             <w:r>
               <w:rPr>
@@ -3527,6 +3668,7 @@
             <w:pPr>
               <w:keepNext w:val="0"/>
               <w:spacing w:line="240" w:lineRule="auto" w:before="0" w:after="0"/>
+              <w:jc w:val="left"/>
             </w:pPr>
             <w:r>
               <w:rPr>
@@ -3552,6 +3694,7 @@
             <w:pPr>
               <w:keepNext w:val="0"/>
               <w:spacing w:line="240" w:lineRule="auto" w:before="0" w:after="0"/>
+              <w:jc w:val="left"/>
             </w:pPr>
             <w:r>
               <w:rPr>
@@ -3577,6 +3720,7 @@
             <w:pPr>
               <w:keepNext w:val="0"/>
               <w:spacing w:line="240" w:lineRule="auto" w:before="0" w:after="0"/>
+              <w:jc w:val="left"/>
             </w:pPr>
             <w:r>
               <w:rPr>
@@ -3602,6 +3746,7 @@
             <w:pPr>
               <w:keepNext w:val="0"/>
               <w:spacing w:line="240" w:lineRule="auto" w:before="0" w:after="0"/>
+              <w:jc w:val="left"/>
             </w:pPr>
             <w:r>
               <w:rPr>
@@ -3627,6 +3772,7 @@
             <w:pPr>
               <w:keepNext w:val="0"/>
               <w:spacing w:line="240" w:lineRule="auto" w:before="0" w:after="0"/>
+              <w:jc w:val="left"/>
             </w:pPr>
             <w:r>
               <w:rPr>
@@ -3652,6 +3798,7 @@
             <w:pPr>
               <w:keepNext w:val="0"/>
               <w:spacing w:line="240" w:lineRule="auto" w:before="0" w:after="0"/>
+              <w:jc w:val="left"/>
             </w:pPr>
             <w:r>
               <w:rPr>
@@ -3677,6 +3824,7 @@
             <w:pPr>
               <w:keepNext w:val="0"/>
               <w:spacing w:line="240" w:lineRule="auto" w:before="0" w:after="0"/>
+              <w:jc w:val="left"/>
             </w:pPr>
             <w:r>
               <w:rPr>
@@ -3702,6 +3850,7 @@
             <w:pPr>
               <w:keepNext w:val="0"/>
               <w:spacing w:line="240" w:lineRule="auto" w:before="0" w:after="0"/>
+              <w:jc w:val="left"/>
             </w:pPr>
             <w:r>
               <w:rPr>
@@ -3732,12 +3881,13 @@
             <w:pPr>
               <w:keepNext w:val="0"/>
               <w:spacing w:line="240" w:lineRule="auto" w:before="0" w:after="0"/>
-            </w:pPr>
-            <w:r>
-              <w:rPr>
+              <w:jc w:val="left"/>
+            </w:pPr>
+            <w:r>
+              <w:rPr>
+                <w:iCs/>
                 <w:rFonts w:ascii="Times New Roman" w:hAnsi="Times New Roman"/>
                 <w:i/>
-                <w:iCs/>
                 <w:sz w:val="19"/>
               </w:rPr>
               <w:t xml:space="preserve">IFNGR1</w:t>
@@ -3759,6 +3909,7 @@
             <w:pPr>
               <w:keepNext w:val="0"/>
               <w:spacing w:line="240" w:lineRule="auto" w:before="0" w:after="0"/>
+              <w:jc w:val="left"/>
             </w:pPr>
             <w:r>
               <w:rPr>
@@ -3784,6 +3935,7 @@
             <w:pPr>
               <w:keepNext w:val="0"/>
               <w:spacing w:line="240" w:lineRule="auto" w:before="0" w:after="0"/>
+              <w:jc w:val="left"/>
             </w:pPr>
             <w:r>
               <w:rPr>
@@ -3809,6 +3961,7 @@
             <w:pPr>
               <w:keepNext w:val="0"/>
               <w:spacing w:line="240" w:lineRule="auto" w:before="0" w:after="0"/>
+              <w:jc w:val="left"/>
             </w:pPr>
             <w:r>
               <w:rPr>
@@ -3834,6 +3987,7 @@
             <w:pPr>
               <w:keepNext w:val="0"/>
               <w:spacing w:line="240" w:lineRule="auto" w:before="0" w:after="0"/>
+              <w:jc w:val="left"/>
             </w:pPr>
             <w:r>
               <w:rPr>
@@ -3859,6 +4013,7 @@
             <w:pPr>
               <w:keepNext w:val="0"/>
               <w:spacing w:line="240" w:lineRule="auto" w:before="0" w:after="0"/>
+              <w:jc w:val="left"/>
             </w:pPr>
             <w:r>
               <w:rPr>
@@ -3884,6 +4039,7 @@
             <w:pPr>
               <w:keepNext w:val="0"/>
               <w:spacing w:line="240" w:lineRule="auto" w:before="0" w:after="0"/>
+              <w:jc w:val="left"/>
             </w:pPr>
             <w:r>
               <w:rPr>
@@ -3909,6 +4065,7 @@
             <w:pPr>
               <w:keepNext w:val="0"/>
               <w:spacing w:line="240" w:lineRule="auto" w:before="0" w:after="0"/>
+              <w:jc w:val="left"/>
             </w:pPr>
             <w:r>
               <w:rPr>
@@ -3934,6 +4091,7 @@
             <w:pPr>
               <w:keepNext w:val="0"/>
               <w:spacing w:line="240" w:lineRule="auto" w:before="0" w:after="0"/>
+              <w:jc w:val="left"/>
             </w:pPr>
             <w:r>
               <w:rPr>
@@ -3959,6 +4117,7 @@
             <w:pPr>
               <w:keepNext w:val="0"/>
               <w:spacing w:line="240" w:lineRule="auto" w:before="0" w:after="0"/>
+              <w:jc w:val="left"/>
             </w:pPr>
             <w:r>
               <w:rPr>
@@ -3984,6 +4143,7 @@
             <w:pPr>
               <w:keepNext w:val="0"/>
               <w:spacing w:line="240" w:lineRule="auto" w:before="0" w:after="0"/>
+              <w:jc w:val="left"/>
             </w:pPr>
             <w:r>
               <w:rPr>
@@ -4014,12 +4174,13 @@
             <w:pPr>
               <w:keepNext w:val="0"/>
               <w:spacing w:line="240" w:lineRule="auto" w:before="0" w:after="0"/>
-            </w:pPr>
-            <w:r>
-              <w:rPr>
+              <w:jc w:val="left"/>
+            </w:pPr>
+            <w:r>
+              <w:rPr>
+                <w:iCs/>
                 <w:rFonts w:ascii="Times New Roman" w:hAnsi="Times New Roman"/>
                 <w:i/>
-                <w:iCs/>
                 <w:sz w:val="19"/>
               </w:rPr>
               <w:t xml:space="preserve">IFNGR1</w:t>
@@ -4041,6 +4202,7 @@
             <w:pPr>
               <w:keepNext w:val="0"/>
               <w:spacing w:line="240" w:lineRule="auto" w:before="0" w:after="0"/>
+              <w:jc w:val="left"/>
             </w:pPr>
             <w:r>
               <w:rPr>
@@ -4066,6 +4228,7 @@
             <w:pPr>
               <w:keepNext w:val="0"/>
               <w:spacing w:line="240" w:lineRule="auto" w:before="0" w:after="0"/>
+              <w:jc w:val="left"/>
             </w:pPr>
             <w:r>
               <w:rPr>
@@ -4091,6 +4254,7 @@
             <w:pPr>
               <w:keepNext w:val="0"/>
               <w:spacing w:line="240" w:lineRule="auto" w:before="0" w:after="0"/>
+              <w:jc w:val="left"/>
             </w:pPr>
             <w:r>
               <w:rPr>
@@ -4116,6 +4280,7 @@
             <w:pPr>
               <w:keepNext w:val="0"/>
               <w:spacing w:line="240" w:lineRule="auto" w:before="0" w:after="0"/>
+              <w:jc w:val="left"/>
             </w:pPr>
             <w:r>
               <w:rPr>
@@ -4141,6 +4306,7 @@
             <w:pPr>
               <w:keepNext w:val="0"/>
               <w:spacing w:line="240" w:lineRule="auto" w:before="0" w:after="0"/>
+              <w:jc w:val="left"/>
             </w:pPr>
             <w:r>
               <w:rPr>
@@ -4166,6 +4332,7 @@
             <w:pPr>
               <w:keepNext w:val="0"/>
               <w:spacing w:line="240" w:lineRule="auto" w:before="0" w:after="0"/>
+              <w:jc w:val="left"/>
             </w:pPr>
             <w:r>
               <w:rPr>
@@ -4191,6 +4358,7 @@
             <w:pPr>
               <w:keepNext w:val="0"/>
               <w:spacing w:line="240" w:lineRule="auto" w:before="0" w:after="0"/>
+              <w:jc w:val="left"/>
             </w:pPr>
             <w:r>
               <w:rPr>
@@ -4216,6 +4384,7 @@
             <w:pPr>
               <w:keepNext w:val="0"/>
               <w:spacing w:line="240" w:lineRule="auto" w:before="0" w:after="0"/>
+              <w:jc w:val="left"/>
             </w:pPr>
             <w:r>
               <w:rPr>
@@ -4241,6 +4410,7 @@
             <w:pPr>
               <w:keepNext w:val="0"/>
               <w:spacing w:line="240" w:lineRule="auto" w:before="0" w:after="0"/>
+              <w:jc w:val="left"/>
             </w:pPr>
             <w:r>
               <w:rPr>
@@ -4266,6 +4436,7 @@
             <w:pPr>
               <w:keepNext w:val="0"/>
               <w:spacing w:line="240" w:lineRule="auto" w:before="0" w:after="0"/>
+              <w:jc w:val="left"/>
             </w:pPr>
             <w:r>
               <w:rPr>
@@ -4296,12 +4467,13 @@
             <w:pPr>
               <w:keepNext w:val="0"/>
               <w:spacing w:line="240" w:lineRule="auto" w:before="0" w:after="0"/>
-            </w:pPr>
-            <w:r>
-              <w:rPr>
+              <w:jc w:val="left"/>
+            </w:pPr>
+            <w:r>
+              <w:rPr>
+                <w:iCs/>
                 <w:rFonts w:ascii="Times New Roman" w:hAnsi="Times New Roman"/>
                 <w:i/>
-                <w:iCs/>
                 <w:sz w:val="19"/>
               </w:rPr>
               <w:t xml:space="preserve">IFNGR1</w:t>
@@ -4323,6 +4495,7 @@
             <w:pPr>
               <w:keepNext w:val="0"/>
               <w:spacing w:line="240" w:lineRule="auto" w:before="0" w:after="0"/>
+              <w:jc w:val="left"/>
             </w:pPr>
             <w:r>
               <w:rPr>
@@ -4348,6 +4521,7 @@
             <w:pPr>
               <w:keepNext w:val="0"/>
               <w:spacing w:line="240" w:lineRule="auto" w:before="0" w:after="0"/>
+              <w:jc w:val="left"/>
             </w:pPr>
             <w:r>
               <w:rPr>
@@ -4373,6 +4547,7 @@
             <w:pPr>
               <w:keepNext w:val="0"/>
               <w:spacing w:line="240" w:lineRule="auto" w:before="0" w:after="0"/>
+              <w:jc w:val="left"/>
             </w:pPr>
             <w:r>
               <w:rPr>
@@ -4398,6 +4573,7 @@
             <w:pPr>
               <w:keepNext w:val="0"/>
               <w:spacing w:line="240" w:lineRule="auto" w:before="0" w:after="0"/>
+              <w:jc w:val="left"/>
             </w:pPr>
             <w:r>
               <w:rPr>
@@ -4423,6 +4599,7 @@
             <w:pPr>
               <w:keepNext w:val="0"/>
               <w:spacing w:line="240" w:lineRule="auto" w:before="0" w:after="0"/>
+              <w:jc w:val="left"/>
             </w:pPr>
             <w:r>
               <w:rPr>
@@ -4448,6 +4625,7 @@
             <w:pPr>
               <w:keepNext w:val="0"/>
               <w:spacing w:line="240" w:lineRule="auto" w:before="0" w:after="0"/>
+              <w:jc w:val="left"/>
             </w:pPr>
             <w:r>
               <w:rPr>
@@ -4473,6 +4651,7 @@
             <w:pPr>
               <w:keepNext w:val="0"/>
               <w:spacing w:line="240" w:lineRule="auto" w:before="0" w:after="0"/>
+              <w:jc w:val="left"/>
             </w:pPr>
             <w:r>
               <w:rPr>
@@ -4498,6 +4677,7 @@
             <w:pPr>
               <w:keepNext w:val="0"/>
               <w:spacing w:line="240" w:lineRule="auto" w:before="0" w:after="0"/>
+              <w:jc w:val="left"/>
             </w:pPr>
             <w:r>
               <w:rPr>
@@ -4523,6 +4703,7 @@
             <w:pPr>
               <w:keepNext w:val="0"/>
               <w:spacing w:line="240" w:lineRule="auto" w:before="0" w:after="0"/>
+              <w:jc w:val="left"/>
             </w:pPr>
             <w:r>
               <w:rPr>
@@ -4548,6 +4729,7 @@
             <w:pPr>
               <w:keepNext w:val="0"/>
               <w:spacing w:line="240" w:lineRule="auto" w:before="0" w:after="0"/>
+              <w:jc w:val="left"/>
             </w:pPr>
             <w:r>
               <w:rPr>
@@ -4578,12 +4760,13 @@
             <w:pPr>
               <w:keepNext w:val="0"/>
               <w:spacing w:line="240" w:lineRule="auto" w:before="0" w:after="0"/>
-            </w:pPr>
-            <w:r>
-              <w:rPr>
+              <w:jc w:val="left"/>
+            </w:pPr>
+            <w:r>
+              <w:rPr>
+                <w:iCs/>
                 <w:rFonts w:ascii="Times New Roman" w:hAnsi="Times New Roman"/>
                 <w:i/>
-                <w:iCs/>
                 <w:sz w:val="19"/>
               </w:rPr>
               <w:t xml:space="preserve">MAPKAPK5</w:t>
@@ -4605,6 +4788,7 @@
             <w:pPr>
               <w:keepNext w:val="0"/>
               <w:spacing w:line="240" w:lineRule="auto" w:before="0" w:after="0"/>
+              <w:jc w:val="left"/>
             </w:pPr>
             <w:r>
               <w:rPr>
@@ -4630,6 +4814,7 @@
             <w:pPr>
               <w:keepNext w:val="0"/>
               <w:spacing w:line="240" w:lineRule="auto" w:before="0" w:after="0"/>
+              <w:jc w:val="left"/>
             </w:pPr>
             <w:r>
               <w:rPr>
@@ -4655,6 +4840,7 @@
             <w:pPr>
               <w:keepNext w:val="0"/>
               <w:spacing w:line="240" w:lineRule="auto" w:before="0" w:after="0"/>
+              <w:jc w:val="left"/>
             </w:pPr>
             <w:r>
               <w:rPr>
@@ -4680,6 +4866,7 @@
             <w:pPr>
               <w:keepNext w:val="0"/>
               <w:spacing w:line="240" w:lineRule="auto" w:before="0" w:after="0"/>
+              <w:jc w:val="left"/>
             </w:pPr>
             <w:r>
               <w:rPr>
@@ -4705,6 +4892,7 @@
             <w:pPr>
               <w:keepNext w:val="0"/>
               <w:spacing w:line="240" w:lineRule="auto" w:before="0" w:after="0"/>
+              <w:jc w:val="left"/>
             </w:pPr>
             <w:r>
               <w:rPr>
@@ -4730,6 +4918,7 @@
             <w:pPr>
               <w:keepNext w:val="0"/>
               <w:spacing w:line="240" w:lineRule="auto" w:before="0" w:after="0"/>
+              <w:jc w:val="left"/>
             </w:pPr>
             <w:r>
               <w:rPr>
@@ -4755,6 +4944,7 @@
             <w:pPr>
               <w:keepNext w:val="0"/>
               <w:spacing w:line="240" w:lineRule="auto" w:before="0" w:after="0"/>
+              <w:jc w:val="left"/>
             </w:pPr>
             <w:r>
               <w:rPr>
@@ -4780,6 +4970,7 @@
             <w:pPr>
               <w:keepNext w:val="0"/>
               <w:spacing w:line="240" w:lineRule="auto" w:before="0" w:after="0"/>
+              <w:jc w:val="left"/>
             </w:pPr>
             <w:r>
               <w:rPr>
@@ -4805,6 +4996,7 @@
             <w:pPr>
               <w:keepNext w:val="0"/>
               <w:spacing w:line="240" w:lineRule="auto" w:before="0" w:after="0"/>
+              <w:jc w:val="left"/>
             </w:pPr>
             <w:r>
               <w:rPr>
@@ -4830,6 +5022,7 @@
             <w:pPr>
               <w:keepNext w:val="0"/>
               <w:spacing w:line="240" w:lineRule="auto" w:before="0" w:after="0"/>
+              <w:jc w:val="left"/>
             </w:pPr>
             <w:r>
               <w:rPr>
@@ -4860,12 +5053,13 @@
             <w:pPr>
               <w:keepNext w:val="0"/>
               <w:spacing w:line="240" w:lineRule="auto" w:before="0" w:after="0"/>
-            </w:pPr>
-            <w:r>
-              <w:rPr>
+              <w:jc w:val="left"/>
+            </w:pPr>
+            <w:r>
+              <w:rPr>
+                <w:iCs/>
                 <w:rFonts w:ascii="Times New Roman" w:hAnsi="Times New Roman"/>
                 <w:i/>
-                <w:iCs/>
                 <w:sz w:val="19"/>
               </w:rPr>
               <w:t xml:space="preserve">MAPKAPK5</w:t>
@@ -4887,6 +5081,7 @@
             <w:pPr>
               <w:keepNext w:val="0"/>
               <w:spacing w:line="240" w:lineRule="auto" w:before="0" w:after="0"/>
+              <w:jc w:val="left"/>
             </w:pPr>
             <w:r>
               <w:rPr>
@@ -4912,6 +5107,7 @@
             <w:pPr>
               <w:keepNext w:val="0"/>
               <w:spacing w:line="240" w:lineRule="auto" w:before="0" w:after="0"/>
+              <w:jc w:val="left"/>
             </w:pPr>
             <w:r>
               <w:rPr>
@@ -4937,6 +5133,7 @@
             <w:pPr>
               <w:keepNext w:val="0"/>
               <w:spacing w:line="240" w:lineRule="auto" w:before="0" w:after="0"/>
+              <w:jc w:val="left"/>
             </w:pPr>
             <w:r>
               <w:rPr>
@@ -4962,6 +5159,7 @@
             <w:pPr>
               <w:keepNext w:val="0"/>
               <w:spacing w:line="240" w:lineRule="auto" w:before="0" w:after="0"/>
+              <w:jc w:val="left"/>
             </w:pPr>
             <w:r>
               <w:rPr>
@@ -4987,6 +5185,7 @@
             <w:pPr>
               <w:keepNext w:val="0"/>
               <w:spacing w:line="240" w:lineRule="auto" w:before="0" w:after="0"/>
+              <w:jc w:val="left"/>
             </w:pPr>
             <w:r>
               <w:rPr>
@@ -5012,6 +5211,7 @@
             <w:pPr>
               <w:keepNext w:val="0"/>
               <w:spacing w:line="240" w:lineRule="auto" w:before="0" w:after="0"/>
+              <w:jc w:val="left"/>
             </w:pPr>
             <w:r>
               <w:rPr>
@@ -5037,6 +5237,7 @@
             <w:pPr>
               <w:keepNext w:val="0"/>
               <w:spacing w:line="240" w:lineRule="auto" w:before="0" w:after="0"/>
+              <w:jc w:val="left"/>
             </w:pPr>
             <w:r>
               <w:rPr>
@@ -5062,6 +5263,7 @@
             <w:pPr>
               <w:keepNext w:val="0"/>
               <w:spacing w:line="240" w:lineRule="auto" w:before="0" w:after="0"/>
+              <w:jc w:val="left"/>
             </w:pPr>
             <w:r>
               <w:rPr>
@@ -5087,6 +5289,7 @@
             <w:pPr>
               <w:keepNext w:val="0"/>
               <w:spacing w:line="240" w:lineRule="auto" w:before="0" w:after="0"/>
+              <w:jc w:val="left"/>
             </w:pPr>
             <w:r>
               <w:rPr>
@@ -5112,6 +5315,7 @@
             <w:pPr>
               <w:keepNext w:val="0"/>
               <w:spacing w:line="240" w:lineRule="auto" w:before="0" w:after="0"/>
+              <w:jc w:val="left"/>
             </w:pPr>
             <w:r>
               <w:rPr>
@@ -5142,12 +5346,13 @@
             <w:pPr>
               <w:keepNext w:val="0"/>
               <w:spacing w:line="240" w:lineRule="auto" w:before="0" w:after="0"/>
-            </w:pPr>
-            <w:r>
-              <w:rPr>
+              <w:jc w:val="left"/>
+            </w:pPr>
+            <w:r>
+              <w:rPr>
+                <w:iCs/>
                 <w:rFonts w:ascii="Times New Roman" w:hAnsi="Times New Roman"/>
                 <w:i/>
-                <w:iCs/>
                 <w:sz w:val="19"/>
               </w:rPr>
               <w:t xml:space="preserve">MAPKAPK5</w:t>
@@ -5169,6 +5374,7 @@
             <w:pPr>
               <w:keepNext w:val="0"/>
               <w:spacing w:line="240" w:lineRule="auto" w:before="0" w:after="0"/>
+              <w:jc w:val="left"/>
             </w:pPr>
             <w:r>
               <w:rPr>
@@ -5194,6 +5400,7 @@
             <w:pPr>
               <w:keepNext w:val="0"/>
               <w:spacing w:line="240" w:lineRule="auto" w:before="0" w:after="0"/>
+              <w:jc w:val="left"/>
             </w:pPr>
             <w:r>
               <w:rPr>
@@ -5219,6 +5426,7 @@
             <w:pPr>
               <w:keepNext w:val="0"/>
               <w:spacing w:line="240" w:lineRule="auto" w:before="0" w:after="0"/>
+              <w:jc w:val="left"/>
             </w:pPr>
             <w:r>
               <w:rPr>
@@ -5244,6 +5452,7 @@
             <w:pPr>
               <w:keepNext w:val="0"/>
               <w:spacing w:line="240" w:lineRule="auto" w:before="0" w:after="0"/>
+              <w:jc w:val="left"/>
             </w:pPr>
             <w:r>
               <w:rPr>
@@ -5269,6 +5478,7 @@
             <w:pPr>
               <w:keepNext w:val="0"/>
               <w:spacing w:line="240" w:lineRule="auto" w:before="0" w:after="0"/>
+              <w:jc w:val="left"/>
             </w:pPr>
             <w:r>
               <w:rPr>
@@ -5294,6 +5504,7 @@
             <w:pPr>
               <w:keepNext w:val="0"/>
               <w:spacing w:line="240" w:lineRule="auto" w:before="0" w:after="0"/>
+              <w:jc w:val="left"/>
             </w:pPr>
             <w:r>
               <w:rPr>
@@ -5319,6 +5530,7 @@
             <w:pPr>
               <w:keepNext w:val="0"/>
               <w:spacing w:line="240" w:lineRule="auto" w:before="0" w:after="0"/>
+              <w:jc w:val="left"/>
             </w:pPr>
             <w:r>
               <w:rPr>
@@ -5344,6 +5556,7 @@
             <w:pPr>
               <w:keepNext w:val="0"/>
               <w:spacing w:line="240" w:lineRule="auto" w:before="0" w:after="0"/>
+              <w:jc w:val="left"/>
             </w:pPr>
             <w:r>
               <w:rPr>
@@ -5369,6 +5582,7 @@
             <w:pPr>
               <w:keepNext w:val="0"/>
               <w:spacing w:line="240" w:lineRule="auto" w:before="0" w:after="0"/>
+              <w:jc w:val="left"/>
             </w:pPr>
             <w:r>
               <w:rPr>
@@ -5394,6 +5608,7 @@
             <w:pPr>
               <w:keepNext w:val="0"/>
               <w:spacing w:line="240" w:lineRule="auto" w:before="0" w:after="0"/>
+              <w:jc w:val="left"/>
             </w:pPr>
             <w:r>
               <w:rPr>
@@ -5424,12 +5639,13 @@
             <w:pPr>
               <w:keepNext w:val="0"/>
               <w:spacing w:line="240" w:lineRule="auto" w:before="0" w:after="0"/>
-            </w:pPr>
-            <w:r>
-              <w:rPr>
+              <w:jc w:val="left"/>
+            </w:pPr>
+            <w:r>
+              <w:rPr>
+                <w:iCs/>
                 <w:rFonts w:ascii="Times New Roman" w:hAnsi="Times New Roman"/>
                 <w:i/>
-                <w:iCs/>
                 <w:sz w:val="19"/>
               </w:rPr>
               <w:t xml:space="preserve">HSD3B7</w:t>
@@ -5451,6 +5667,7 @@
             <w:pPr>
               <w:keepNext w:val="0"/>
               <w:spacing w:line="240" w:lineRule="auto" w:before="0" w:after="0"/>
+              <w:jc w:val="left"/>
             </w:pPr>
             <w:r>
               <w:rPr>
@@ -5476,6 +5693,7 @@
             <w:pPr>
               <w:keepNext w:val="0"/>
               <w:spacing w:line="240" w:lineRule="auto" w:before="0" w:after="0"/>
+              <w:jc w:val="left"/>
             </w:pPr>
             <w:r>
               <w:rPr>
@@ -5501,6 +5719,7 @@
             <w:pPr>
               <w:keepNext w:val="0"/>
               <w:spacing w:line="240" w:lineRule="auto" w:before="0" w:after="0"/>
+              <w:jc w:val="left"/>
             </w:pPr>
             <w:r>
               <w:rPr>
@@ -5526,6 +5745,7 @@
             <w:pPr>
               <w:keepNext w:val="0"/>
               <w:spacing w:line="240" w:lineRule="auto" w:before="0" w:after="0"/>
+              <w:jc w:val="left"/>
             </w:pPr>
             <w:r>
               <w:rPr>
@@ -5551,6 +5771,7 @@
             <w:pPr>
               <w:keepNext w:val="0"/>
               <w:spacing w:line="240" w:lineRule="auto" w:before="0" w:after="0"/>
+              <w:jc w:val="left"/>
             </w:pPr>
             <w:r>
               <w:rPr>
@@ -5576,6 +5797,7 @@
             <w:pPr>
               <w:keepNext w:val="0"/>
               <w:spacing w:line="240" w:lineRule="auto" w:before="0" w:after="0"/>
+              <w:jc w:val="left"/>
             </w:pPr>
             <w:r>
               <w:rPr>
@@ -5601,6 +5823,7 @@
             <w:pPr>
               <w:keepNext w:val="0"/>
               <w:spacing w:line="240" w:lineRule="auto" w:before="0" w:after="0"/>
+              <w:jc w:val="left"/>
             </w:pPr>
             <w:r>
               <w:rPr>
@@ -5626,6 +5849,7 @@
             <w:pPr>
               <w:keepNext w:val="0"/>
               <w:spacing w:line="240" w:lineRule="auto" w:before="0" w:after="0"/>
+              <w:jc w:val="left"/>
             </w:pPr>
             <w:r>
               <w:rPr>
@@ -5651,6 +5875,7 @@
             <w:pPr>
               <w:keepNext w:val="0"/>
               <w:spacing w:line="240" w:lineRule="auto" w:before="0" w:after="0"/>
+              <w:jc w:val="left"/>
             </w:pPr>
             <w:r>
               <w:rPr>
@@ -5676,6 +5901,7 @@
             <w:pPr>
               <w:keepNext w:val="0"/>
               <w:spacing w:line="240" w:lineRule="auto" w:before="0" w:after="0"/>
+              <w:jc w:val="left"/>
             </w:pPr>
             <w:r>
               <w:rPr>
@@ -5706,12 +5932,13 @@
             <w:pPr>
               <w:keepNext w:val="0"/>
               <w:spacing w:line="240" w:lineRule="auto" w:before="0" w:after="0"/>
-            </w:pPr>
-            <w:r>
-              <w:rPr>
+              <w:jc w:val="left"/>
+            </w:pPr>
+            <w:r>
+              <w:rPr>
+                <w:iCs/>
                 <w:rFonts w:ascii="Times New Roman" w:hAnsi="Times New Roman"/>
                 <w:i/>
-                <w:iCs/>
                 <w:sz w:val="19"/>
               </w:rPr>
               <w:t xml:space="preserve">HSD3B7</w:t>
@@ -5733,6 +5960,7 @@
             <w:pPr>
               <w:keepNext w:val="0"/>
               <w:spacing w:line="240" w:lineRule="auto" w:before="0" w:after="0"/>
+              <w:jc w:val="left"/>
             </w:pPr>
             <w:r>
               <w:rPr>
@@ -5758,6 +5986,7 @@
             <w:pPr>
               <w:keepNext w:val="0"/>
               <w:spacing w:line="240" w:lineRule="auto" w:before="0" w:after="0"/>
+              <w:jc w:val="left"/>
             </w:pPr>
             <w:r>
               <w:rPr>
@@ -5783,6 +6012,7 @@
             <w:pPr>
               <w:keepNext w:val="0"/>
               <w:spacing w:line="240" w:lineRule="auto" w:before="0" w:after="0"/>
+              <w:jc w:val="left"/>
             </w:pPr>
             <w:r>
               <w:rPr>
@@ -5808,6 +6038,7 @@
             <w:pPr>
               <w:keepNext w:val="0"/>
               <w:spacing w:line="240" w:lineRule="auto" w:before="0" w:after="0"/>
+              <w:jc w:val="left"/>
             </w:pPr>
             <w:r>
               <w:rPr>
@@ -5833,6 +6064,7 @@
             <w:pPr>
               <w:keepNext w:val="0"/>
               <w:spacing w:line="240" w:lineRule="auto" w:before="0" w:after="0"/>
+              <w:jc w:val="left"/>
             </w:pPr>
             <w:r>
               <w:rPr>
@@ -5858,6 +6090,7 @@
             <w:pPr>
               <w:keepNext w:val="0"/>
               <w:spacing w:line="240" w:lineRule="auto" w:before="0" w:after="0"/>
+              <w:jc w:val="left"/>
             </w:pPr>
             <w:r>
               <w:rPr>
@@ -5883,6 +6116,7 @@
             <w:pPr>
               <w:keepNext w:val="0"/>
               <w:spacing w:line="240" w:lineRule="auto" w:before="0" w:after="0"/>
+              <w:jc w:val="left"/>
             </w:pPr>
             <w:r>
               <w:rPr>
@@ -5908,6 +6142,7 @@
             <w:pPr>
               <w:keepNext w:val="0"/>
               <w:spacing w:line="240" w:lineRule="auto" w:before="0" w:after="0"/>
+              <w:jc w:val="left"/>
             </w:pPr>
             <w:r>
               <w:rPr>
@@ -5933,6 +6168,7 @@
             <w:pPr>
               <w:keepNext w:val="0"/>
               <w:spacing w:line="240" w:lineRule="auto" w:before="0" w:after="0"/>
+              <w:jc w:val="left"/>
             </w:pPr>
             <w:r>
               <w:rPr>
@@ -5958,6 +6194,7 @@
             <w:pPr>
               <w:keepNext w:val="0"/>
               <w:spacing w:line="240" w:lineRule="auto" w:before="0" w:after="0"/>
+              <w:jc w:val="left"/>
             </w:pPr>
             <w:r>
               <w:rPr>
@@ -5988,12 +6225,13 @@
             <w:pPr>
               <w:keepNext w:val="0"/>
               <w:spacing w:line="240" w:lineRule="auto" w:before="0" w:after="0"/>
-            </w:pPr>
-            <w:r>
-              <w:rPr>
+              <w:jc w:val="left"/>
+            </w:pPr>
+            <w:r>
+              <w:rPr>
+                <w:iCs/>
                 <w:rFonts w:ascii="Times New Roman" w:hAnsi="Times New Roman"/>
                 <w:i/>
-                <w:iCs/>
                 <w:sz w:val="19"/>
               </w:rPr>
               <w:t xml:space="preserve">HSD3B7</w:t>
@@ -6015,6 +6253,7 @@
             <w:pPr>
               <w:keepNext w:val="0"/>
               <w:spacing w:line="240" w:lineRule="auto" w:before="0" w:after="0"/>
+              <w:jc w:val="left"/>
             </w:pPr>
             <w:r>
               <w:rPr>
@@ -6040,6 +6279,7 @@
             <w:pPr>
               <w:keepNext w:val="0"/>
               <w:spacing w:line="240" w:lineRule="auto" w:before="0" w:after="0"/>
+              <w:jc w:val="left"/>
             </w:pPr>
             <w:r>
               <w:rPr>
@@ -6065,6 +6305,7 @@
             <w:pPr>
               <w:keepNext w:val="0"/>
               <w:spacing w:line="240" w:lineRule="auto" w:before="0" w:after="0"/>
+              <w:jc w:val="left"/>
             </w:pPr>
             <w:r>
               <w:rPr>
@@ -6090,6 +6331,7 @@
             <w:pPr>
               <w:keepNext w:val="0"/>
               <w:spacing w:line="240" w:lineRule="auto" w:before="0" w:after="0"/>
+              <w:jc w:val="left"/>
             </w:pPr>
             <w:r>
               <w:rPr>
@@ -6115,6 +6357,7 @@
             <w:pPr>
               <w:keepNext w:val="0"/>
               <w:spacing w:line="240" w:lineRule="auto" w:before="0" w:after="0"/>
+              <w:jc w:val="left"/>
             </w:pPr>
             <w:r>
               <w:rPr>
@@ -6140,6 +6383,7 @@
             <w:pPr>
               <w:keepNext w:val="0"/>
               <w:spacing w:line="240" w:lineRule="auto" w:before="0" w:after="0"/>
+              <w:jc w:val="left"/>
             </w:pPr>
             <w:r>
               <w:rPr>
@@ -6165,6 +6409,7 @@
             <w:pPr>
               <w:keepNext w:val="0"/>
               <w:spacing w:line="240" w:lineRule="auto" w:before="0" w:after="0"/>
+              <w:jc w:val="left"/>
             </w:pPr>
             <w:r>
               <w:rPr>
@@ -6190,6 +6435,7 @@
             <w:pPr>
               <w:keepNext w:val="0"/>
               <w:spacing w:line="240" w:lineRule="auto" w:before="0" w:after="0"/>
+              <w:jc w:val="left"/>
             </w:pPr>
             <w:r>
               <w:rPr>
@@ -6215,6 +6461,7 @@
             <w:pPr>
               <w:keepNext w:val="0"/>
               <w:spacing w:line="240" w:lineRule="auto" w:before="0" w:after="0"/>
+              <w:jc w:val="left"/>
             </w:pPr>
             <w:r>
               <w:rPr>
@@ -6240,6 +6487,7 @@
             <w:pPr>
               <w:keepNext w:val="0"/>
               <w:spacing w:line="240" w:lineRule="auto" w:before="0" w:after="0"/>
+              <w:jc w:val="left"/>
             </w:pPr>
             <w:r>
               <w:rPr>
@@ -6270,12 +6518,13 @@
             <w:pPr>
               <w:keepNext w:val="0"/>
               <w:spacing w:line="240" w:lineRule="auto" w:before="0" w:after="0"/>
-            </w:pPr>
-            <w:r>
-              <w:rPr>
+              <w:jc w:val="left"/>
+            </w:pPr>
+            <w:r>
+              <w:rPr>
+                <w:iCs/>
                 <w:rFonts w:ascii="Times New Roman" w:hAnsi="Times New Roman"/>
                 <w:i/>
-                <w:iCs/>
                 <w:sz w:val="19"/>
               </w:rPr>
               <w:t xml:space="preserve">VKORC1</w:t>
@@ -6297,6 +6546,7 @@
             <w:pPr>
               <w:keepNext w:val="0"/>
               <w:spacing w:line="240" w:lineRule="auto" w:before="0" w:after="0"/>
+              <w:jc w:val="left"/>
             </w:pPr>
             <w:r>
               <w:rPr>
@@ -6322,6 +6572,7 @@
             <w:pPr>
               <w:keepNext w:val="0"/>
               <w:spacing w:line="240" w:lineRule="auto" w:before="0" w:after="0"/>
+              <w:jc w:val="left"/>
             </w:pPr>
             <w:r>
               <w:rPr>
@@ -6347,6 +6598,7 @@
             <w:pPr>
               <w:keepNext w:val="0"/>
               <w:spacing w:line="240" w:lineRule="auto" w:before="0" w:after="0"/>
+              <w:jc w:val="left"/>
             </w:pPr>
             <w:r>
               <w:rPr>
@@ -6372,6 +6624,7 @@
             <w:pPr>
               <w:keepNext w:val="0"/>
               <w:spacing w:line="240" w:lineRule="auto" w:before="0" w:after="0"/>
+              <w:jc w:val="left"/>
             </w:pPr>
             <w:r>
               <w:rPr>
@@ -6397,6 +6650,7 @@
             <w:pPr>
               <w:keepNext w:val="0"/>
               <w:spacing w:line="240" w:lineRule="auto" w:before="0" w:after="0"/>
+              <w:jc w:val="left"/>
             </w:pPr>
             <w:r>
               <w:rPr>
@@ -6422,6 +6676,7 @@
             <w:pPr>
               <w:keepNext w:val="0"/>
               <w:spacing w:line="240" w:lineRule="auto" w:before="0" w:after="0"/>
+              <w:jc w:val="left"/>
             </w:pPr>
             <w:r>
               <w:rPr>
@@ -6447,6 +6702,7 @@
             <w:pPr>
               <w:keepNext w:val="0"/>
               <w:spacing w:line="240" w:lineRule="auto" w:before="0" w:after="0"/>
+              <w:jc w:val="left"/>
             </w:pPr>
             <w:r>
               <w:rPr>
@@ -6472,6 +6728,7 @@
             <w:pPr>
               <w:keepNext w:val="0"/>
               <w:spacing w:line="240" w:lineRule="auto" w:before="0" w:after="0"/>
+              <w:jc w:val="left"/>
             </w:pPr>
             <w:r>
               <w:rPr>
@@ -6497,6 +6754,7 @@
             <w:pPr>
               <w:keepNext w:val="0"/>
               <w:spacing w:line="240" w:lineRule="auto" w:before="0" w:after="0"/>
+              <w:jc w:val="left"/>
             </w:pPr>
             <w:r>
               <w:rPr>
@@ -6522,6 +6780,7 @@
             <w:pPr>
               <w:keepNext w:val="0"/>
               <w:spacing w:line="240" w:lineRule="auto" w:before="0" w:after="0"/>
+              <w:jc w:val="left"/>
             </w:pPr>
             <w:r>
               <w:rPr>
@@ -6552,12 +6811,13 @@
             <w:pPr>
               <w:keepNext w:val="0"/>
               <w:spacing w:line="240" w:lineRule="auto" w:before="0" w:after="0"/>
-            </w:pPr>
-            <w:r>
-              <w:rPr>
+              <w:jc w:val="left"/>
+            </w:pPr>
+            <w:r>
+              <w:rPr>
+                <w:iCs/>
                 <w:rFonts w:ascii="Times New Roman" w:hAnsi="Times New Roman"/>
                 <w:i/>
-                <w:iCs/>
                 <w:sz w:val="19"/>
               </w:rPr>
               <w:t xml:space="preserve">VKORC1</w:t>
@@ -6579,6 +6839,7 @@
             <w:pPr>
               <w:keepNext w:val="0"/>
               <w:spacing w:line="240" w:lineRule="auto" w:before="0" w:after="0"/>
+              <w:jc w:val="left"/>
             </w:pPr>
             <w:r>
               <w:rPr>
@@ -6604,6 +6865,7 @@
             <w:pPr>
               <w:keepNext w:val="0"/>
               <w:spacing w:line="240" w:lineRule="auto" w:before="0" w:after="0"/>
+              <w:jc w:val="left"/>
             </w:pPr>
             <w:r>
               <w:rPr>
@@ -6629,6 +6891,7 @@
             <w:pPr>
               <w:keepNext w:val="0"/>
               <w:spacing w:line="240" w:lineRule="auto" w:before="0" w:after="0"/>
+              <w:jc w:val="left"/>
             </w:pPr>
             <w:r>
               <w:rPr>
@@ -6654,6 +6917,7 @@
             <w:pPr>
               <w:keepNext w:val="0"/>
               <w:spacing w:line="240" w:lineRule="auto" w:before="0" w:after="0"/>
+              <w:jc w:val="left"/>
             </w:pPr>
             <w:r>
               <w:rPr>
@@ -6679,6 +6943,7 @@
             <w:pPr>
               <w:keepNext w:val="0"/>
               <w:spacing w:line="240" w:lineRule="auto" w:before="0" w:after="0"/>
+              <w:jc w:val="left"/>
             </w:pPr>
             <w:r>
               <w:rPr>
@@ -6704,6 +6969,7 @@
             <w:pPr>
               <w:keepNext w:val="0"/>
               <w:spacing w:line="240" w:lineRule="auto" w:before="0" w:after="0"/>
+              <w:jc w:val="left"/>
             </w:pPr>
             <w:r>
               <w:rPr>
@@ -6729,6 +6995,7 @@
             <w:pPr>
               <w:keepNext w:val="0"/>
               <w:spacing w:line="240" w:lineRule="auto" w:before="0" w:after="0"/>
+              <w:jc w:val="left"/>
             </w:pPr>
             <w:r>
               <w:rPr>
@@ -6754,6 +7021,7 @@
             <w:pPr>
               <w:keepNext w:val="0"/>
               <w:spacing w:line="240" w:lineRule="auto" w:before="0" w:after="0"/>
+              <w:jc w:val="left"/>
             </w:pPr>
             <w:r>
               <w:rPr>
@@ -6779,6 +7047,7 @@
             <w:pPr>
               <w:keepNext w:val="0"/>
               <w:spacing w:line="240" w:lineRule="auto" w:before="0" w:after="0"/>
+              <w:jc w:val="left"/>
             </w:pPr>
             <w:r>
               <w:rPr>
@@ -6804,6 +7073,7 @@
             <w:pPr>
               <w:keepNext w:val="0"/>
               <w:spacing w:line="240" w:lineRule="auto" w:before="0" w:after="0"/>
+              <w:jc w:val="left"/>
             </w:pPr>
             <w:r>
               <w:rPr>
@@ -6834,12 +7104,13 @@
             <w:pPr>
               <w:keepNext w:val="0"/>
               <w:spacing w:line="240" w:lineRule="auto" w:before="0" w:after="0"/>
-            </w:pPr>
-            <w:r>
-              <w:rPr>
+              <w:jc w:val="left"/>
+            </w:pPr>
+            <w:r>
+              <w:rPr>
+                <w:iCs/>
                 <w:rFonts w:ascii="Times New Roman" w:hAnsi="Times New Roman"/>
                 <w:i/>
-                <w:iCs/>
                 <w:sz w:val="19"/>
               </w:rPr>
               <w:t xml:space="preserve">VKORC1</w:t>
@@ -6861,6 +7132,7 @@
             <w:pPr>
               <w:keepNext w:val="0"/>
               <w:spacing w:line="240" w:lineRule="auto" w:before="0" w:after="0"/>
+              <w:jc w:val="left"/>
             </w:pPr>
             <w:r>
               <w:rPr>
@@ -6886,6 +7158,7 @@
             <w:pPr>
               <w:keepNext w:val="0"/>
               <w:spacing w:line="240" w:lineRule="auto" w:before="0" w:after="0"/>
+              <w:jc w:val="left"/>
             </w:pPr>
             <w:r>
               <w:rPr>
@@ -6911,6 +7184,7 @@
             <w:pPr>
               <w:keepNext w:val="0"/>
               <w:spacing w:line="240" w:lineRule="auto" w:before="0" w:after="0"/>
+              <w:jc w:val="left"/>
             </w:pPr>
             <w:r>
               <w:rPr>
@@ -6936,6 +7210,7 @@
             <w:pPr>
               <w:keepNext w:val="0"/>
               <w:spacing w:line="240" w:lineRule="auto" w:before="0" w:after="0"/>
+              <w:jc w:val="left"/>
             </w:pPr>
             <w:r>
               <w:rPr>
@@ -6961,6 +7236,7 @@
             <w:pPr>
               <w:keepNext w:val="0"/>
               <w:spacing w:line="240" w:lineRule="auto" w:before="0" w:after="0"/>
+              <w:jc w:val="left"/>
             </w:pPr>
             <w:r>
               <w:rPr>
@@ -6986,6 +7262,7 @@
             <w:pPr>
               <w:keepNext w:val="0"/>
               <w:spacing w:line="240" w:lineRule="auto" w:before="0" w:after="0"/>
+              <w:jc w:val="left"/>
             </w:pPr>
             <w:r>
               <w:rPr>
@@ -7011,6 +7288,7 @@
             <w:pPr>
               <w:keepNext w:val="0"/>
               <w:spacing w:line="240" w:lineRule="auto" w:before="0" w:after="0"/>
+              <w:jc w:val="left"/>
             </w:pPr>
             <w:r>
               <w:rPr>
@@ -7036,6 +7314,7 @@
             <w:pPr>
               <w:keepNext w:val="0"/>
               <w:spacing w:line="240" w:lineRule="auto" w:before="0" w:after="0"/>
+              <w:jc w:val="left"/>
             </w:pPr>
             <w:r>
               <w:rPr>
@@ -7061,6 +7340,7 @@
             <w:pPr>
               <w:keepNext w:val="0"/>
               <w:spacing w:line="240" w:lineRule="auto" w:before="0" w:after="0"/>
+              <w:jc w:val="left"/>
             </w:pPr>
             <w:r>
               <w:rPr>
@@ -7086,6 +7366,7 @@
             <w:pPr>
               <w:keepNext w:val="0"/>
               <w:spacing w:line="240" w:lineRule="auto" w:before="0" w:after="0"/>
+              <w:jc w:val="left"/>
             </w:pPr>
             <w:r>
               <w:rPr>
@@ -7116,12 +7397,13 @@
             <w:pPr>
               <w:keepNext w:val="0"/>
               <w:spacing w:line="240" w:lineRule="auto" w:before="0" w:after="0"/>
-            </w:pPr>
-            <w:r>
-              <w:rPr>
+              <w:jc w:val="left"/>
+            </w:pPr>
+            <w:r>
+              <w:rPr>
+                <w:iCs/>
                 <w:rFonts w:ascii="Times New Roman" w:hAnsi="Times New Roman"/>
                 <w:i/>
-                <w:iCs/>
                 <w:sz w:val="19"/>
               </w:rPr>
               <w:t xml:space="preserve">PRSS36</w:t>
@@ -7143,6 +7425,7 @@
             <w:pPr>
               <w:keepNext w:val="0"/>
               <w:spacing w:line="240" w:lineRule="auto" w:before="0" w:after="0"/>
+              <w:jc w:val="left"/>
             </w:pPr>
             <w:r>
               <w:rPr>
@@ -7168,6 +7451,7 @@
             <w:pPr>
               <w:keepNext w:val="0"/>
               <w:spacing w:line="240" w:lineRule="auto" w:before="0" w:after="0"/>
+              <w:jc w:val="left"/>
             </w:pPr>
             <w:r>
               <w:rPr>
@@ -7193,6 +7477,7 @@
             <w:pPr>
               <w:keepNext w:val="0"/>
               <w:spacing w:line="240" w:lineRule="auto" w:before="0" w:after="0"/>
+              <w:jc w:val="left"/>
             </w:pPr>
             <w:r>
               <w:rPr>
@@ -7218,6 +7503,7 @@
             <w:pPr>
               <w:keepNext w:val="0"/>
               <w:spacing w:line="240" w:lineRule="auto" w:before="0" w:after="0"/>
+              <w:jc w:val="left"/>
             </w:pPr>
             <w:r>
               <w:rPr>
@@ -7243,6 +7529,7 @@
             <w:pPr>
               <w:keepNext w:val="0"/>
               <w:spacing w:line="240" w:lineRule="auto" w:before="0" w:after="0"/>
+              <w:jc w:val="left"/>
             </w:pPr>
             <w:r>
               <w:rPr>
@@ -7268,6 +7555,7 @@
             <w:pPr>
               <w:keepNext w:val="0"/>
               <w:spacing w:line="240" w:lineRule="auto" w:before="0" w:after="0"/>
+              <w:jc w:val="left"/>
             </w:pPr>
             <w:r>
               <w:rPr>
@@ -7293,6 +7581,7 @@
             <w:pPr>
               <w:keepNext w:val="0"/>
               <w:spacing w:line="240" w:lineRule="auto" w:before="0" w:after="0"/>
+              <w:jc w:val="left"/>
             </w:pPr>
             <w:r>
               <w:rPr>
@@ -7318,6 +7607,7 @@
             <w:pPr>
               <w:keepNext w:val="0"/>
               <w:spacing w:line="240" w:lineRule="auto" w:before="0" w:after="0"/>
+              <w:jc w:val="left"/>
             </w:pPr>
             <w:r>
               <w:rPr>
@@ -7343,6 +7633,7 @@
             <w:pPr>
               <w:keepNext w:val="0"/>
               <w:spacing w:line="240" w:lineRule="auto" w:before="0" w:after="0"/>
+              <w:jc w:val="left"/>
             </w:pPr>
             <w:r>
               <w:rPr>
@@ -7368,6 +7659,7 @@
             <w:pPr>
               <w:keepNext w:val="0"/>
               <w:spacing w:line="240" w:lineRule="auto" w:before="0" w:after="0"/>
+              <w:jc w:val="left"/>
             </w:pPr>
             <w:r>
               <w:rPr>
@@ -7398,12 +7690,13 @@
             <w:pPr>
               <w:keepNext w:val="0"/>
               <w:spacing w:line="240" w:lineRule="auto" w:before="0" w:after="0"/>
-            </w:pPr>
-            <w:r>
-              <w:rPr>
+              <w:jc w:val="left"/>
+            </w:pPr>
+            <w:r>
+              <w:rPr>
+                <w:iCs/>
                 <w:rFonts w:ascii="Times New Roman" w:hAnsi="Times New Roman"/>
                 <w:i/>
-                <w:iCs/>
                 <w:sz w:val="19"/>
               </w:rPr>
               <w:t xml:space="preserve">PRSS36</w:t>
@@ -7425,6 +7718,7 @@
             <w:pPr>
               <w:keepNext w:val="0"/>
               <w:spacing w:line="240" w:lineRule="auto" w:before="0" w:after="0"/>
+              <w:jc w:val="left"/>
             </w:pPr>
             <w:r>
               <w:rPr>
@@ -7450,6 +7744,7 @@
             <w:pPr>
               <w:keepNext w:val="0"/>
               <w:spacing w:line="240" w:lineRule="auto" w:before="0" w:after="0"/>
+              <w:jc w:val="left"/>
             </w:pPr>
             <w:r>
               <w:rPr>
@@ -7475,6 +7770,7 @@
             <w:pPr>
               <w:keepNext w:val="0"/>
               <w:spacing w:line="240" w:lineRule="auto" w:before="0" w:after="0"/>
+              <w:jc w:val="left"/>
             </w:pPr>
             <w:r>
               <w:rPr>
@@ -7500,6 +7796,7 @@
             <w:pPr>
               <w:keepNext w:val="0"/>
               <w:spacing w:line="240" w:lineRule="auto" w:before="0" w:after="0"/>
+              <w:jc w:val="left"/>
             </w:pPr>
             <w:r>
               <w:rPr>
@@ -7525,6 +7822,7 @@
             <w:pPr>
               <w:keepNext w:val="0"/>
               <w:spacing w:line="240" w:lineRule="auto" w:before="0" w:after="0"/>
+              <w:jc w:val="left"/>
             </w:pPr>
             <w:r>
               <w:rPr>
@@ -7550,6 +7848,7 @@
             <w:pPr>
               <w:keepNext w:val="0"/>
               <w:spacing w:line="240" w:lineRule="auto" w:before="0" w:after="0"/>
+              <w:jc w:val="left"/>
             </w:pPr>
             <w:r>
               <w:rPr>
@@ -7575,6 +7874,7 @@
             <w:pPr>
               <w:keepNext w:val="0"/>
               <w:spacing w:line="240" w:lineRule="auto" w:before="0" w:after="0"/>
+              <w:jc w:val="left"/>
             </w:pPr>
             <w:r>
               <w:rPr>
@@ -7600,6 +7900,7 @@
             <w:pPr>
               <w:keepNext w:val="0"/>
               <w:spacing w:line="240" w:lineRule="auto" w:before="0" w:after="0"/>
+              <w:jc w:val="left"/>
             </w:pPr>
             <w:r>
               <w:rPr>
@@ -7625,6 +7926,7 @@
             <w:pPr>
               <w:keepNext w:val="0"/>
               <w:spacing w:line="240" w:lineRule="auto" w:before="0" w:after="0"/>
+              <w:jc w:val="left"/>
             </w:pPr>
             <w:r>
               <w:rPr>
@@ -7650,6 +7952,7 @@
             <w:pPr>
               <w:keepNext w:val="0"/>
               <w:spacing w:line="240" w:lineRule="auto" w:before="0" w:after="0"/>
+              <w:jc w:val="left"/>
             </w:pPr>
             <w:r>
               <w:rPr>
@@ -7680,12 +7983,13 @@
             <w:pPr>
               <w:keepNext w:val="0"/>
               <w:spacing w:line="240" w:lineRule="auto" w:before="0" w:after="0"/>
-            </w:pPr>
-            <w:r>
-              <w:rPr>
+              <w:jc w:val="left"/>
+            </w:pPr>
+            <w:r>
+              <w:rPr>
+                <w:iCs/>
                 <w:rFonts w:ascii="Times New Roman" w:hAnsi="Times New Roman"/>
                 <w:i/>
-                <w:iCs/>
                 <w:sz w:val="19"/>
               </w:rPr>
               <w:t xml:space="preserve">PRSS36</w:t>
@@ -7707,6 +8011,7 @@
             <w:pPr>
               <w:keepNext w:val="0"/>
               <w:spacing w:line="240" w:lineRule="auto" w:before="0" w:after="0"/>
+              <w:jc w:val="left"/>
             </w:pPr>
             <w:r>
               <w:rPr>
@@ -7732,6 +8037,7 @@
             <w:pPr>
               <w:keepNext w:val="0"/>
               <w:spacing w:line="240" w:lineRule="auto" w:before="0" w:after="0"/>
+              <w:jc w:val="left"/>
             </w:pPr>
             <w:r>
               <w:rPr>
@@ -7757,6 +8063,7 @@
             <w:pPr>
               <w:keepNext w:val="0"/>
               <w:spacing w:line="240" w:lineRule="auto" w:before="0" w:after="0"/>
+              <w:jc w:val="left"/>
             </w:pPr>
             <w:r>
               <w:rPr>
@@ -7782,6 +8089,7 @@
             <w:pPr>
               <w:keepNext w:val="0"/>
               <w:spacing w:line="240" w:lineRule="auto" w:before="0" w:after="0"/>
+              <w:jc w:val="left"/>
             </w:pPr>
             <w:r>
               <w:rPr>
@@ -7807,6 +8115,7 @@
             <w:pPr>
               <w:keepNext w:val="0"/>
               <w:spacing w:line="240" w:lineRule="auto" w:before="0" w:after="0"/>
+              <w:jc w:val="left"/>
             </w:pPr>
             <w:r>
               <w:rPr>
@@ -7832,6 +8141,7 @@
             <w:pPr>
               <w:keepNext w:val="0"/>
               <w:spacing w:line="240" w:lineRule="auto" w:before="0" w:after="0"/>
+              <w:jc w:val="left"/>
             </w:pPr>
             <w:r>
               <w:rPr>
@@ -7857,6 +8167,7 @@
             <w:pPr>
               <w:keepNext w:val="0"/>
               <w:spacing w:line="240" w:lineRule="auto" w:before="0" w:after="0"/>
+              <w:jc w:val="left"/>
             </w:pPr>
             <w:r>
               <w:rPr>
@@ -7882,6 +8193,7 @@
             <w:pPr>
               <w:keepNext w:val="0"/>
               <w:spacing w:line="240" w:lineRule="auto" w:before="0" w:after="0"/>
+              <w:jc w:val="left"/>
             </w:pPr>
             <w:r>
               <w:rPr>
@@ -7907,6 +8219,7 @@
             <w:pPr>
               <w:keepNext w:val="0"/>
               <w:spacing w:line="240" w:lineRule="auto" w:before="0" w:after="0"/>
+              <w:jc w:val="left"/>
             </w:pPr>
             <w:r>
               <w:rPr>
@@ -7932,6 +8245,7 @@
             <w:pPr>
               <w:keepNext w:val="0"/>
               <w:spacing w:line="240" w:lineRule="auto" w:before="0" w:after="0"/>
+              <w:jc w:val="left"/>
             </w:pPr>
             <w:r>
               <w:rPr>
@@ -7967,8 +8281,8 @@
       </w:pPr>
       <w:r>
         <w:rPr>
+          <w:bCs/>
           <w:b/>
-          <w:bCs/>
           <w:sz w:val="20"/>
         </w:rPr>
         <w:t xml:space="preserve">Table S3.</w:t>
@@ -7981,8 +8295,8 @@
       </w:r>
       <w:r>
         <w:rPr>
+          <w:iCs/>
           <w:i/>
-          <w:iCs/>
           <w:sz w:val="20"/>
         </w:rPr>
         <w:t xml:space="preserve">TSHR</w:t>
@@ -8007,8 +8321,8 @@
       </w:r>
       <w:r>
         <w:rPr>
+          <w:iCs/>
           <w:i/>
-          <w:iCs/>
           <w:sz w:val="20"/>
         </w:rPr>
         <w:t xml:space="preserve">TSHR</w:t>
@@ -8061,6 +8375,7 @@
             <w:pPr>
               <w:keepNext w:val="0"/>
               <w:spacing w:line="240" w:lineRule="auto" w:before="0" w:after="0"/>
+              <w:jc w:val="left"/>
             </w:pPr>
             <w:r>
               <w:rPr>
@@ -8088,6 +8403,7 @@
             <w:pPr>
               <w:keepNext w:val="0"/>
               <w:spacing w:line="240" w:lineRule="auto" w:before="0" w:after="0"/>
+              <w:jc w:val="left"/>
             </w:pPr>
             <w:r>
               <w:rPr>
@@ -8107,10 +8423,10 @@
             </w:r>
             <w:r>
               <w:rPr>
+                <w:iCs/>
                 <w:rFonts w:ascii="Times New Roman" w:hAnsi="Times New Roman"/>
                 <w:b/>
                 <w:i/>
-                <w:iCs/>
                 <w:sz w:val="19"/>
               </w:rPr>
               <w:t xml:space="preserve">r</w:t>
@@ -8141,6 +8457,7 @@
             <w:pPr>
               <w:keepNext w:val="0"/>
               <w:spacing w:line="240" w:lineRule="auto" w:before="0" w:after="0"/>
+              <w:jc w:val="left"/>
             </w:pPr>
             <w:r>
               <w:rPr>
@@ -8168,6 +8485,7 @@
             <w:pPr>
               <w:keepNext w:val="0"/>
               <w:spacing w:line="240" w:lineRule="auto" w:before="0" w:after="0"/>
+              <w:jc w:val="left"/>
             </w:pPr>
             <w:r>
               <w:rPr>
@@ -8195,6 +8513,7 @@
             <w:pPr>
               <w:keepNext w:val="0"/>
               <w:spacing w:line="240" w:lineRule="auto" w:before="0" w:after="0"/>
+              <w:jc w:val="left"/>
             </w:pPr>
             <w:r>
               <w:rPr>
@@ -8226,6 +8545,7 @@
             <w:pPr>
               <w:keepNext w:val="0"/>
               <w:spacing w:line="240" w:lineRule="auto" w:before="0" w:after="0"/>
+              <w:jc w:val="left"/>
             </w:pPr>
             <w:r>
               <w:rPr>
@@ -8251,6 +8571,7 @@
             <w:pPr>
               <w:keepNext w:val="0"/>
               <w:spacing w:line="240" w:lineRule="auto" w:before="0" w:after="0"/>
+              <w:jc w:val="left"/>
             </w:pPr>
             <w:r>
               <w:rPr>
@@ -8276,6 +8597,7 @@
             <w:pPr>
               <w:keepNext w:val="0"/>
               <w:spacing w:line="240" w:lineRule="auto" w:before="0" w:after="0"/>
+              <w:jc w:val="left"/>
             </w:pPr>
             <w:r>
               <w:rPr>
@@ -8301,6 +8623,7 @@
             <w:pPr>
               <w:keepNext w:val="0"/>
               <w:spacing w:line="240" w:lineRule="auto" w:before="0" w:after="0"/>
+              <w:jc w:val="left"/>
             </w:pPr>
             <w:r>
               <w:rPr>
@@ -8326,6 +8649,7 @@
             <w:pPr>
               <w:keepNext w:val="0"/>
               <w:spacing w:line="240" w:lineRule="auto" w:before="0" w:after="0"/>
+              <w:jc w:val="left"/>
             </w:pPr>
             <w:r>
               <w:rPr>
@@ -8356,6 +8680,7 @@
             <w:pPr>
               <w:keepNext w:val="0"/>
               <w:spacing w:line="240" w:lineRule="auto" w:before="0" w:after="0"/>
+              <w:jc w:val="left"/>
             </w:pPr>
             <w:r>
               <w:rPr>
@@ -8381,6 +8706,7 @@
             <w:pPr>
               <w:keepNext w:val="0"/>
               <w:spacing w:line="240" w:lineRule="auto" w:before="0" w:after="0"/>
+              <w:jc w:val="left"/>
             </w:pPr>
             <w:r>
               <w:rPr>
@@ -8406,6 +8732,7 @@
             <w:pPr>
               <w:keepNext w:val="0"/>
               <w:spacing w:line="240" w:lineRule="auto" w:before="0" w:after="0"/>
+              <w:jc w:val="left"/>
             </w:pPr>
             <w:r>
               <w:rPr>
@@ -8431,6 +8758,7 @@
             <w:pPr>
               <w:keepNext w:val="0"/>
               <w:spacing w:line="240" w:lineRule="auto" w:before="0" w:after="0"/>
+              <w:jc w:val="left"/>
             </w:pPr>
             <w:r>
               <w:rPr>
@@ -8456,6 +8784,7 @@
             <w:pPr>
               <w:keepNext w:val="0"/>
               <w:spacing w:line="240" w:lineRule="auto" w:before="0" w:after="0"/>
+              <w:jc w:val="left"/>
             </w:pPr>
             <w:r>
               <w:rPr>
@@ -8486,6 +8815,7 @@
             <w:pPr>
               <w:keepNext w:val="0"/>
               <w:spacing w:line="240" w:lineRule="auto" w:before="0" w:after="0"/>
+              <w:jc w:val="left"/>
             </w:pPr>
             <w:r>
               <w:rPr>
@@ -8511,6 +8841,7 @@
             <w:pPr>
               <w:keepNext w:val="0"/>
               <w:spacing w:line="240" w:lineRule="auto" w:before="0" w:after="0"/>
+              <w:jc w:val="left"/>
             </w:pPr>
             <w:r>
               <w:rPr>
@@ -8536,6 +8867,7 @@
             <w:pPr>
               <w:keepNext w:val="0"/>
               <w:spacing w:line="240" w:lineRule="auto" w:before="0" w:after="0"/>
+              <w:jc w:val="left"/>
             </w:pPr>
             <w:r>
               <w:rPr>
@@ -8561,6 +8893,7 @@
             <w:pPr>
               <w:keepNext w:val="0"/>
               <w:spacing w:line="240" w:lineRule="auto" w:before="0" w:after="0"/>
+              <w:jc w:val="left"/>
             </w:pPr>
             <w:r>
               <w:rPr>
@@ -8586,6 +8919,7 @@
             <w:pPr>
               <w:keepNext w:val="0"/>
               <w:spacing w:line="240" w:lineRule="auto" w:before="0" w:after="0"/>
+              <w:jc w:val="left"/>
             </w:pPr>
             <w:r>
               <w:rPr>
@@ -8616,6 +8950,7 @@
             <w:pPr>
               <w:keepNext w:val="0"/>
               <w:spacing w:line="240" w:lineRule="auto" w:before="0" w:after="0"/>
+              <w:jc w:val="left"/>
             </w:pPr>
             <w:r>
               <w:rPr>
@@ -8641,6 +8976,7 @@
             <w:pPr>
               <w:keepNext w:val="0"/>
               <w:spacing w:line="240" w:lineRule="auto" w:before="0" w:after="0"/>
+              <w:jc w:val="left"/>
             </w:pPr>
             <w:r>
               <w:rPr>
@@ -8666,6 +9002,7 @@
             <w:pPr>
               <w:keepNext w:val="0"/>
               <w:spacing w:line="240" w:lineRule="auto" w:before="0" w:after="0"/>
+              <w:jc w:val="left"/>
             </w:pPr>
             <w:r>
               <w:rPr>
@@ -8691,6 +9028,7 @@
             <w:pPr>
               <w:keepNext w:val="0"/>
               <w:spacing w:line="240" w:lineRule="auto" w:before="0" w:after="0"/>
+              <w:jc w:val="left"/>
             </w:pPr>
             <w:r>
               <w:rPr>
@@ -8716,6 +9054,7 @@
             <w:pPr>
               <w:keepNext w:val="0"/>
               <w:spacing w:line="240" w:lineRule="auto" w:before="0" w:after="0"/>
+              <w:jc w:val="left"/>
             </w:pPr>
             <w:r>
               <w:rPr>
@@ -8746,6 +9085,7 @@
             <w:pPr>
               <w:keepNext w:val="0"/>
               <w:spacing w:line="240" w:lineRule="auto" w:before="0" w:after="0"/>
+              <w:jc w:val="left"/>
             </w:pPr>
             <w:r>
               <w:rPr>
@@ -8771,6 +9111,7 @@
             <w:pPr>
               <w:keepNext w:val="0"/>
               <w:spacing w:line="240" w:lineRule="auto" w:before="0" w:after="0"/>
+              <w:jc w:val="left"/>
             </w:pPr>
             <w:r>
               <w:rPr>
@@ -8796,6 +9137,7 @@
             <w:pPr>
               <w:keepNext w:val="0"/>
               <w:spacing w:line="240" w:lineRule="auto" w:before="0" w:after="0"/>
+              <w:jc w:val="left"/>
             </w:pPr>
             <w:r>
               <w:rPr>
@@ -8821,6 +9163,7 @@
             <w:pPr>
               <w:keepNext w:val="0"/>
               <w:spacing w:line="240" w:lineRule="auto" w:before="0" w:after="0"/>
+              <w:jc w:val="left"/>
             </w:pPr>
             <w:r>
               <w:rPr>
@@ -8846,6 +9189,7 @@
             <w:pPr>
               <w:keepNext w:val="0"/>
               <w:spacing w:line="240" w:lineRule="auto" w:before="0" w:after="0"/>
+              <w:jc w:val="left"/>
             </w:pPr>
             <w:r>
               <w:rPr>
@@ -8876,6 +9220,7 @@
             <w:pPr>
               <w:keepNext w:val="0"/>
               <w:spacing w:line="240" w:lineRule="auto" w:before="0" w:after="0"/>
+              <w:jc w:val="left"/>
             </w:pPr>
             <w:r>
               <w:rPr>
@@ -8901,6 +9246,7 @@
             <w:pPr>
               <w:keepNext w:val="0"/>
               <w:spacing w:line="240" w:lineRule="auto" w:before="0" w:after="0"/>
+              <w:jc w:val="left"/>
             </w:pPr>
             <w:r>
               <w:rPr>
@@ -8926,6 +9272,7 @@
             <w:pPr>
               <w:keepNext w:val="0"/>
               <w:spacing w:line="240" w:lineRule="auto" w:before="0" w:after="0"/>
+              <w:jc w:val="left"/>
             </w:pPr>
             <w:r>
               <w:rPr>
@@ -8951,6 +9298,7 @@
             <w:pPr>
               <w:keepNext w:val="0"/>
               <w:spacing w:line="240" w:lineRule="auto" w:before="0" w:after="0"/>
+              <w:jc w:val="left"/>
             </w:pPr>
             <w:r>
               <w:rPr>
@@ -8976,6 +9324,7 @@
             <w:pPr>
               <w:keepNext w:val="0"/>
               <w:spacing w:line="240" w:lineRule="auto" w:before="0" w:after="0"/>
+              <w:jc w:val="left"/>
             </w:pPr>
             <w:r>
               <w:rPr>
@@ -9006,6 +9355,7 @@
             <w:pPr>
               <w:keepNext w:val="0"/>
               <w:spacing w:line="240" w:lineRule="auto" w:before="0" w:after="0"/>
+              <w:jc w:val="left"/>
             </w:pPr>
             <w:r>
               <w:rPr>
@@ -9031,6 +9381,7 @@
             <w:pPr>
               <w:keepNext w:val="0"/>
               <w:spacing w:line="240" w:lineRule="auto" w:before="0" w:after="0"/>
+              <w:jc w:val="left"/>
             </w:pPr>
             <w:r>
               <w:rPr>
@@ -9056,6 +9407,7 @@
             <w:pPr>
               <w:keepNext w:val="0"/>
               <w:spacing w:line="240" w:lineRule="auto" w:before="0" w:after="0"/>
+              <w:jc w:val="left"/>
             </w:pPr>
             <w:r>
               <w:rPr>
@@ -9081,6 +9433,7 @@
             <w:pPr>
               <w:keepNext w:val="0"/>
               <w:spacing w:line="240" w:lineRule="auto" w:before="0" w:after="0"/>
+              <w:jc w:val="left"/>
             </w:pPr>
             <w:r>
               <w:rPr>
@@ -9106,6 +9459,7 @@
             <w:pPr>
               <w:keepNext w:val="0"/>
               <w:spacing w:line="240" w:lineRule="auto" w:before="0" w:after="0"/>
+              <w:jc w:val="left"/>
             </w:pPr>
             <w:r>
               <w:rPr>
@@ -9136,6 +9490,7 @@
             <w:pPr>
               <w:keepNext w:val="0"/>
               <w:spacing w:line="240" w:lineRule="auto" w:before="0" w:after="0"/>
+              <w:jc w:val="left"/>
             </w:pPr>
             <w:r>
               <w:rPr>
@@ -9161,6 +9516,7 @@
             <w:pPr>
               <w:keepNext w:val="0"/>
               <w:spacing w:line="240" w:lineRule="auto" w:before="0" w:after="0"/>
+              <w:jc w:val="left"/>
             </w:pPr>
             <w:r>
               <w:rPr>
@@ -9186,6 +9542,7 @@
             <w:pPr>
               <w:keepNext w:val="0"/>
               <w:spacing w:line="240" w:lineRule="auto" w:before="0" w:after="0"/>
+              <w:jc w:val="left"/>
             </w:pPr>
             <w:r>
               <w:rPr>
@@ -9211,6 +9568,7 @@
             <w:pPr>
               <w:keepNext w:val="0"/>
               <w:spacing w:line="240" w:lineRule="auto" w:before="0" w:after="0"/>
+              <w:jc w:val="left"/>
             </w:pPr>
             <w:r>
               <w:rPr>
@@ -9236,6 +9594,7 @@
             <w:pPr>
               <w:keepNext w:val="0"/>
               <w:spacing w:line="240" w:lineRule="auto" w:before="0" w:after="0"/>
+              <w:jc w:val="left"/>
             </w:pPr>
             <w:r>
               <w:rPr>
@@ -9266,6 +9625,7 @@
             <w:pPr>
               <w:keepNext w:val="0"/>
               <w:spacing w:line="240" w:lineRule="auto" w:before="0" w:after="0"/>
+              <w:jc w:val="left"/>
             </w:pPr>
             <w:r>
               <w:rPr>
@@ -9291,6 +9651,7 @@
             <w:pPr>
               <w:keepNext w:val="0"/>
               <w:spacing w:line="240" w:lineRule="auto" w:before="0" w:after="0"/>
+              <w:jc w:val="left"/>
             </w:pPr>
             <w:r>
               <w:rPr>
@@ -9316,6 +9677,7 @@
             <w:pPr>
               <w:keepNext w:val="0"/>
               <w:spacing w:line="240" w:lineRule="auto" w:before="0" w:after="0"/>
+              <w:jc w:val="left"/>
             </w:pPr>
             <w:r>
               <w:rPr>
@@ -9341,6 +9703,7 @@
             <w:pPr>
               <w:keepNext w:val="0"/>
               <w:spacing w:line="240" w:lineRule="auto" w:before="0" w:after="0"/>
+              <w:jc w:val="left"/>
             </w:pPr>
             <w:r>
               <w:rPr>
@@ -9366,6 +9729,7 @@
             <w:pPr>
               <w:keepNext w:val="0"/>
               <w:spacing w:line="240" w:lineRule="auto" w:before="0" w:after="0"/>
+              <w:jc w:val="left"/>
             </w:pPr>
             <w:r>
               <w:rPr>
@@ -9396,6 +9760,7 @@
             <w:pPr>
               <w:keepNext w:val="0"/>
               <w:spacing w:line="240" w:lineRule="auto" w:before="0" w:after="0"/>
+              <w:jc w:val="left"/>
             </w:pPr>
             <w:r>
               <w:rPr>
@@ -9421,6 +9786,7 @@
             <w:pPr>
               <w:keepNext w:val="0"/>
               <w:spacing w:line="240" w:lineRule="auto" w:before="0" w:after="0"/>
+              <w:jc w:val="left"/>
             </w:pPr>
             <w:r>
               <w:rPr>
@@ -9446,6 +9812,7 @@
             <w:pPr>
               <w:keepNext w:val="0"/>
               <w:spacing w:line="240" w:lineRule="auto" w:before="0" w:after="0"/>
+              <w:jc w:val="left"/>
             </w:pPr>
             <w:r>
               <w:rPr>
@@ -9471,6 +9838,7 @@
             <w:pPr>
               <w:keepNext w:val="0"/>
               <w:spacing w:line="240" w:lineRule="auto" w:before="0" w:after="0"/>
+              <w:jc w:val="left"/>
             </w:pPr>
             <w:r>
               <w:rPr>
@@ -9496,6 +9864,7 @@
             <w:pPr>
               <w:keepNext w:val="0"/>
               <w:spacing w:line="240" w:lineRule="auto" w:before="0" w:after="0"/>
+              <w:jc w:val="left"/>
             </w:pPr>
             <w:r>
               <w:rPr>
@@ -9526,6 +9895,7 @@
             <w:pPr>
               <w:keepNext w:val="0"/>
               <w:spacing w:line="240" w:lineRule="auto" w:before="0" w:after="0"/>
+              <w:jc w:val="left"/>
             </w:pPr>
             <w:r>
               <w:rPr>
@@ -9551,6 +9921,7 @@
             <w:pPr>
               <w:keepNext w:val="0"/>
               <w:spacing w:line="240" w:lineRule="auto" w:before="0" w:after="0"/>
+              <w:jc w:val="left"/>
             </w:pPr>
             <w:r>
               <w:rPr>
@@ -9576,6 +9947,7 @@
             <w:pPr>
               <w:keepNext w:val="0"/>
               <w:spacing w:line="240" w:lineRule="auto" w:before="0" w:after="0"/>
+              <w:jc w:val="left"/>
             </w:pPr>
             <w:r>
               <w:rPr>
@@ -9601,6 +9973,7 @@
             <w:pPr>
               <w:keepNext w:val="0"/>
               <w:spacing w:line="240" w:lineRule="auto" w:before="0" w:after="0"/>
+              <w:jc w:val="left"/>
             </w:pPr>
             <w:r>
               <w:rPr>
@@ -9626,6 +9999,7 @@
             <w:pPr>
               <w:keepNext w:val="0"/>
               <w:spacing w:line="240" w:lineRule="auto" w:before="0" w:after="0"/>
+              <w:jc w:val="left"/>
             </w:pPr>
             <w:r>
               <w:rPr>
@@ -9656,6 +10030,7 @@
             <w:pPr>
               <w:keepNext w:val="0"/>
               <w:spacing w:line="240" w:lineRule="auto" w:before="0" w:after="0"/>
+              <w:jc w:val="left"/>
             </w:pPr>
             <w:r>
               <w:rPr>
@@ -9681,6 +10056,7 @@
             <w:pPr>
               <w:keepNext w:val="0"/>
               <w:spacing w:line="240" w:lineRule="auto" w:before="0" w:after="0"/>
+              <w:jc w:val="left"/>
             </w:pPr>
             <w:r>
               <w:rPr>
@@ -9706,6 +10082,7 @@
             <w:pPr>
               <w:keepNext w:val="0"/>
               <w:spacing w:line="240" w:lineRule="auto" w:before="0" w:after="0"/>
+              <w:jc w:val="left"/>
             </w:pPr>
             <w:r>
               <w:rPr>
@@ -9731,6 +10108,7 @@
             <w:pPr>
               <w:keepNext w:val="0"/>
               <w:spacing w:line="240" w:lineRule="auto" w:before="0" w:after="0"/>
+              <w:jc w:val="left"/>
             </w:pPr>
             <w:r>
               <w:rPr>
@@ -9756,6 +10134,7 @@
             <w:pPr>
               <w:keepNext w:val="0"/>
               <w:spacing w:line="240" w:lineRule="auto" w:before="0" w:after="0"/>
+              <w:jc w:val="left"/>
             </w:pPr>
             <w:r>
               <w:rPr>
@@ -9791,8 +10170,8 @@
       </w:pPr>
       <w:r>
         <w:rPr>
+          <w:bCs/>
           <w:b/>
-          <w:bCs/>
           <w:sz w:val="20"/>
         </w:rPr>
         <w:t xml:space="preserve">Table S4.</w:t>
@@ -9817,8 +10196,8 @@
       </w:r>
       <w:r>
         <w:rPr>
+          <w:iCs/>
           <w:i/>
-          <w:iCs/>
           <w:sz w:val="20"/>
         </w:rPr>
         <w:t xml:space="preserve">cis</w:t>
@@ -9837,8 +10216,8 @@
       </w:r>
       <w:r>
         <w:rPr>
+          <w:iCs/>
           <w:i/>
-          <w:iCs/>
           <w:sz w:val="20"/>
         </w:rPr>
         <w:t xml:space="preserve">P</w:t>
@@ -9857,8 +10236,8 @@
       </w:r>
       <w:r>
         <w:rPr>
+          <w:iCs/>
           <w:i/>
-          <w:iCs/>
           <w:sz w:val="20"/>
         </w:rPr>
         <w:t xml:space="preserve">Z</w:t>
@@ -9877,8 +10256,8 @@
       </w:r>
       <w:r>
         <w:rPr>
+          <w:iCs/>
           <w:i/>
-          <w:iCs/>
           <w:sz w:val="20"/>
         </w:rPr>
         <w:t xml:space="preserve">F</w:t>
@@ -9903,8 +10282,8 @@
       </w:r>
       <w:r>
         <w:rPr>
+          <w:iCs/>
           <w:i/>
-          <w:iCs/>
           <w:sz w:val="20"/>
         </w:rPr>
         <w:t xml:space="preserve">Z</w:t>
@@ -9952,6 +10331,7 @@
             <w:pPr>
               <w:keepNext w:val="0"/>
               <w:spacing w:line="240" w:lineRule="auto" w:before="0" w:after="0"/>
+              <w:jc w:val="left"/>
             </w:pPr>
             <w:r>
               <w:rPr>
@@ -9979,6 +10359,7 @@
             <w:pPr>
               <w:keepNext w:val="0"/>
               <w:spacing w:line="240" w:lineRule="auto" w:before="0" w:after="0"/>
+              <w:jc w:val="left"/>
             </w:pPr>
             <w:r>
               <w:rPr>
@@ -10006,6 +10387,7 @@
             <w:pPr>
               <w:keepNext w:val="0"/>
               <w:spacing w:line="240" w:lineRule="auto" w:before="0" w:after="0"/>
+              <w:jc w:val="left"/>
             </w:pPr>
             <w:r>
               <w:rPr>
@@ -10033,6 +10415,7 @@
             <w:pPr>
               <w:keepNext w:val="0"/>
               <w:spacing w:line="240" w:lineRule="auto" w:before="0" w:after="0"/>
+              <w:jc w:val="left"/>
             </w:pPr>
             <w:r>
               <w:rPr>
@@ -10060,6 +10443,7 @@
             <w:pPr>
               <w:keepNext w:val="0"/>
               <w:spacing w:line="240" w:lineRule="auto" w:before="0" w:after="0"/>
+              <w:jc w:val="left"/>
             </w:pPr>
             <w:r>
               <w:rPr>
@@ -10087,6 +10471,7 @@
             <w:pPr>
               <w:keepNext w:val="0"/>
               <w:spacing w:line="240" w:lineRule="auto" w:before="0" w:after="0"/>
+              <w:jc w:val="left"/>
             </w:pPr>
             <w:r>
               <w:rPr>
@@ -10118,12 +10503,13 @@
             <w:pPr>
               <w:keepNext w:val="0"/>
               <w:spacing w:line="240" w:lineRule="auto" w:before="0" w:after="0"/>
-            </w:pPr>
-            <w:r>
-              <w:rPr>
+              <w:jc w:val="left"/>
+            </w:pPr>
+            <w:r>
+              <w:rPr>
+                <w:iCs/>
                 <w:rFonts w:ascii="Times New Roman" w:hAnsi="Times New Roman"/>
                 <w:i/>
-                <w:iCs/>
                 <w:sz w:val="19"/>
               </w:rPr>
               <w:t xml:space="preserve">TSHR</w:t>
@@ -10145,6 +10531,7 @@
             <w:pPr>
               <w:keepNext w:val="0"/>
               <w:spacing w:line="240" w:lineRule="auto" w:before="0" w:after="0"/>
+              <w:jc w:val="left"/>
             </w:pPr>
             <w:r>
               <w:rPr>
@@ -10170,6 +10557,7 @@
             <w:pPr>
               <w:keepNext w:val="0"/>
               <w:spacing w:line="240" w:lineRule="auto" w:before="0" w:after="0"/>
+              <w:jc w:val="left"/>
             </w:pPr>
             <w:r>
               <w:rPr>
@@ -10195,6 +10583,7 @@
             <w:pPr>
               <w:keepNext w:val="0"/>
               <w:spacing w:line="240" w:lineRule="auto" w:before="0" w:after="0"/>
+              <w:jc w:val="left"/>
             </w:pPr>
             <w:r>
               <w:rPr>
@@ -10220,6 +10609,7 @@
             <w:pPr>
               <w:keepNext w:val="0"/>
               <w:spacing w:line="240" w:lineRule="auto" w:before="0" w:after="0"/>
+              <w:jc w:val="left"/>
             </w:pPr>
             <w:r>
               <w:rPr>
@@ -10245,6 +10635,7 @@
             <w:pPr>
               <w:keepNext w:val="0"/>
               <w:spacing w:line="240" w:lineRule="auto" w:before="0" w:after="0"/>
+              <w:jc w:val="left"/>
             </w:pPr>
             <w:r>
               <w:rPr>
@@ -10275,12 +10666,13 @@
             <w:pPr>
               <w:keepNext w:val="0"/>
               <w:spacing w:line="240" w:lineRule="auto" w:before="0" w:after="0"/>
-            </w:pPr>
-            <w:r>
-              <w:rPr>
+              <w:jc w:val="left"/>
+            </w:pPr>
+            <w:r>
+              <w:rPr>
+                <w:iCs/>
                 <w:rFonts w:ascii="Times New Roman" w:hAnsi="Times New Roman"/>
                 <w:i/>
-                <w:iCs/>
                 <w:sz w:val="19"/>
               </w:rPr>
               <w:t xml:space="preserve">IGF1R</w:t>
@@ -10302,6 +10694,7 @@
             <w:pPr>
               <w:keepNext w:val="0"/>
               <w:spacing w:line="240" w:lineRule="auto" w:before="0" w:after="0"/>
+              <w:jc w:val="left"/>
             </w:pPr>
             <w:r>
               <w:rPr>
@@ -10327,6 +10720,7 @@
             <w:pPr>
               <w:keepNext w:val="0"/>
               <w:spacing w:line="240" w:lineRule="auto" w:before="0" w:after="0"/>
+              <w:jc w:val="left"/>
             </w:pPr>
             <w:r>
               <w:rPr>
@@ -10352,6 +10746,7 @@
             <w:pPr>
               <w:keepNext w:val="0"/>
               <w:spacing w:line="240" w:lineRule="auto" w:before="0" w:after="0"/>
+              <w:jc w:val="left"/>
             </w:pPr>
             <w:r>
               <w:rPr>
@@ -10377,6 +10772,7 @@
             <w:pPr>
               <w:keepNext w:val="0"/>
               <w:spacing w:line="240" w:lineRule="auto" w:before="0" w:after="0"/>
+              <w:jc w:val="left"/>
             </w:pPr>
             <w:r>
               <w:rPr>
@@ -10402,6 +10798,7 @@
             <w:pPr>
               <w:keepNext w:val="0"/>
               <w:spacing w:line="240" w:lineRule="auto" w:before="0" w:after="0"/>
+              <w:jc w:val="left"/>
             </w:pPr>
             <w:r>
               <w:rPr>
@@ -10432,12 +10829,13 @@
             <w:pPr>
               <w:keepNext w:val="0"/>
               <w:spacing w:line="240" w:lineRule="auto" w:before="0" w:after="0"/>
-            </w:pPr>
-            <w:r>
-              <w:rPr>
+              <w:jc w:val="left"/>
+            </w:pPr>
+            <w:r>
+              <w:rPr>
+                <w:iCs/>
                 <w:rFonts w:ascii="Times New Roman" w:hAnsi="Times New Roman"/>
                 <w:i/>
-                <w:iCs/>
                 <w:sz w:val="19"/>
               </w:rPr>
               <w:t xml:space="preserve">CTLA4</w:t>
@@ -10459,6 +10857,7 @@
             <w:pPr>
               <w:keepNext w:val="0"/>
               <w:spacing w:line="240" w:lineRule="auto" w:before="0" w:after="0"/>
+              <w:jc w:val="left"/>
             </w:pPr>
             <w:r>
               <w:rPr>
@@ -10484,6 +10883,7 @@
             <w:pPr>
               <w:keepNext w:val="0"/>
               <w:spacing w:line="240" w:lineRule="auto" w:before="0" w:after="0"/>
+              <w:jc w:val="left"/>
             </w:pPr>
             <w:r>
               <w:rPr>
@@ -10509,6 +10909,7 @@
             <w:pPr>
               <w:keepNext w:val="0"/>
               <w:spacing w:line="240" w:lineRule="auto" w:before="0" w:after="0"/>
+              <w:jc w:val="left"/>
             </w:pPr>
             <w:r>
               <w:rPr>
@@ -10534,6 +10935,7 @@
             <w:pPr>
               <w:keepNext w:val="0"/>
               <w:spacing w:line="240" w:lineRule="auto" w:before="0" w:after="0"/>
+              <w:jc w:val="left"/>
             </w:pPr>
             <w:r>
               <w:rPr>
@@ -10559,6 +10961,7 @@
             <w:pPr>
               <w:keepNext w:val="0"/>
               <w:spacing w:line="240" w:lineRule="auto" w:before="0" w:after="0"/>
+              <w:jc w:val="left"/>
             </w:pPr>
             <w:r>
               <w:rPr>
@@ -10589,12 +10992,13 @@
             <w:pPr>
               <w:keepNext w:val="0"/>
               <w:spacing w:line="240" w:lineRule="auto" w:before="0" w:after="0"/>
-            </w:pPr>
-            <w:r>
-              <w:rPr>
+              <w:jc w:val="left"/>
+            </w:pPr>
+            <w:r>
+              <w:rPr>
+                <w:iCs/>
                 <w:rFonts w:ascii="Times New Roman" w:hAnsi="Times New Roman"/>
                 <w:i/>
-                <w:iCs/>
                 <w:sz w:val="19"/>
               </w:rPr>
               <w:t xml:space="preserve">HLA-A</w:t>
@@ -10616,6 +11020,7 @@
             <w:pPr>
               <w:keepNext w:val="0"/>
               <w:spacing w:line="240" w:lineRule="auto" w:before="0" w:after="0"/>
+              <w:jc w:val="left"/>
             </w:pPr>
             <w:r>
               <w:rPr>
@@ -10641,6 +11046,7 @@
             <w:pPr>
               <w:keepNext w:val="0"/>
               <w:spacing w:line="240" w:lineRule="auto" w:before="0" w:after="0"/>
+              <w:jc w:val="left"/>
             </w:pPr>
             <w:r>
               <w:rPr>
@@ -10666,6 +11072,7 @@
             <w:pPr>
               <w:keepNext w:val="0"/>
               <w:spacing w:line="240" w:lineRule="auto" w:before="0" w:after="0"/>
+              <w:jc w:val="left"/>
             </w:pPr>
             <w:r>
               <w:rPr>
@@ -10691,6 +11098,7 @@
             <w:pPr>
               <w:keepNext w:val="0"/>
               <w:spacing w:line="240" w:lineRule="auto" w:before="0" w:after="0"/>
+              <w:jc w:val="left"/>
             </w:pPr>
             <w:r>
               <w:rPr>
@@ -10716,6 +11124,7 @@
             <w:pPr>
               <w:keepNext w:val="0"/>
               <w:spacing w:line="240" w:lineRule="auto" w:before="0" w:after="0"/>
+              <w:jc w:val="left"/>
             </w:pPr>
             <w:r>
               <w:rPr>
@@ -10746,12 +11155,13 @@
             <w:pPr>
               <w:keepNext w:val="0"/>
               <w:spacing w:line="240" w:lineRule="auto" w:before="0" w:after="0"/>
-            </w:pPr>
-            <w:r>
-              <w:rPr>
+              <w:jc w:val="left"/>
+            </w:pPr>
+            <w:r>
+              <w:rPr>
+                <w:iCs/>
                 <w:rFonts w:ascii="Times New Roman" w:hAnsi="Times New Roman"/>
                 <w:i/>
-                <w:iCs/>
                 <w:sz w:val="19"/>
               </w:rPr>
               <w:t xml:space="preserve">HLA-DQA2</w:t>
@@ -10773,6 +11183,7 @@
             <w:pPr>
               <w:keepNext w:val="0"/>
               <w:spacing w:line="240" w:lineRule="auto" w:before="0" w:after="0"/>
+              <w:jc w:val="left"/>
             </w:pPr>
             <w:r>
               <w:rPr>
@@ -10798,6 +11209,7 @@
             <w:pPr>
               <w:keepNext w:val="0"/>
               <w:spacing w:line="240" w:lineRule="auto" w:before="0" w:after="0"/>
+              <w:jc w:val="left"/>
             </w:pPr>
             <w:r>
               <w:rPr>
@@ -10823,6 +11235,7 @@
             <w:pPr>
               <w:keepNext w:val="0"/>
               <w:spacing w:line="240" w:lineRule="auto" w:before="0" w:after="0"/>
+              <w:jc w:val="left"/>
             </w:pPr>
             <w:r>
               <w:rPr>
@@ -10848,6 +11261,7 @@
             <w:pPr>
               <w:keepNext w:val="0"/>
               <w:spacing w:line="240" w:lineRule="auto" w:before="0" w:after="0"/>
+              <w:jc w:val="left"/>
             </w:pPr>
             <w:r>
               <w:rPr>
@@ -10873,6 +11287,7 @@
             <w:pPr>
               <w:keepNext w:val="0"/>
               <w:spacing w:line="240" w:lineRule="auto" w:before="0" w:after="0"/>
+              <w:jc w:val="left"/>
             </w:pPr>
             <w:r>
               <w:rPr>
@@ -10903,12 +11318,13 @@
             <w:pPr>
               <w:keepNext w:val="0"/>
               <w:spacing w:line="240" w:lineRule="auto" w:before="0" w:after="0"/>
-            </w:pPr>
-            <w:r>
-              <w:rPr>
+              <w:jc w:val="left"/>
+            </w:pPr>
+            <w:r>
+              <w:rPr>
+                <w:iCs/>
                 <w:rFonts w:ascii="Times New Roman" w:hAnsi="Times New Roman"/>
                 <w:i/>
-                <w:iCs/>
                 <w:sz w:val="19"/>
               </w:rPr>
               <w:t xml:space="preserve">C4A</w:t>
@@ -10930,6 +11346,7 @@
             <w:pPr>
               <w:keepNext w:val="0"/>
               <w:spacing w:line="240" w:lineRule="auto" w:before="0" w:after="0"/>
+              <w:jc w:val="left"/>
             </w:pPr>
             <w:r>
               <w:rPr>
@@ -10955,6 +11372,7 @@
             <w:pPr>
               <w:keepNext w:val="0"/>
               <w:spacing w:line="240" w:lineRule="auto" w:before="0" w:after="0"/>
+              <w:jc w:val="left"/>
             </w:pPr>
             <w:r>
               <w:rPr>
@@ -10980,6 +11398,7 @@
             <w:pPr>
               <w:keepNext w:val="0"/>
               <w:spacing w:line="240" w:lineRule="auto" w:before="0" w:after="0"/>
+              <w:jc w:val="left"/>
             </w:pPr>
             <w:r>
               <w:rPr>
@@ -11005,6 +11424,7 @@
             <w:pPr>
               <w:keepNext w:val="0"/>
               <w:spacing w:line="240" w:lineRule="auto" w:before="0" w:after="0"/>
+              <w:jc w:val="left"/>
             </w:pPr>
             <w:r>
               <w:rPr>
@@ -11030,6 +11450,7 @@
             <w:pPr>
               <w:keepNext w:val="0"/>
               <w:spacing w:line="240" w:lineRule="auto" w:before="0" w:after="0"/>
+              <w:jc w:val="left"/>
             </w:pPr>
             <w:r>
               <w:rPr>
@@ -11060,12 +11481,13 @@
             <w:pPr>
               <w:keepNext w:val="0"/>
               <w:spacing w:line="240" w:lineRule="auto" w:before="0" w:after="0"/>
-            </w:pPr>
-            <w:r>
-              <w:rPr>
+              <w:jc w:val="left"/>
+            </w:pPr>
+            <w:r>
+              <w:rPr>
+                <w:iCs/>
                 <w:rFonts w:ascii="Times New Roman" w:hAnsi="Times New Roman"/>
                 <w:i/>
-                <w:iCs/>
                 <w:sz w:val="19"/>
               </w:rPr>
               <w:t xml:space="preserve">HSD3B7</w:t>
@@ -11087,6 +11509,7 @@
             <w:pPr>
               <w:keepNext w:val="0"/>
               <w:spacing w:line="240" w:lineRule="auto" w:before="0" w:after="0"/>
+              <w:jc w:val="left"/>
             </w:pPr>
             <w:r>
               <w:rPr>
@@ -11112,6 +11535,7 @@
             <w:pPr>
               <w:keepNext w:val="0"/>
               <w:spacing w:line="240" w:lineRule="auto" w:before="0" w:after="0"/>
+              <w:jc w:val="left"/>
             </w:pPr>
             <w:r>
               <w:rPr>
@@ -11137,6 +11561,7 @@
             <w:pPr>
               <w:keepNext w:val="0"/>
               <w:spacing w:line="240" w:lineRule="auto" w:before="0" w:after="0"/>
+              <w:jc w:val="left"/>
             </w:pPr>
             <w:r>
               <w:rPr>
@@ -11162,6 +11587,7 @@
             <w:pPr>
               <w:keepNext w:val="0"/>
               <w:spacing w:line="240" w:lineRule="auto" w:before="0" w:after="0"/>
+              <w:jc w:val="left"/>
             </w:pPr>
             <w:r>
               <w:rPr>
@@ -11187,6 +11613,7 @@
             <w:pPr>
               <w:keepNext w:val="0"/>
               <w:spacing w:line="240" w:lineRule="auto" w:before="0" w:after="0"/>
+              <w:jc w:val="left"/>
             </w:pPr>
             <w:r>
               <w:rPr>
@@ -11217,12 +11644,13 @@
             <w:pPr>
               <w:keepNext w:val="0"/>
               <w:spacing w:line="240" w:lineRule="auto" w:before="0" w:after="0"/>
-            </w:pPr>
-            <w:r>
-              <w:rPr>
+              <w:jc w:val="left"/>
+            </w:pPr>
+            <w:r>
+              <w:rPr>
+                <w:iCs/>
                 <w:rFonts w:ascii="Times New Roman" w:hAnsi="Times New Roman"/>
                 <w:i/>
-                <w:iCs/>
                 <w:sz w:val="19"/>
               </w:rPr>
               <w:t xml:space="preserve">TUBB</w:t>
@@ -11244,6 +11672,7 @@
             <w:pPr>
               <w:keepNext w:val="0"/>
               <w:spacing w:line="240" w:lineRule="auto" w:before="0" w:after="0"/>
+              <w:jc w:val="left"/>
             </w:pPr>
             <w:r>
               <w:rPr>
@@ -11269,6 +11698,7 @@
             <w:pPr>
               <w:keepNext w:val="0"/>
               <w:spacing w:line="240" w:lineRule="auto" w:before="0" w:after="0"/>
+              <w:jc w:val="left"/>
             </w:pPr>
             <w:r>
               <w:rPr>
@@ -11294,6 +11724,7 @@
             <w:pPr>
               <w:keepNext w:val="0"/>
               <w:spacing w:line="240" w:lineRule="auto" w:before="0" w:after="0"/>
+              <w:jc w:val="left"/>
             </w:pPr>
             <w:r>
               <w:rPr>
@@ -11319,6 +11750,7 @@
             <w:pPr>
               <w:keepNext w:val="0"/>
               <w:spacing w:line="240" w:lineRule="auto" w:before="0" w:after="0"/>
+              <w:jc w:val="left"/>
             </w:pPr>
             <w:r>
               <w:rPr>
@@ -11344,6 +11776,7 @@
             <w:pPr>
               <w:keepNext w:val="0"/>
               <w:spacing w:line="240" w:lineRule="auto" w:before="0" w:after="0"/>
+              <w:jc w:val="left"/>
             </w:pPr>
             <w:r>
               <w:rPr>
@@ -11374,12 +11807,13 @@
             <w:pPr>
               <w:keepNext w:val="0"/>
               <w:spacing w:line="240" w:lineRule="auto" w:before="0" w:after="0"/>
-            </w:pPr>
-            <w:r>
-              <w:rPr>
+              <w:jc w:val="left"/>
+            </w:pPr>
+            <w:r>
+              <w:rPr>
+                <w:iCs/>
                 <w:rFonts w:ascii="Times New Roman" w:hAnsi="Times New Roman"/>
                 <w:i/>
-                <w:iCs/>
                 <w:sz w:val="19"/>
               </w:rPr>
               <w:t xml:space="preserve">VKORC1</w:t>
@@ -11401,6 +11835,7 @@
             <w:pPr>
               <w:keepNext w:val="0"/>
               <w:spacing w:line="240" w:lineRule="auto" w:before="0" w:after="0"/>
+              <w:jc w:val="left"/>
             </w:pPr>
             <w:r>
               <w:rPr>
@@ -11426,6 +11861,7 @@
             <w:pPr>
               <w:keepNext w:val="0"/>
               <w:spacing w:line="240" w:lineRule="auto" w:before="0" w:after="0"/>
+              <w:jc w:val="left"/>
             </w:pPr>
             <w:r>
               <w:rPr>
@@ -11451,6 +11887,7 @@
             <w:pPr>
               <w:keepNext w:val="0"/>
               <w:spacing w:line="240" w:lineRule="auto" w:before="0" w:after="0"/>
+              <w:jc w:val="left"/>
             </w:pPr>
             <w:r>
               <w:rPr>
@@ -11476,6 +11913,7 @@
             <w:pPr>
               <w:keepNext w:val="0"/>
               <w:spacing w:line="240" w:lineRule="auto" w:before="0" w:after="0"/>
+              <w:jc w:val="left"/>
             </w:pPr>
             <w:r>
               <w:rPr>
@@ -11501,6 +11939,7 @@
             <w:pPr>
               <w:keepNext w:val="0"/>
               <w:spacing w:line="240" w:lineRule="auto" w:before="0" w:after="0"/>
+              <w:jc w:val="left"/>
             </w:pPr>
             <w:r>
               <w:rPr>
@@ -11531,12 +11970,13 @@
             <w:pPr>
               <w:keepNext w:val="0"/>
               <w:spacing w:line="240" w:lineRule="auto" w:before="0" w:after="0"/>
-            </w:pPr>
-            <w:r>
-              <w:rPr>
+              <w:jc w:val="left"/>
+            </w:pPr>
+            <w:r>
+              <w:rPr>
+                <w:iCs/>
                 <w:rFonts w:ascii="Times New Roman" w:hAnsi="Times New Roman"/>
                 <w:i/>
-                <w:iCs/>
                 <w:sz w:val="19"/>
               </w:rPr>
               <w:t xml:space="preserve">TNFSF14</w:t>
@@ -11558,6 +11998,7 @@
             <w:pPr>
               <w:keepNext w:val="0"/>
               <w:spacing w:line="240" w:lineRule="auto" w:before="0" w:after="0"/>
+              <w:jc w:val="left"/>
             </w:pPr>
             <w:r>
               <w:rPr>
@@ -11583,6 +12024,7 @@
             <w:pPr>
               <w:keepNext w:val="0"/>
               <w:spacing w:line="240" w:lineRule="auto" w:before="0" w:after="0"/>
+              <w:jc w:val="left"/>
             </w:pPr>
             <w:r>
               <w:rPr>
@@ -11608,6 +12050,7 @@
             <w:pPr>
               <w:keepNext w:val="0"/>
               <w:spacing w:line="240" w:lineRule="auto" w:before="0" w:after="0"/>
+              <w:jc w:val="left"/>
             </w:pPr>
             <w:r>
               <w:rPr>
@@ -11633,6 +12076,7 @@
             <w:pPr>
               <w:keepNext w:val="0"/>
               <w:spacing w:line="240" w:lineRule="auto" w:before="0" w:after="0"/>
+              <w:jc w:val="left"/>
             </w:pPr>
             <w:r>
               <w:rPr>
@@ -11658,6 +12102,7 @@
             <w:pPr>
               <w:keepNext w:val="0"/>
               <w:spacing w:line="240" w:lineRule="auto" w:before="0" w:after="0"/>
+              <w:jc w:val="left"/>
             </w:pPr>
             <w:r>
               <w:rPr>
@@ -11688,12 +12133,13 @@
             <w:pPr>
               <w:keepNext w:val="0"/>
               <w:spacing w:line="240" w:lineRule="auto" w:before="0" w:after="0"/>
-            </w:pPr>
-            <w:r>
-              <w:rPr>
+              <w:jc w:val="left"/>
+            </w:pPr>
+            <w:r>
+              <w:rPr>
+                <w:iCs/>
                 <w:rFonts w:ascii="Times New Roman" w:hAnsi="Times New Roman"/>
                 <w:i/>
-                <w:iCs/>
                 <w:sz w:val="19"/>
               </w:rPr>
               <w:t xml:space="preserve">PRSS36</w:t>
@@ -11715,6 +12161,7 @@
             <w:pPr>
               <w:keepNext w:val="0"/>
               <w:spacing w:line="240" w:lineRule="auto" w:before="0" w:after="0"/>
+              <w:jc w:val="left"/>
             </w:pPr>
             <w:r>
               <w:rPr>
@@ -11740,6 +12187,7 @@
             <w:pPr>
               <w:keepNext w:val="0"/>
               <w:spacing w:line="240" w:lineRule="auto" w:before="0" w:after="0"/>
+              <w:jc w:val="left"/>
             </w:pPr>
             <w:r>
               <w:rPr>
@@ -11765,6 +12213,7 @@
             <w:pPr>
               <w:keepNext w:val="0"/>
               <w:spacing w:line="240" w:lineRule="auto" w:before="0" w:after="0"/>
+              <w:jc w:val="left"/>
             </w:pPr>
             <w:r>
               <w:rPr>
@@ -11790,6 +12239,7 @@
             <w:pPr>
               <w:keepNext w:val="0"/>
               <w:spacing w:line="240" w:lineRule="auto" w:before="0" w:after="0"/>
+              <w:jc w:val="left"/>
             </w:pPr>
             <w:r>
               <w:rPr>
@@ -11815,6 +12265,7 @@
             <w:pPr>
               <w:keepNext w:val="0"/>
               <w:spacing w:line="240" w:lineRule="auto" w:before="0" w:after="0"/>
+              <w:jc w:val="left"/>
             </w:pPr>
             <w:r>
               <w:rPr>
@@ -11845,12 +12296,13 @@
             <w:pPr>
               <w:keepNext w:val="0"/>
               <w:spacing w:line="240" w:lineRule="auto" w:before="0" w:after="0"/>
-            </w:pPr>
-            <w:r>
-              <w:rPr>
+              <w:jc w:val="left"/>
+            </w:pPr>
+            <w:r>
+              <w:rPr>
+                <w:iCs/>
                 <w:rFonts w:ascii="Times New Roman" w:hAnsi="Times New Roman"/>
                 <w:i/>
-                <w:iCs/>
                 <w:sz w:val="19"/>
               </w:rPr>
               <w:t xml:space="preserve">MAPKAPK5</w:t>
@@ -11872,6 +12324,7 @@
             <w:pPr>
               <w:keepNext w:val="0"/>
               <w:spacing w:line="240" w:lineRule="auto" w:before="0" w:after="0"/>
+              <w:jc w:val="left"/>
             </w:pPr>
             <w:r>
               <w:rPr>
@@ -11897,6 +12350,7 @@
             <w:pPr>
               <w:keepNext w:val="0"/>
               <w:spacing w:line="240" w:lineRule="auto" w:before="0" w:after="0"/>
+              <w:jc w:val="left"/>
             </w:pPr>
             <w:r>
               <w:rPr>
@@ -11922,6 +12376,7 @@
             <w:pPr>
               <w:keepNext w:val="0"/>
               <w:spacing w:line="240" w:lineRule="auto" w:before="0" w:after="0"/>
+              <w:jc w:val="left"/>
             </w:pPr>
             <w:r>
               <w:rPr>
@@ -11947,6 +12402,7 @@
             <w:pPr>
               <w:keepNext w:val="0"/>
               <w:spacing w:line="240" w:lineRule="auto" w:before="0" w:after="0"/>
+              <w:jc w:val="left"/>
             </w:pPr>
             <w:r>
               <w:rPr>
@@ -11972,6 +12428,7 @@
             <w:pPr>
               <w:keepNext w:val="0"/>
               <w:spacing w:line="240" w:lineRule="auto" w:before="0" w:after="0"/>
+              <w:jc w:val="left"/>
             </w:pPr>
             <w:r>
               <w:rPr>
@@ -12002,12 +12459,13 @@
             <w:pPr>
               <w:keepNext w:val="0"/>
               <w:spacing w:line="240" w:lineRule="auto" w:before="0" w:after="0"/>
-            </w:pPr>
-            <w:r>
-              <w:rPr>
+              <w:jc w:val="left"/>
+            </w:pPr>
+            <w:r>
+              <w:rPr>
+                <w:iCs/>
                 <w:rFonts w:ascii="Times New Roman" w:hAnsi="Times New Roman"/>
                 <w:i/>
-                <w:iCs/>
                 <w:sz w:val="19"/>
               </w:rPr>
               <w:t xml:space="preserve">PSMB8</w:t>
@@ -12029,6 +12487,7 @@
             <w:pPr>
               <w:keepNext w:val="0"/>
               <w:spacing w:line="240" w:lineRule="auto" w:before="0" w:after="0"/>
+              <w:jc w:val="left"/>
             </w:pPr>
             <w:r>
               <w:rPr>
@@ -12054,6 +12513,7 @@
             <w:pPr>
               <w:keepNext w:val="0"/>
               <w:spacing w:line="240" w:lineRule="auto" w:before="0" w:after="0"/>
+              <w:jc w:val="left"/>
             </w:pPr>
             <w:r>
               <w:rPr>
@@ -12079,6 +12539,7 @@
             <w:pPr>
               <w:keepNext w:val="0"/>
               <w:spacing w:line="240" w:lineRule="auto" w:before="0" w:after="0"/>
+              <w:jc w:val="left"/>
             </w:pPr>
             <w:r>
               <w:rPr>
@@ -12104,6 +12565,7 @@
             <w:pPr>
               <w:keepNext w:val="0"/>
               <w:spacing w:line="240" w:lineRule="auto" w:before="0" w:after="0"/>
+              <w:jc w:val="left"/>
             </w:pPr>
             <w:r>
               <w:rPr>
@@ -12129,6 +12591,7 @@
             <w:pPr>
               <w:keepNext w:val="0"/>
               <w:spacing w:line="240" w:lineRule="auto" w:before="0" w:after="0"/>
+              <w:jc w:val="left"/>
             </w:pPr>
             <w:r>
               <w:rPr>
@@ -12159,12 +12622,13 @@
             <w:pPr>
               <w:keepNext w:val="0"/>
               <w:spacing w:line="240" w:lineRule="auto" w:before="0" w:after="0"/>
-            </w:pPr>
-            <w:r>
-              <w:rPr>
+              <w:jc w:val="left"/>
+            </w:pPr>
+            <w:r>
+              <w:rPr>
+                <w:iCs/>
                 <w:rFonts w:ascii="Times New Roman" w:hAnsi="Times New Roman"/>
                 <w:i/>
-                <w:iCs/>
                 <w:sz w:val="19"/>
               </w:rPr>
               <w:t xml:space="preserve">IFNGR1</w:t>
@@ -12186,6 +12650,7 @@
             <w:pPr>
               <w:keepNext w:val="0"/>
               <w:spacing w:line="240" w:lineRule="auto" w:before="0" w:after="0"/>
+              <w:jc w:val="left"/>
             </w:pPr>
             <w:r>
               <w:rPr>
@@ -12211,6 +12676,7 @@
             <w:pPr>
               <w:keepNext w:val="0"/>
               <w:spacing w:line="240" w:lineRule="auto" w:before="0" w:after="0"/>
+              <w:jc w:val="left"/>
             </w:pPr>
             <w:r>
               <w:rPr>
@@ -12236,6 +12702,7 @@
             <w:pPr>
               <w:keepNext w:val="0"/>
               <w:spacing w:line="240" w:lineRule="auto" w:before="0" w:after="0"/>
+              <w:jc w:val="left"/>
             </w:pPr>
             <w:r>
               <w:rPr>
@@ -12261,6 +12728,7 @@
             <w:pPr>
               <w:keepNext w:val="0"/>
               <w:spacing w:line="240" w:lineRule="auto" w:before="0" w:after="0"/>
+              <w:jc w:val="left"/>
             </w:pPr>
             <w:r>
               <w:rPr>
@@ -12286,6 +12754,7 @@
             <w:pPr>
               <w:keepNext w:val="0"/>
               <w:spacing w:line="240" w:lineRule="auto" w:before="0" w:after="0"/>
+              <w:jc w:val="left"/>
             </w:pPr>
             <w:r>
               <w:rPr>
@@ -12320,7 +12789,19 @@
         <w:rPr>
           <w:sz w:val="20"/>
         </w:rPr>
-        <w:t xml:space="preserve">“Variants (P &lt; 5×10⁻⁶, unclumped)”</w:t>
+        <w:t xml:space="preserve">“</w:t>
+      </w:r>
+      <w:r>
+        <w:rPr>
+          <w:sz w:val="20"/>
+        </w:rPr>
+        <w:t xml:space="preserve">Variants (P &lt; 5×10⁻⁶, unclumped)</w:t>
+      </w:r>
+      <w:r>
+        <w:rPr>
+          <w:sz w:val="20"/>
+        </w:rPr>
+        <w:t xml:space="preserve">”</w:t>
       </w:r>
       <w:r>
         <w:rPr>
@@ -12345,8 +12826,8 @@
       </w:pPr>
       <w:r>
         <w:rPr>
+          <w:bCs/>
           <w:b/>
-          <w:bCs/>
           <w:sz w:val="20"/>
         </w:rPr>
         <w:t xml:space="preserve">Table S5.</w:t>
@@ -12365,8 +12846,8 @@
       </w:r>
       <w:r>
         <w:rPr>
+          <w:iCs/>
           <w:i/>
-          <w:iCs/>
           <w:sz w:val="20"/>
         </w:rPr>
         <w:t xml:space="preserve">HSD3B7</w:t>
@@ -12385,8 +12866,8 @@
       </w:r>
       <w:r>
         <w:rPr>
+          <w:iCs/>
           <w:i/>
-          <w:iCs/>
           <w:sz w:val="20"/>
         </w:rPr>
         <w:t xml:space="preserve">VKORC1</w:t>
@@ -12405,8 +12886,8 @@
       </w:r>
       <w:r>
         <w:rPr>
+          <w:iCs/>
           <w:i/>
-          <w:iCs/>
           <w:sz w:val="20"/>
         </w:rPr>
         <w:t xml:space="preserve">PRSS36</w:t>
@@ -12456,6 +12937,7 @@
             <w:pPr>
               <w:keepNext w:val="0"/>
               <w:spacing w:line="240" w:lineRule="auto" w:before="0" w:after="0"/>
+              <w:jc w:val="left"/>
             </w:pPr>
             <w:r>
               <w:rPr>
@@ -12483,6 +12965,7 @@
             <w:pPr>
               <w:keepNext w:val="0"/>
               <w:spacing w:line="240" w:lineRule="auto" w:before="0" w:after="0"/>
+              <w:jc w:val="left"/>
             </w:pPr>
             <w:r>
               <w:rPr>
@@ -12510,6 +12993,7 @@
             <w:pPr>
               <w:keepNext w:val="0"/>
               <w:spacing w:line="240" w:lineRule="auto" w:before="0" w:after="0"/>
+              <w:jc w:val="left"/>
             </w:pPr>
             <w:r>
               <w:rPr>
@@ -12537,6 +13021,7 @@
             <w:pPr>
               <w:keepNext w:val="0"/>
               <w:spacing w:line="240" w:lineRule="auto" w:before="0" w:after="0"/>
+              <w:jc w:val="left"/>
             </w:pPr>
             <w:r>
               <w:rPr>
@@ -12556,10 +13041,10 @@
             </w:r>
             <w:r>
               <w:rPr>
+                <w:iCs/>
                 <w:rFonts w:ascii="Times New Roman" w:hAnsi="Times New Roman"/>
                 <w:b/>
                 <w:i/>
-                <w:iCs/>
                 <w:sz w:val="19"/>
               </w:rPr>
               <w:t xml:space="preserve">P</w:t>
@@ -12582,6 +13067,7 @@
             <w:pPr>
               <w:keepNext w:val="0"/>
               <w:spacing w:line="240" w:lineRule="auto" w:before="0" w:after="0"/>
+              <w:jc w:val="left"/>
             </w:pPr>
             <w:r>
               <w:rPr>
@@ -12609,6 +13095,7 @@
             <w:pPr>
               <w:keepNext w:val="0"/>
               <w:spacing w:line="240" w:lineRule="auto" w:before="0" w:after="0"/>
+              <w:jc w:val="left"/>
             </w:pPr>
             <w:r>
               <w:rPr>
@@ -12636,6 +13123,7 @@
             <w:pPr>
               <w:keepNext w:val="0"/>
               <w:spacing w:line="240" w:lineRule="auto" w:before="0" w:after="0"/>
+              <w:jc w:val="left"/>
             </w:pPr>
             <w:r>
               <w:rPr>
@@ -12663,6 +13151,7 @@
             <w:pPr>
               <w:keepNext w:val="0"/>
               <w:spacing w:line="240" w:lineRule="auto" w:before="0" w:after="0"/>
+              <w:jc w:val="left"/>
             </w:pPr>
             <w:r>
               <w:rPr>
@@ -12694,12 +13183,13 @@
             <w:pPr>
               <w:keepNext w:val="0"/>
               <w:spacing w:line="240" w:lineRule="auto" w:before="0" w:after="0"/>
-            </w:pPr>
-            <w:r>
-              <w:rPr>
+              <w:jc w:val="left"/>
+            </w:pPr>
+            <w:r>
+              <w:rPr>
+                <w:iCs/>
                 <w:rFonts w:ascii="Times New Roman" w:hAnsi="Times New Roman"/>
                 <w:i/>
-                <w:iCs/>
                 <w:sz w:val="19"/>
               </w:rPr>
               <w:t xml:space="preserve">HSD3B7</w:t>
@@ -12721,6 +13211,7 @@
             <w:pPr>
               <w:keepNext w:val="0"/>
               <w:spacing w:line="240" w:lineRule="auto" w:before="0" w:after="0"/>
+              <w:jc w:val="left"/>
             </w:pPr>
             <w:r>
               <w:rPr>
@@ -12746,6 +13237,7 @@
             <w:pPr>
               <w:keepNext w:val="0"/>
               <w:spacing w:line="240" w:lineRule="auto" w:before="0" w:after="0"/>
+              <w:jc w:val="left"/>
             </w:pPr>
             <w:r>
               <w:rPr>
@@ -12771,6 +13263,7 @@
             <w:pPr>
               <w:keepNext w:val="0"/>
               <w:spacing w:line="240" w:lineRule="auto" w:before="0" w:after="0"/>
+              <w:jc w:val="left"/>
             </w:pPr>
             <w:r>
               <w:rPr>
@@ -12796,6 +13289,7 @@
             <w:pPr>
               <w:keepNext w:val="0"/>
               <w:spacing w:line="240" w:lineRule="auto" w:before="0" w:after="0"/>
+              <w:jc w:val="left"/>
             </w:pPr>
             <w:r>
               <w:rPr>
@@ -12821,6 +13315,7 @@
             <w:pPr>
               <w:keepNext w:val="0"/>
               <w:spacing w:line="240" w:lineRule="auto" w:before="0" w:after="0"/>
+              <w:jc w:val="left"/>
             </w:pPr>
             <w:r>
               <w:rPr>
@@ -12846,6 +13341,7 @@
             <w:pPr>
               <w:keepNext w:val="0"/>
               <w:spacing w:line="240" w:lineRule="auto" w:before="0" w:after="0"/>
+              <w:jc w:val="left"/>
             </w:pPr>
             <w:r>
               <w:rPr>
@@ -12871,6 +13367,7 @@
             <w:pPr>
               <w:keepNext w:val="0"/>
               <w:spacing w:line="240" w:lineRule="auto" w:before="0" w:after="0"/>
+              <w:jc w:val="left"/>
             </w:pPr>
             <w:r>
               <w:rPr>
@@ -12901,12 +13398,13 @@
             <w:pPr>
               <w:keepNext w:val="0"/>
               <w:spacing w:line="240" w:lineRule="auto" w:before="0" w:after="0"/>
-            </w:pPr>
-            <w:r>
-              <w:rPr>
+              <w:jc w:val="left"/>
+            </w:pPr>
+            <w:r>
+              <w:rPr>
+                <w:iCs/>
                 <w:rFonts w:ascii="Times New Roman" w:hAnsi="Times New Roman"/>
                 <w:i/>
-                <w:iCs/>
                 <w:sz w:val="19"/>
               </w:rPr>
               <w:t xml:space="preserve">VKORC1</w:t>
@@ -12928,6 +13426,7 @@
             <w:pPr>
               <w:keepNext w:val="0"/>
               <w:spacing w:line="240" w:lineRule="auto" w:before="0" w:after="0"/>
+              <w:jc w:val="left"/>
             </w:pPr>
             <w:r>
               <w:rPr>
@@ -12953,6 +13452,7 @@
             <w:pPr>
               <w:keepNext w:val="0"/>
               <w:spacing w:line="240" w:lineRule="auto" w:before="0" w:after="0"/>
+              <w:jc w:val="left"/>
             </w:pPr>
             <w:r>
               <w:rPr>
@@ -12978,6 +13478,7 @@
             <w:pPr>
               <w:keepNext w:val="0"/>
               <w:spacing w:line="240" w:lineRule="auto" w:before="0" w:after="0"/>
+              <w:jc w:val="left"/>
             </w:pPr>
             <w:r>
               <w:rPr>
@@ -13003,6 +13504,7 @@
             <w:pPr>
               <w:keepNext w:val="0"/>
               <w:spacing w:line="240" w:lineRule="auto" w:before="0" w:after="0"/>
+              <w:jc w:val="left"/>
             </w:pPr>
             <w:r>
               <w:rPr>
@@ -13028,6 +13530,7 @@
             <w:pPr>
               <w:keepNext w:val="0"/>
               <w:spacing w:line="240" w:lineRule="auto" w:before="0" w:after="0"/>
+              <w:jc w:val="left"/>
             </w:pPr>
             <w:r>
               <w:rPr>
@@ -13053,6 +13556,7 @@
             <w:pPr>
               <w:keepNext w:val="0"/>
               <w:spacing w:line="240" w:lineRule="auto" w:before="0" w:after="0"/>
+              <w:jc w:val="left"/>
             </w:pPr>
             <w:r>
               <w:rPr>
@@ -13078,6 +13582,7 @@
             <w:pPr>
               <w:keepNext w:val="0"/>
               <w:spacing w:line="240" w:lineRule="auto" w:before="0" w:after="0"/>
+              <w:jc w:val="left"/>
             </w:pPr>
             <w:r>
               <w:rPr>
@@ -13108,12 +13613,13 @@
             <w:pPr>
               <w:keepNext w:val="0"/>
               <w:spacing w:line="240" w:lineRule="auto" w:before="0" w:after="0"/>
-            </w:pPr>
-            <w:r>
-              <w:rPr>
+              <w:jc w:val="left"/>
+            </w:pPr>
+            <w:r>
+              <w:rPr>
+                <w:iCs/>
                 <w:rFonts w:ascii="Times New Roman" w:hAnsi="Times New Roman"/>
                 <w:i/>
-                <w:iCs/>
                 <w:sz w:val="19"/>
               </w:rPr>
               <w:t xml:space="preserve">PRSS36</w:t>
@@ -13135,6 +13641,7 @@
             <w:pPr>
               <w:keepNext w:val="0"/>
               <w:spacing w:line="240" w:lineRule="auto" w:before="0" w:after="0"/>
+              <w:jc w:val="left"/>
             </w:pPr>
             <w:r>
               <w:rPr>
@@ -13160,6 +13667,7 @@
             <w:pPr>
               <w:keepNext w:val="0"/>
               <w:spacing w:line="240" w:lineRule="auto" w:before="0" w:after="0"/>
+              <w:jc w:val="left"/>
             </w:pPr>
             <w:r>
               <w:rPr>
@@ -13185,6 +13693,7 @@
             <w:pPr>
               <w:keepNext w:val="0"/>
               <w:spacing w:line="240" w:lineRule="auto" w:before="0" w:after="0"/>
+              <w:jc w:val="left"/>
             </w:pPr>
             <w:r>
               <w:rPr>
@@ -13210,6 +13719,7 @@
             <w:pPr>
               <w:keepNext w:val="0"/>
               <w:spacing w:line="240" w:lineRule="auto" w:before="0" w:after="0"/>
+              <w:jc w:val="left"/>
             </w:pPr>
             <w:r>
               <w:rPr>
@@ -13235,6 +13745,7 @@
             <w:pPr>
               <w:keepNext w:val="0"/>
               <w:spacing w:line="240" w:lineRule="auto" w:before="0" w:after="0"/>
+              <w:jc w:val="left"/>
             </w:pPr>
             <w:r>
               <w:rPr>
@@ -13260,6 +13771,7 @@
             <w:pPr>
               <w:keepNext w:val="0"/>
               <w:spacing w:line="240" w:lineRule="auto" w:before="0" w:after="0"/>
+              <w:jc w:val="left"/>
             </w:pPr>
             <w:r>
               <w:rPr>
@@ -13285,6 +13797,7 @@
             <w:pPr>
               <w:keepNext w:val="0"/>
               <w:spacing w:line="240" w:lineRule="auto" w:before="0" w:after="0"/>
+              <w:jc w:val="left"/>
             </w:pPr>
             <w:r>
               <w:rPr>
@@ -13320,8 +13833,8 @@
       </w:pPr>
       <w:r>
         <w:rPr>
+          <w:bCs/>
           <w:b/>
-          <w:bCs/>
           <w:sz w:val="20"/>
         </w:rPr>
         <w:t xml:space="preserve">Table S6.</w:t>
@@ -13377,6 +13890,7 @@
             <w:pPr>
               <w:keepNext w:val="0"/>
               <w:spacing w:line="240" w:lineRule="auto" w:before="0" w:after="0"/>
+              <w:jc w:val="left"/>
             </w:pPr>
             <w:r>
               <w:rPr>
@@ -13404,6 +13918,7 @@
             <w:pPr>
               <w:keepNext w:val="0"/>
               <w:spacing w:line="240" w:lineRule="auto" w:before="0" w:after="0"/>
+              <w:jc w:val="left"/>
             </w:pPr>
             <w:r>
               <w:rPr>
@@ -13431,6 +13946,7 @@
             <w:pPr>
               <w:keepNext w:val="0"/>
               <w:spacing w:line="240" w:lineRule="auto" w:before="0" w:after="0"/>
+              <w:jc w:val="left"/>
             </w:pPr>
             <w:r>
               <w:rPr>
@@ -13458,6 +13974,7 @@
             <w:pPr>
               <w:keepNext w:val="0"/>
               <w:spacing w:line="240" w:lineRule="auto" w:before="0" w:after="0"/>
+              <w:jc w:val="left"/>
             </w:pPr>
             <w:r>
               <w:rPr>
@@ -13477,190 +13994,194 @@
             </w:r>
             <w:r>
               <w:rPr>
+                <w:iCs/>
                 <w:rFonts w:ascii="Times New Roman" w:hAnsi="Times New Roman"/>
                 <w:b/>
                 <w:i/>
+                <w:sz w:val="19"/>
+              </w:rPr>
+              <w:t xml:space="preserve">P</w:t>
+            </w:r>
+          </w:p>
+        </w:tc>
+        <w:tc>
+          <w:tcPr>
+            <w:tcW w:type="dxa" w:w="1852"/>
+            <w:vAlign w:val="center"/>
+            <w:tcMar>
+              <w:top w:w="65" w:type="dxa"/>
+              <w:bottom w:w="65" w:type="dxa"/>
+              <w:left w:w="65" w:type="dxa"/>
+              <w:right w:w="65" w:type="dxa"/>
+            </w:tcMar>
+            <w:shd w:fill="EEEEEE"/>
+          </w:tcPr>
+          <w:p>
+            <w:pPr>
+              <w:keepNext w:val="0"/>
+              <w:spacing w:line="240" w:lineRule="auto" w:before="0" w:after="0"/>
+              <w:jc w:val="left"/>
+            </w:pPr>
+            <w:r>
+              <w:rPr>
+                <w:rFonts w:ascii="Times New Roman" w:hAnsi="Times New Roman"/>
+                <w:b/>
+                <w:sz w:val="19"/>
+              </w:rPr>
+              <w:t xml:space="preserve">WM</w:t>
+            </w:r>
+            <w:r>
+              <w:rPr>
+                <w:rFonts w:ascii="Times New Roman" w:hAnsi="Times New Roman"/>
+                <w:b/>
+                <w:sz w:val="19"/>
+              </w:rPr>
+              <w:t xml:space="preserve"> </w:t>
+            </w:r>
+            <w:r>
+              <w:rPr>
                 <w:iCs/>
-                <w:sz w:val="19"/>
-              </w:rPr>
-              <w:t xml:space="preserve">P</w:t>
-            </w:r>
-          </w:p>
-        </w:tc>
-        <w:tc>
-          <w:tcPr>
-            <w:tcW w:type="dxa" w:w="1852"/>
-            <w:vAlign w:val="center"/>
-            <w:tcMar>
-              <w:top w:w="65" w:type="dxa"/>
-              <w:bottom w:w="65" w:type="dxa"/>
-              <w:left w:w="65" w:type="dxa"/>
-              <w:right w:w="65" w:type="dxa"/>
-            </w:tcMar>
-            <w:shd w:fill="EEEEEE"/>
-          </w:tcPr>
-          <w:p>
-            <w:pPr>
-              <w:keepNext w:val="0"/>
-              <w:spacing w:line="240" w:lineRule="auto" w:before="0" w:after="0"/>
-            </w:pPr>
-            <w:r>
-              <w:rPr>
-                <w:rFonts w:ascii="Times New Roman" w:hAnsi="Times New Roman"/>
-                <w:b/>
-                <w:sz w:val="19"/>
-              </w:rPr>
-              <w:t xml:space="preserve">WM</w:t>
-            </w:r>
-            <w:r>
-              <w:rPr>
-                <w:rFonts w:ascii="Times New Roman" w:hAnsi="Times New Roman"/>
-                <w:b/>
-                <w:sz w:val="19"/>
-              </w:rPr>
-              <w:t xml:space="preserve"> </w:t>
-            </w:r>
-            <w:r>
-              <w:rPr>
                 <w:rFonts w:ascii="Times New Roman" w:hAnsi="Times New Roman"/>
                 <w:b/>
                 <w:i/>
+                <w:sz w:val="19"/>
+              </w:rPr>
+              <w:t xml:space="preserve">P</w:t>
+            </w:r>
+          </w:p>
+        </w:tc>
+        <w:tc>
+          <w:tcPr>
+            <w:tcW w:type="dxa" w:w="1852"/>
+            <w:vAlign w:val="center"/>
+            <w:tcMar>
+              <w:top w:w="65" w:type="dxa"/>
+              <w:bottom w:w="65" w:type="dxa"/>
+              <w:left w:w="65" w:type="dxa"/>
+              <w:right w:w="65" w:type="dxa"/>
+            </w:tcMar>
+            <w:shd w:fill="EEEEEE"/>
+          </w:tcPr>
+          <w:p>
+            <w:pPr>
+              <w:keepNext w:val="0"/>
+              <w:spacing w:line="240" w:lineRule="auto" w:before="0" w:after="0"/>
+              <w:jc w:val="left"/>
+            </w:pPr>
+            <w:r>
+              <w:rPr>
+                <w:rFonts w:ascii="Times New Roman" w:hAnsi="Times New Roman"/>
+                <w:b/>
+                <w:sz w:val="19"/>
+              </w:rPr>
+              <w:t xml:space="preserve">Wmode</w:t>
+            </w:r>
+            <w:r>
+              <w:rPr>
+                <w:rFonts w:ascii="Times New Roman" w:hAnsi="Times New Roman"/>
+                <w:b/>
+                <w:sz w:val="19"/>
+              </w:rPr>
+              <w:t xml:space="preserve"> </w:t>
+            </w:r>
+            <w:r>
+              <w:rPr>
                 <w:iCs/>
-                <w:sz w:val="19"/>
-              </w:rPr>
-              <w:t xml:space="preserve">P</w:t>
-            </w:r>
-          </w:p>
-        </w:tc>
-        <w:tc>
-          <w:tcPr>
-            <w:tcW w:type="dxa" w:w="1852"/>
-            <w:vAlign w:val="center"/>
-            <w:tcMar>
-              <w:top w:w="65" w:type="dxa"/>
-              <w:bottom w:w="65" w:type="dxa"/>
-              <w:left w:w="65" w:type="dxa"/>
-              <w:right w:w="65" w:type="dxa"/>
-            </w:tcMar>
-            <w:shd w:fill="EEEEEE"/>
-          </w:tcPr>
-          <w:p>
-            <w:pPr>
-              <w:keepNext w:val="0"/>
-              <w:spacing w:line="240" w:lineRule="auto" w:before="0" w:after="0"/>
-            </w:pPr>
-            <w:r>
-              <w:rPr>
-                <w:rFonts w:ascii="Times New Roman" w:hAnsi="Times New Roman"/>
-                <w:b/>
-                <w:sz w:val="19"/>
-              </w:rPr>
-              <w:t xml:space="preserve">Wmode</w:t>
-            </w:r>
-            <w:r>
-              <w:rPr>
-                <w:rFonts w:ascii="Times New Roman" w:hAnsi="Times New Roman"/>
-                <w:b/>
-                <w:sz w:val="19"/>
-              </w:rPr>
-              <w:t xml:space="preserve"> </w:t>
-            </w:r>
-            <w:r>
-              <w:rPr>
                 <w:rFonts w:ascii="Times New Roman" w:hAnsi="Times New Roman"/>
                 <w:b/>
                 <w:i/>
+                <w:sz w:val="19"/>
+              </w:rPr>
+              <w:t xml:space="preserve">P</w:t>
+            </w:r>
+          </w:p>
+        </w:tc>
+        <w:tc>
+          <w:tcPr>
+            <w:tcW w:type="dxa" w:w="1852"/>
+            <w:vAlign w:val="center"/>
+            <w:tcMar>
+              <w:top w:w="65" w:type="dxa"/>
+              <w:bottom w:w="65" w:type="dxa"/>
+              <w:left w:w="65" w:type="dxa"/>
+              <w:right w:w="65" w:type="dxa"/>
+            </w:tcMar>
+            <w:shd w:fill="EEEEEE"/>
+          </w:tcPr>
+          <w:p>
+            <w:pPr>
+              <w:keepNext w:val="0"/>
+              <w:spacing w:line="240" w:lineRule="auto" w:before="0" w:after="0"/>
+              <w:jc w:val="left"/>
+            </w:pPr>
+            <w:r>
+              <w:rPr>
+                <w:rFonts w:ascii="Times New Roman" w:hAnsi="Times New Roman"/>
+                <w:b/>
+                <w:sz w:val="19"/>
+              </w:rPr>
+              <w:t xml:space="preserve">MR-Egger intercept</w:t>
+            </w:r>
+            <w:r>
+              <w:rPr>
+                <w:rFonts w:ascii="Times New Roman" w:hAnsi="Times New Roman"/>
+                <w:b/>
+                <w:sz w:val="19"/>
+              </w:rPr>
+              <w:t xml:space="preserve"> </w:t>
+            </w:r>
+            <w:r>
+              <w:rPr>
                 <w:iCs/>
-                <w:sz w:val="19"/>
-              </w:rPr>
-              <w:t xml:space="preserve">P</w:t>
-            </w:r>
-          </w:p>
-        </w:tc>
-        <w:tc>
-          <w:tcPr>
-            <w:tcW w:type="dxa" w:w="1852"/>
-            <w:vAlign w:val="center"/>
-            <w:tcMar>
-              <w:top w:w="65" w:type="dxa"/>
-              <w:bottom w:w="65" w:type="dxa"/>
-              <w:left w:w="65" w:type="dxa"/>
-              <w:right w:w="65" w:type="dxa"/>
-            </w:tcMar>
-            <w:shd w:fill="EEEEEE"/>
-          </w:tcPr>
-          <w:p>
-            <w:pPr>
-              <w:keepNext w:val="0"/>
-              <w:spacing w:line="240" w:lineRule="auto" w:before="0" w:after="0"/>
-            </w:pPr>
-            <w:r>
-              <w:rPr>
-                <w:rFonts w:ascii="Times New Roman" w:hAnsi="Times New Roman"/>
-                <w:b/>
-                <w:sz w:val="19"/>
-              </w:rPr>
-              <w:t xml:space="preserve">MR-Egger intercept</w:t>
-            </w:r>
-            <w:r>
-              <w:rPr>
-                <w:rFonts w:ascii="Times New Roman" w:hAnsi="Times New Roman"/>
-                <w:b/>
-                <w:sz w:val="19"/>
-              </w:rPr>
-              <w:t xml:space="preserve"> </w:t>
-            </w:r>
-            <w:r>
-              <w:rPr>
                 <w:rFonts w:ascii="Times New Roman" w:hAnsi="Times New Roman"/>
                 <w:b/>
                 <w:i/>
+                <w:sz w:val="19"/>
+              </w:rPr>
+              <w:t xml:space="preserve">P</w:t>
+            </w:r>
+          </w:p>
+        </w:tc>
+        <w:tc>
+          <w:tcPr>
+            <w:tcW w:type="dxa" w:w="1852"/>
+            <w:vAlign w:val="center"/>
+            <w:tcMar>
+              <w:top w:w="65" w:type="dxa"/>
+              <w:bottom w:w="65" w:type="dxa"/>
+              <w:left w:w="65" w:type="dxa"/>
+              <w:right w:w="65" w:type="dxa"/>
+            </w:tcMar>
+            <w:shd w:fill="EEEEEE"/>
+          </w:tcPr>
+          <w:p>
+            <w:pPr>
+              <w:keepNext w:val="0"/>
+              <w:spacing w:line="240" w:lineRule="auto" w:before="0" w:after="0"/>
+              <w:jc w:val="left"/>
+            </w:pPr>
+            <w:r>
+              <w:rPr>
+                <w:rFonts w:ascii="Times New Roman" w:hAnsi="Times New Roman"/>
+                <w:b/>
+                <w:sz w:val="19"/>
+              </w:rPr>
+              <w:t xml:space="preserve">Cochran’s Q</w:t>
+            </w:r>
+            <w:r>
+              <w:rPr>
+                <w:rFonts w:ascii="Times New Roman" w:hAnsi="Times New Roman"/>
+                <w:b/>
+                <w:sz w:val="19"/>
+              </w:rPr>
+              <w:t xml:space="preserve"> </w:t>
+            </w:r>
+            <w:r>
+              <w:rPr>
                 <w:iCs/>
-                <w:sz w:val="19"/>
-              </w:rPr>
-              <w:t xml:space="preserve">P</w:t>
-            </w:r>
-          </w:p>
-        </w:tc>
-        <w:tc>
-          <w:tcPr>
-            <w:tcW w:type="dxa" w:w="1852"/>
-            <w:vAlign w:val="center"/>
-            <w:tcMar>
-              <w:top w:w="65" w:type="dxa"/>
-              <w:bottom w:w="65" w:type="dxa"/>
-              <w:left w:w="65" w:type="dxa"/>
-              <w:right w:w="65" w:type="dxa"/>
-            </w:tcMar>
-            <w:shd w:fill="EEEEEE"/>
-          </w:tcPr>
-          <w:p>
-            <w:pPr>
-              <w:keepNext w:val="0"/>
-              <w:spacing w:line="240" w:lineRule="auto" w:before="0" w:after="0"/>
-            </w:pPr>
-            <w:r>
-              <w:rPr>
-                <w:rFonts w:ascii="Times New Roman" w:hAnsi="Times New Roman"/>
-                <w:b/>
-                <w:sz w:val="19"/>
-              </w:rPr>
-              <w:t xml:space="preserve">Cochran’s Q</w:t>
-            </w:r>
-            <w:r>
-              <w:rPr>
-                <w:rFonts w:ascii="Times New Roman" w:hAnsi="Times New Roman"/>
-                <w:b/>
-                <w:sz w:val="19"/>
-              </w:rPr>
-              <w:t xml:space="preserve"> </w:t>
-            </w:r>
-            <w:r>
-              <w:rPr>
                 <w:rFonts w:ascii="Times New Roman" w:hAnsi="Times New Roman"/>
                 <w:b/>
                 <w:i/>
-                <w:iCs/>
                 <w:sz w:val="19"/>
               </w:rPr>
               <w:t xml:space="preserve">P</w:t>
@@ -13687,12 +14208,13 @@
             <w:pPr>
               <w:keepNext w:val="0"/>
               <w:spacing w:line="240" w:lineRule="auto" w:before="0" w:after="0"/>
-            </w:pPr>
-            <w:r>
-              <w:rPr>
+              <w:jc w:val="left"/>
+            </w:pPr>
+            <w:r>
+              <w:rPr>
+                <w:iCs/>
                 <w:rFonts w:ascii="Times New Roman" w:hAnsi="Times New Roman"/>
                 <w:i/>
-                <w:iCs/>
                 <w:sz w:val="19"/>
               </w:rPr>
               <w:t xml:space="preserve">TSHR</w:t>
@@ -13714,6 +14236,7 @@
             <w:pPr>
               <w:keepNext w:val="0"/>
               <w:spacing w:line="240" w:lineRule="auto" w:before="0" w:after="0"/>
+              <w:jc w:val="left"/>
             </w:pPr>
             <w:r>
               <w:rPr>
@@ -13739,6 +14262,7 @@
             <w:pPr>
               <w:keepNext w:val="0"/>
               <w:spacing w:line="240" w:lineRule="auto" w:before="0" w:after="0"/>
+              <w:jc w:val="left"/>
             </w:pPr>
             <w:r>
               <w:rPr>
@@ -13764,6 +14288,7 @@
             <w:pPr>
               <w:keepNext w:val="0"/>
               <w:spacing w:line="240" w:lineRule="auto" w:before="0" w:after="0"/>
+              <w:jc w:val="left"/>
             </w:pPr>
             <w:r>
               <w:rPr>
@@ -13789,6 +14314,7 @@
             <w:pPr>
               <w:keepNext w:val="0"/>
               <w:spacing w:line="240" w:lineRule="auto" w:before="0" w:after="0"/>
+              <w:jc w:val="left"/>
             </w:pPr>
             <w:r>
               <w:rPr>
@@ -13814,6 +14340,7 @@
             <w:pPr>
               <w:keepNext w:val="0"/>
               <w:spacing w:line="240" w:lineRule="auto" w:before="0" w:after="0"/>
+              <w:jc w:val="left"/>
             </w:pPr>
             <w:r>
               <w:rPr>
@@ -13839,6 +14366,7 @@
             <w:pPr>
               <w:keepNext w:val="0"/>
               <w:spacing w:line="240" w:lineRule="auto" w:before="0" w:after="0"/>
+              <w:jc w:val="left"/>
             </w:pPr>
             <w:r>
               <w:rPr>
@@ -13864,6 +14392,7 @@
             <w:pPr>
               <w:keepNext w:val="0"/>
               <w:spacing w:line="240" w:lineRule="auto" w:before="0" w:after="0"/>
+              <w:jc w:val="left"/>
             </w:pPr>
             <w:r>
               <w:rPr>
@@ -13894,12 +14423,13 @@
             <w:pPr>
               <w:keepNext w:val="0"/>
               <w:spacing w:line="240" w:lineRule="auto" w:before="0" w:after="0"/>
-            </w:pPr>
-            <w:r>
-              <w:rPr>
+              <w:jc w:val="left"/>
+            </w:pPr>
+            <w:r>
+              <w:rPr>
+                <w:iCs/>
                 <w:rFonts w:ascii="Times New Roman" w:hAnsi="Times New Roman"/>
                 <w:i/>
-                <w:iCs/>
                 <w:sz w:val="19"/>
               </w:rPr>
               <w:t xml:space="preserve">TSHR</w:t>
@@ -13921,6 +14451,7 @@
             <w:pPr>
               <w:keepNext w:val="0"/>
               <w:spacing w:line="240" w:lineRule="auto" w:before="0" w:after="0"/>
+              <w:jc w:val="left"/>
             </w:pPr>
             <w:r>
               <w:rPr>
@@ -13946,6 +14477,7 @@
             <w:pPr>
               <w:keepNext w:val="0"/>
               <w:spacing w:line="240" w:lineRule="auto" w:before="0" w:after="0"/>
+              <w:jc w:val="left"/>
             </w:pPr>
             <w:r>
               <w:rPr>
@@ -13971,6 +14503,7 @@
             <w:pPr>
               <w:keepNext w:val="0"/>
               <w:spacing w:line="240" w:lineRule="auto" w:before="0" w:after="0"/>
+              <w:jc w:val="left"/>
             </w:pPr>
             <w:r>
               <w:rPr>
@@ -13996,6 +14529,7 @@
             <w:pPr>
               <w:keepNext w:val="0"/>
               <w:spacing w:line="240" w:lineRule="auto" w:before="0" w:after="0"/>
+              <w:jc w:val="left"/>
             </w:pPr>
             <w:r>
               <w:rPr>
@@ -14021,6 +14555,7 @@
             <w:pPr>
               <w:keepNext w:val="0"/>
               <w:spacing w:line="240" w:lineRule="auto" w:before="0" w:after="0"/>
+              <w:jc w:val="left"/>
             </w:pPr>
             <w:r>
               <w:rPr>
@@ -14046,6 +14581,7 @@
             <w:pPr>
               <w:keepNext w:val="0"/>
               <w:spacing w:line="240" w:lineRule="auto" w:before="0" w:after="0"/>
+              <w:jc w:val="left"/>
             </w:pPr>
             <w:r>
               <w:rPr>
@@ -14071,6 +14607,7 @@
             <w:pPr>
               <w:keepNext w:val="0"/>
               <w:spacing w:line="240" w:lineRule="auto" w:before="0" w:after="0"/>
+              <w:jc w:val="left"/>
             </w:pPr>
             <w:r>
               <w:rPr>
@@ -14101,12 +14638,13 @@
             <w:pPr>
               <w:keepNext w:val="0"/>
               <w:spacing w:line="240" w:lineRule="auto" w:before="0" w:after="0"/>
-            </w:pPr>
-            <w:r>
-              <w:rPr>
+              <w:jc w:val="left"/>
+            </w:pPr>
+            <w:r>
+              <w:rPr>
+                <w:iCs/>
                 <w:rFonts w:ascii="Times New Roman" w:hAnsi="Times New Roman"/>
                 <w:i/>
-                <w:iCs/>
                 <w:sz w:val="19"/>
               </w:rPr>
               <w:t xml:space="preserve">TSHR</w:t>
@@ -14128,6 +14666,7 @@
             <w:pPr>
               <w:keepNext w:val="0"/>
               <w:spacing w:line="240" w:lineRule="auto" w:before="0" w:after="0"/>
+              <w:jc w:val="left"/>
             </w:pPr>
             <w:r>
               <w:rPr>
@@ -14153,6 +14692,7 @@
             <w:pPr>
               <w:keepNext w:val="0"/>
               <w:spacing w:line="240" w:lineRule="auto" w:before="0" w:after="0"/>
+              <w:jc w:val="left"/>
             </w:pPr>
             <w:r>
               <w:rPr>
@@ -14178,6 +14718,7 @@
             <w:pPr>
               <w:keepNext w:val="0"/>
               <w:spacing w:line="240" w:lineRule="auto" w:before="0" w:after="0"/>
+              <w:jc w:val="left"/>
             </w:pPr>
             <w:r>
               <w:rPr>
@@ -14203,6 +14744,7 @@
             <w:pPr>
               <w:keepNext w:val="0"/>
               <w:spacing w:line="240" w:lineRule="auto" w:before="0" w:after="0"/>
+              <w:jc w:val="left"/>
             </w:pPr>
             <w:r>
               <w:rPr>
@@ -14228,6 +14770,7 @@
             <w:pPr>
               <w:keepNext w:val="0"/>
               <w:spacing w:line="240" w:lineRule="auto" w:before="0" w:after="0"/>
+              <w:jc w:val="left"/>
             </w:pPr>
             <w:r>
               <w:rPr>
@@ -14253,6 +14796,7 @@
             <w:pPr>
               <w:keepNext w:val="0"/>
               <w:spacing w:line="240" w:lineRule="auto" w:before="0" w:after="0"/>
+              <w:jc w:val="left"/>
             </w:pPr>
             <w:r>
               <w:rPr>
@@ -14278,6 +14822,7 @@
             <w:pPr>
               <w:keepNext w:val="0"/>
               <w:spacing w:line="240" w:lineRule="auto" w:before="0" w:after="0"/>
+              <w:jc w:val="left"/>
             </w:pPr>
             <w:r>
               <w:rPr>
@@ -14308,12 +14853,13 @@
             <w:pPr>
               <w:keepNext w:val="0"/>
               <w:spacing w:line="240" w:lineRule="auto" w:before="0" w:after="0"/>
-            </w:pPr>
-            <w:r>
-              <w:rPr>
+              <w:jc w:val="left"/>
+            </w:pPr>
+            <w:r>
+              <w:rPr>
+                <w:iCs/>
                 <w:rFonts w:ascii="Times New Roman" w:hAnsi="Times New Roman"/>
                 <w:i/>
-                <w:iCs/>
                 <w:sz w:val="19"/>
               </w:rPr>
               <w:t xml:space="preserve">IGF1R</w:t>
@@ -14335,6 +14881,7 @@
             <w:pPr>
               <w:keepNext w:val="0"/>
               <w:spacing w:line="240" w:lineRule="auto" w:before="0" w:after="0"/>
+              <w:jc w:val="left"/>
             </w:pPr>
             <w:r>
               <w:rPr>
@@ -14360,6 +14907,7 @@
             <w:pPr>
               <w:keepNext w:val="0"/>
               <w:spacing w:line="240" w:lineRule="auto" w:before="0" w:after="0"/>
+              <w:jc w:val="left"/>
             </w:pPr>
             <w:r>
               <w:rPr>
@@ -14385,6 +14933,7 @@
             <w:pPr>
               <w:keepNext w:val="0"/>
               <w:spacing w:line="240" w:lineRule="auto" w:before="0" w:after="0"/>
+              <w:jc w:val="left"/>
             </w:pPr>
             <w:r>
               <w:rPr>
@@ -14410,6 +14959,7 @@
             <w:pPr>
               <w:keepNext w:val="0"/>
               <w:spacing w:line="240" w:lineRule="auto" w:before="0" w:after="0"/>
+              <w:jc w:val="left"/>
             </w:pPr>
             <w:r>
               <w:rPr>
@@ -14435,6 +14985,7 @@
             <w:pPr>
               <w:keepNext w:val="0"/>
               <w:spacing w:line="240" w:lineRule="auto" w:before="0" w:after="0"/>
+              <w:jc w:val="left"/>
             </w:pPr>
             <w:r>
               <w:rPr>
@@ -14460,6 +15011,7 @@
             <w:pPr>
               <w:keepNext w:val="0"/>
               <w:spacing w:line="240" w:lineRule="auto" w:before="0" w:after="0"/>
+              <w:jc w:val="left"/>
             </w:pPr>
             <w:r>
               <w:rPr>
@@ -14485,6 +15037,7 @@
             <w:pPr>
               <w:keepNext w:val="0"/>
               <w:spacing w:line="240" w:lineRule="auto" w:before="0" w:after="0"/>
+              <w:jc w:val="left"/>
             </w:pPr>
             <w:r>
               <w:rPr>
@@ -14515,12 +15068,13 @@
             <w:pPr>
               <w:keepNext w:val="0"/>
               <w:spacing w:line="240" w:lineRule="auto" w:before="0" w:after="0"/>
-            </w:pPr>
-            <w:r>
-              <w:rPr>
+              <w:jc w:val="left"/>
+            </w:pPr>
+            <w:r>
+              <w:rPr>
+                <w:iCs/>
                 <w:rFonts w:ascii="Times New Roman" w:hAnsi="Times New Roman"/>
                 <w:i/>
-                <w:iCs/>
                 <w:sz w:val="19"/>
               </w:rPr>
               <w:t xml:space="preserve">IGF1R</w:t>
@@ -14542,6 +15096,7 @@
             <w:pPr>
               <w:keepNext w:val="0"/>
               <w:spacing w:line="240" w:lineRule="auto" w:before="0" w:after="0"/>
+              <w:jc w:val="left"/>
             </w:pPr>
             <w:r>
               <w:rPr>
@@ -14567,6 +15122,7 @@
             <w:pPr>
               <w:keepNext w:val="0"/>
               <w:spacing w:line="240" w:lineRule="auto" w:before="0" w:after="0"/>
+              <w:jc w:val="left"/>
             </w:pPr>
             <w:r>
               <w:rPr>
@@ -14592,6 +15148,7 @@
             <w:pPr>
               <w:keepNext w:val="0"/>
               <w:spacing w:line="240" w:lineRule="auto" w:before="0" w:after="0"/>
+              <w:jc w:val="left"/>
             </w:pPr>
             <w:r>
               <w:rPr>
@@ -14617,6 +15174,7 @@
             <w:pPr>
               <w:keepNext w:val="0"/>
               <w:spacing w:line="240" w:lineRule="auto" w:before="0" w:after="0"/>
+              <w:jc w:val="left"/>
             </w:pPr>
             <w:r>
               <w:rPr>
@@ -14642,6 +15200,7 @@
             <w:pPr>
               <w:keepNext w:val="0"/>
               <w:spacing w:line="240" w:lineRule="auto" w:before="0" w:after="0"/>
+              <w:jc w:val="left"/>
             </w:pPr>
             <w:r>
               <w:rPr>
@@ -14667,6 +15226,7 @@
             <w:pPr>
               <w:keepNext w:val="0"/>
               <w:spacing w:line="240" w:lineRule="auto" w:before="0" w:after="0"/>
+              <w:jc w:val="left"/>
             </w:pPr>
             <w:r>
               <w:rPr>
@@ -14692,6 +15252,7 @@
             <w:pPr>
               <w:keepNext w:val="0"/>
               <w:spacing w:line="240" w:lineRule="auto" w:before="0" w:after="0"/>
+              <w:jc w:val="left"/>
             </w:pPr>
             <w:r>
               <w:rPr>
@@ -14722,12 +15283,13 @@
             <w:pPr>
               <w:keepNext w:val="0"/>
               <w:spacing w:line="240" w:lineRule="auto" w:before="0" w:after="0"/>
-            </w:pPr>
-            <w:r>
-              <w:rPr>
+              <w:jc w:val="left"/>
+            </w:pPr>
+            <w:r>
+              <w:rPr>
+                <w:iCs/>
                 <w:rFonts w:ascii="Times New Roman" w:hAnsi="Times New Roman"/>
                 <w:i/>
-                <w:iCs/>
                 <w:sz w:val="19"/>
               </w:rPr>
               <w:t xml:space="preserve">IGF1R</w:t>
@@ -14749,6 +15311,7 @@
             <w:pPr>
               <w:keepNext w:val="0"/>
               <w:spacing w:line="240" w:lineRule="auto" w:before="0" w:after="0"/>
+              <w:jc w:val="left"/>
             </w:pPr>
             <w:r>
               <w:rPr>
@@ -14774,6 +15337,7 @@
             <w:pPr>
               <w:keepNext w:val="0"/>
               <w:spacing w:line="240" w:lineRule="auto" w:before="0" w:after="0"/>
+              <w:jc w:val="left"/>
             </w:pPr>
             <w:r>
               <w:rPr>
@@ -14799,6 +15363,7 @@
             <w:pPr>
               <w:keepNext w:val="0"/>
               <w:spacing w:line="240" w:lineRule="auto" w:before="0" w:after="0"/>
+              <w:jc w:val="left"/>
             </w:pPr>
             <w:r>
               <w:rPr>
@@ -14824,6 +15389,7 @@
             <w:pPr>
               <w:keepNext w:val="0"/>
               <w:spacing w:line="240" w:lineRule="auto" w:before="0" w:after="0"/>
+              <w:jc w:val="left"/>
             </w:pPr>
             <w:r>
               <w:rPr>
@@ -14849,6 +15415,7 @@
             <w:pPr>
               <w:keepNext w:val="0"/>
               <w:spacing w:line="240" w:lineRule="auto" w:before="0" w:after="0"/>
+              <w:jc w:val="left"/>
             </w:pPr>
             <w:r>
               <w:rPr>
@@ -14874,6 +15441,7 @@
             <w:pPr>
               <w:keepNext w:val="0"/>
               <w:spacing w:line="240" w:lineRule="auto" w:before="0" w:after="0"/>
+              <w:jc w:val="left"/>
             </w:pPr>
             <w:r>
               <w:rPr>
@@ -14899,6 +15467,7 @@
             <w:pPr>
               <w:keepNext w:val="0"/>
               <w:spacing w:line="240" w:lineRule="auto" w:before="0" w:after="0"/>
+              <w:jc w:val="left"/>
             </w:pPr>
             <w:r>
               <w:rPr>
@@ -14929,12 +15498,13 @@
             <w:pPr>
               <w:keepNext w:val="0"/>
               <w:spacing w:line="240" w:lineRule="auto" w:before="0" w:after="0"/>
-            </w:pPr>
-            <w:r>
-              <w:rPr>
+              <w:jc w:val="left"/>
+            </w:pPr>
+            <w:r>
+              <w:rPr>
+                <w:iCs/>
                 <w:rFonts w:ascii="Times New Roman" w:hAnsi="Times New Roman"/>
                 <w:i/>
-                <w:iCs/>
                 <w:sz w:val="19"/>
               </w:rPr>
               <w:t xml:space="preserve">CTLA4</w:t>
@@ -14956,6 +15526,7 @@
             <w:pPr>
               <w:keepNext w:val="0"/>
               <w:spacing w:line="240" w:lineRule="auto" w:before="0" w:after="0"/>
+              <w:jc w:val="left"/>
             </w:pPr>
             <w:r>
               <w:rPr>
@@ -14981,6 +15552,7 @@
             <w:pPr>
               <w:keepNext w:val="0"/>
               <w:spacing w:line="240" w:lineRule="auto" w:before="0" w:after="0"/>
+              <w:jc w:val="left"/>
             </w:pPr>
             <w:r>
               <w:rPr>
@@ -15006,6 +15578,7 @@
             <w:pPr>
               <w:keepNext w:val="0"/>
               <w:spacing w:line="240" w:lineRule="auto" w:before="0" w:after="0"/>
+              <w:jc w:val="left"/>
             </w:pPr>
             <w:r>
               <w:rPr>
@@ -15031,6 +15604,7 @@
             <w:pPr>
               <w:keepNext w:val="0"/>
               <w:spacing w:line="240" w:lineRule="auto" w:before="0" w:after="0"/>
+              <w:jc w:val="left"/>
             </w:pPr>
             <w:r>
               <w:rPr>
@@ -15056,6 +15630,7 @@
             <w:pPr>
               <w:keepNext w:val="0"/>
               <w:spacing w:line="240" w:lineRule="auto" w:before="0" w:after="0"/>
+              <w:jc w:val="left"/>
             </w:pPr>
             <w:r>
               <w:rPr>
@@ -15081,6 +15656,7 @@
             <w:pPr>
               <w:keepNext w:val="0"/>
               <w:spacing w:line="240" w:lineRule="auto" w:before="0" w:after="0"/>
+              <w:jc w:val="left"/>
             </w:pPr>
             <w:r>
               <w:rPr>
@@ -15106,6 +15682,7 @@
             <w:pPr>
               <w:keepNext w:val="0"/>
               <w:spacing w:line="240" w:lineRule="auto" w:before="0" w:after="0"/>
+              <w:jc w:val="left"/>
             </w:pPr>
             <w:r>
               <w:rPr>
@@ -15136,12 +15713,13 @@
             <w:pPr>
               <w:keepNext w:val="0"/>
               <w:spacing w:line="240" w:lineRule="auto" w:before="0" w:after="0"/>
-            </w:pPr>
-            <w:r>
-              <w:rPr>
+              <w:jc w:val="left"/>
+            </w:pPr>
+            <w:r>
+              <w:rPr>
+                <w:iCs/>
                 <w:rFonts w:ascii="Times New Roman" w:hAnsi="Times New Roman"/>
                 <w:i/>
-                <w:iCs/>
                 <w:sz w:val="19"/>
               </w:rPr>
               <w:t xml:space="preserve">CTLA4</w:t>
@@ -15163,6 +15741,7 @@
             <w:pPr>
               <w:keepNext w:val="0"/>
               <w:spacing w:line="240" w:lineRule="auto" w:before="0" w:after="0"/>
+              <w:jc w:val="left"/>
             </w:pPr>
             <w:r>
               <w:rPr>
@@ -15188,6 +15767,7 @@
             <w:pPr>
               <w:keepNext w:val="0"/>
               <w:spacing w:line="240" w:lineRule="auto" w:before="0" w:after="0"/>
+              <w:jc w:val="left"/>
             </w:pPr>
             <w:r>
               <w:rPr>
@@ -15213,6 +15793,7 @@
             <w:pPr>
               <w:keepNext w:val="0"/>
               <w:spacing w:line="240" w:lineRule="auto" w:before="0" w:after="0"/>
+              <w:jc w:val="left"/>
             </w:pPr>
             <w:r>
               <w:rPr>
@@ -15238,6 +15819,7 @@
             <w:pPr>
               <w:keepNext w:val="0"/>
               <w:spacing w:line="240" w:lineRule="auto" w:before="0" w:after="0"/>
+              <w:jc w:val="left"/>
             </w:pPr>
             <w:r>
               <w:rPr>
@@ -15263,6 +15845,7 @@
             <w:pPr>
               <w:keepNext w:val="0"/>
               <w:spacing w:line="240" w:lineRule="auto" w:before="0" w:after="0"/>
+              <w:jc w:val="left"/>
             </w:pPr>
             <w:r>
               <w:rPr>
@@ -15288,6 +15871,7 @@
             <w:pPr>
               <w:keepNext w:val="0"/>
               <w:spacing w:line="240" w:lineRule="auto" w:before="0" w:after="0"/>
+              <w:jc w:val="left"/>
             </w:pPr>
             <w:r>
               <w:rPr>
@@ -15313,6 +15897,7 @@
             <w:pPr>
               <w:keepNext w:val="0"/>
               <w:spacing w:line="240" w:lineRule="auto" w:before="0" w:after="0"/>
+              <w:jc w:val="left"/>
             </w:pPr>
             <w:r>
               <w:rPr>
@@ -15343,12 +15928,13 @@
             <w:pPr>
               <w:keepNext w:val="0"/>
               <w:spacing w:line="240" w:lineRule="auto" w:before="0" w:after="0"/>
-            </w:pPr>
-            <w:r>
-              <w:rPr>
+              <w:jc w:val="left"/>
+            </w:pPr>
+            <w:r>
+              <w:rPr>
+                <w:iCs/>
                 <w:rFonts w:ascii="Times New Roman" w:hAnsi="Times New Roman"/>
                 <w:i/>
-                <w:iCs/>
                 <w:sz w:val="19"/>
               </w:rPr>
               <w:t xml:space="preserve">CTLA4</w:t>
@@ -15370,6 +15956,7 @@
             <w:pPr>
               <w:keepNext w:val="0"/>
               <w:spacing w:line="240" w:lineRule="auto" w:before="0" w:after="0"/>
+              <w:jc w:val="left"/>
             </w:pPr>
             <w:r>
               <w:rPr>
@@ -15395,6 +15982,7 @@
             <w:pPr>
               <w:keepNext w:val="0"/>
               <w:spacing w:line="240" w:lineRule="auto" w:before="0" w:after="0"/>
+              <w:jc w:val="left"/>
             </w:pPr>
             <w:r>
               <w:rPr>
@@ -15420,6 +16008,7 @@
             <w:pPr>
               <w:keepNext w:val="0"/>
               <w:spacing w:line="240" w:lineRule="auto" w:before="0" w:after="0"/>
+              <w:jc w:val="left"/>
             </w:pPr>
             <w:r>
               <w:rPr>
@@ -15445,6 +16034,7 @@
             <w:pPr>
               <w:keepNext w:val="0"/>
               <w:spacing w:line="240" w:lineRule="auto" w:before="0" w:after="0"/>
+              <w:jc w:val="left"/>
             </w:pPr>
             <w:r>
               <w:rPr>
@@ -15470,6 +16060,7 @@
             <w:pPr>
               <w:keepNext w:val="0"/>
               <w:spacing w:line="240" w:lineRule="auto" w:before="0" w:after="0"/>
+              <w:jc w:val="left"/>
             </w:pPr>
             <w:r>
               <w:rPr>
@@ -15495,6 +16086,7 @@
             <w:pPr>
               <w:keepNext w:val="0"/>
               <w:spacing w:line="240" w:lineRule="auto" w:before="0" w:after="0"/>
+              <w:jc w:val="left"/>
             </w:pPr>
             <w:r>
               <w:rPr>
@@ -15520,6 +16112,7 @@
             <w:pPr>
               <w:keepNext w:val="0"/>
               <w:spacing w:line="240" w:lineRule="auto" w:before="0" w:after="0"/>
+              <w:jc w:val="left"/>
             </w:pPr>
             <w:r>
               <w:rPr>
@@ -15555,8 +16148,8 @@
       </w:pPr>
       <w:r>
         <w:rPr>
+          <w:bCs/>
           <w:b/>
-          <w:bCs/>
           <w:sz w:val="20"/>
         </w:rPr>
         <w:t xml:space="preserve">Table S7. STROBE-MR reporting map.</w:t>
@@ -15607,6 +16200,7 @@
             <w:pPr>
               <w:keepNext w:val="0"/>
               <w:spacing w:line="240" w:lineRule="auto" w:before="0" w:after="0"/>
+              <w:jc w:val="left"/>
             </w:pPr>
             <w:r>
               <w:rPr>
@@ -15634,6 +16228,7 @@
             <w:pPr>
               <w:keepNext w:val="0"/>
               <w:spacing w:line="240" w:lineRule="auto" w:before="0" w:after="0"/>
+              <w:jc w:val="left"/>
             </w:pPr>
             <w:r>
               <w:rPr>
@@ -15661,6 +16256,7 @@
             <w:pPr>
               <w:keepNext w:val="0"/>
               <w:spacing w:line="240" w:lineRule="auto" w:before="0" w:after="0"/>
+              <w:jc w:val="left"/>
             </w:pPr>
             <w:r>
               <w:rPr>
@@ -15692,6 +16288,7 @@
             <w:pPr>
               <w:keepNext w:val="0"/>
               <w:spacing w:line="240" w:lineRule="auto" w:before="0" w:after="0"/>
+              <w:jc w:val="left"/>
             </w:pPr>
             <w:r>
               <w:rPr>
@@ -15717,6 +16314,7 @@
             <w:pPr>
               <w:keepNext w:val="0"/>
               <w:spacing w:line="240" w:lineRule="auto" w:before="0" w:after="0"/>
+              <w:jc w:val="left"/>
             </w:pPr>
             <w:r>
               <w:rPr>
@@ -15742,6 +16340,7 @@
             <w:pPr>
               <w:keepNext w:val="0"/>
               <w:spacing w:line="240" w:lineRule="auto" w:before="0" w:after="0"/>
+              <w:jc w:val="left"/>
             </w:pPr>
             <w:r>
               <w:rPr>
@@ -15772,6 +16371,7 @@
             <w:pPr>
               <w:keepNext w:val="0"/>
               <w:spacing w:line="240" w:lineRule="auto" w:before="0" w:after="0"/>
+              <w:jc w:val="left"/>
             </w:pPr>
             <w:r>
               <w:rPr>
@@ -15797,6 +16397,7 @@
             <w:pPr>
               <w:keepNext w:val="0"/>
               <w:spacing w:line="240" w:lineRule="auto" w:before="0" w:after="0"/>
+              <w:jc w:val="left"/>
             </w:pPr>
             <w:r>
               <w:rPr>
@@ -15822,6 +16423,7 @@
             <w:pPr>
               <w:keepNext w:val="0"/>
               <w:spacing w:line="240" w:lineRule="auto" w:before="0" w:after="0"/>
+              <w:jc w:val="left"/>
             </w:pPr>
             <w:r>
               <w:rPr>
@@ -15852,6 +16454,7 @@
             <w:pPr>
               <w:keepNext w:val="0"/>
               <w:spacing w:line="240" w:lineRule="auto" w:before="0" w:after="0"/>
+              <w:jc w:val="left"/>
             </w:pPr>
             <w:r>
               <w:rPr>
@@ -15877,6 +16480,7 @@
             <w:pPr>
               <w:keepNext w:val="0"/>
               <w:spacing w:line="240" w:lineRule="auto" w:before="0" w:after="0"/>
+              <w:jc w:val="left"/>
             </w:pPr>
             <w:r>
               <w:rPr>
@@ -15902,6 +16506,7 @@
             <w:pPr>
               <w:keepNext w:val="0"/>
               <w:spacing w:line="240" w:lineRule="auto" w:before="0" w:after="0"/>
+              <w:jc w:val="left"/>
             </w:pPr>
             <w:r>
               <w:rPr>
@@ -15932,6 +16537,7 @@
             <w:pPr>
               <w:keepNext w:val="0"/>
               <w:spacing w:line="240" w:lineRule="auto" w:before="0" w:after="0"/>
+              <w:jc w:val="left"/>
             </w:pPr>
             <w:r>
               <w:rPr>
@@ -15957,6 +16563,7 @@
             <w:pPr>
               <w:keepNext w:val="0"/>
               <w:spacing w:line="240" w:lineRule="auto" w:before="0" w:after="0"/>
+              <w:jc w:val="left"/>
             </w:pPr>
             <w:r>
               <w:rPr>
@@ -15982,6 +16589,7 @@
             <w:pPr>
               <w:keepNext w:val="0"/>
               <w:spacing w:line="240" w:lineRule="auto" w:before="0" w:after="0"/>
+              <w:jc w:val="left"/>
             </w:pPr>
             <w:r>
               <w:rPr>
@@ -16012,6 +16620,7 @@
             <w:pPr>
               <w:keepNext w:val="0"/>
               <w:spacing w:line="240" w:lineRule="auto" w:before="0" w:after="0"/>
+              <w:jc w:val="left"/>
             </w:pPr>
             <w:r>
               <w:rPr>
@@ -16037,6 +16646,7 @@
             <w:pPr>
               <w:keepNext w:val="0"/>
               <w:spacing w:line="240" w:lineRule="auto" w:before="0" w:after="0"/>
+              <w:jc w:val="left"/>
             </w:pPr>
             <w:r>
               <w:rPr>
@@ -16062,6 +16672,7 @@
             <w:pPr>
               <w:keepNext w:val="0"/>
               <w:spacing w:line="240" w:lineRule="auto" w:before="0" w:after="0"/>
+              <w:jc w:val="left"/>
             </w:pPr>
             <w:r>
               <w:rPr>
@@ -16092,6 +16703,7 @@
             <w:pPr>
               <w:keepNext w:val="0"/>
               <w:spacing w:line="240" w:lineRule="auto" w:before="0" w:after="0"/>
+              <w:jc w:val="left"/>
             </w:pPr>
             <w:r>
               <w:rPr>
@@ -16117,6 +16729,7 @@
             <w:pPr>
               <w:keepNext w:val="0"/>
               <w:spacing w:line="240" w:lineRule="auto" w:before="0" w:after="0"/>
+              <w:jc w:val="left"/>
             </w:pPr>
             <w:r>
               <w:rPr>
@@ -16142,6 +16755,7 @@
             <w:pPr>
               <w:keepNext w:val="0"/>
               <w:spacing w:line="240" w:lineRule="auto" w:before="0" w:after="0"/>
+              <w:jc w:val="left"/>
             </w:pPr>
             <w:r>
               <w:rPr>
@@ -16172,6 +16786,7 @@
             <w:pPr>
               <w:keepNext w:val="0"/>
               <w:spacing w:line="240" w:lineRule="auto" w:before="0" w:after="0"/>
+              <w:jc w:val="left"/>
             </w:pPr>
             <w:r>
               <w:rPr>
@@ -16197,6 +16812,7 @@
             <w:pPr>
               <w:keepNext w:val="0"/>
               <w:spacing w:line="240" w:lineRule="auto" w:before="0" w:after="0"/>
+              <w:jc w:val="left"/>
             </w:pPr>
             <w:r>
               <w:rPr>
@@ -16222,6 +16838,7 @@
             <w:pPr>
               <w:keepNext w:val="0"/>
               <w:spacing w:line="240" w:lineRule="auto" w:before="0" w:after="0"/>
+              <w:jc w:val="left"/>
             </w:pPr>
             <w:r>
               <w:rPr>
@@ -16252,6 +16869,7 @@
             <w:pPr>
               <w:keepNext w:val="0"/>
               <w:spacing w:line="240" w:lineRule="auto" w:before="0" w:after="0"/>
+              <w:jc w:val="left"/>
             </w:pPr>
             <w:r>
               <w:rPr>
@@ -16277,6 +16895,7 @@
             <w:pPr>
               <w:keepNext w:val="0"/>
               <w:spacing w:line="240" w:lineRule="auto" w:before="0" w:after="0"/>
+              <w:jc w:val="left"/>
             </w:pPr>
             <w:r>
               <w:rPr>
@@ -16302,6 +16921,7 @@
             <w:pPr>
               <w:keepNext w:val="0"/>
               <w:spacing w:line="240" w:lineRule="auto" w:before="0" w:after="0"/>
+              <w:jc w:val="left"/>
             </w:pPr>
             <w:r>
               <w:rPr>
@@ -16332,6 +16952,7 @@
             <w:pPr>
               <w:keepNext w:val="0"/>
               <w:spacing w:line="240" w:lineRule="auto" w:before="0" w:after="0"/>
+              <w:jc w:val="left"/>
             </w:pPr>
             <w:r>
               <w:rPr>
@@ -16357,6 +16978,7 @@
             <w:pPr>
               <w:keepNext w:val="0"/>
               <w:spacing w:line="240" w:lineRule="auto" w:before="0" w:after="0"/>
+              <w:jc w:val="left"/>
             </w:pPr>
             <w:r>
               <w:rPr>
@@ -16382,6 +17004,7 @@
             <w:pPr>
               <w:keepNext w:val="0"/>
               <w:spacing w:line="240" w:lineRule="auto" w:before="0" w:after="0"/>
+              <w:jc w:val="left"/>
             </w:pPr>
             <w:r>
               <w:rPr>
@@ -16412,6 +17035,7 @@
             <w:pPr>
               <w:keepNext w:val="0"/>
               <w:spacing w:line="240" w:lineRule="auto" w:before="0" w:after="0"/>
+              <w:jc w:val="left"/>
             </w:pPr>
             <w:r>
               <w:rPr>
@@ -16437,6 +17061,7 @@
             <w:pPr>
               <w:keepNext w:val="0"/>
               <w:spacing w:line="240" w:lineRule="auto" w:before="0" w:after="0"/>
+              <w:jc w:val="left"/>
             </w:pPr>
             <w:r>
               <w:rPr>
@@ -16462,6 +17087,7 @@
             <w:pPr>
               <w:keepNext w:val="0"/>
               <w:spacing w:line="240" w:lineRule="auto" w:before="0" w:after="0"/>
+              <w:jc w:val="left"/>
             </w:pPr>
             <w:r>
               <w:rPr>
@@ -16492,6 +17118,7 @@
             <w:pPr>
               <w:keepNext w:val="0"/>
               <w:spacing w:line="240" w:lineRule="auto" w:before="0" w:after="0"/>
+              <w:jc w:val="left"/>
             </w:pPr>
             <w:r>
               <w:rPr>
@@ -16517,6 +17144,7 @@
             <w:pPr>
               <w:keepNext w:val="0"/>
               <w:spacing w:line="240" w:lineRule="auto" w:before="0" w:after="0"/>
+              <w:jc w:val="left"/>
             </w:pPr>
             <w:r>
               <w:rPr>
@@ -16542,6 +17170,7 @@
             <w:pPr>
               <w:keepNext w:val="0"/>
               <w:spacing w:line="240" w:lineRule="auto" w:before="0" w:after="0"/>
+              <w:jc w:val="left"/>
             </w:pPr>
             <w:r>
               <w:rPr>
@@ -16572,6 +17201,7 @@
             <w:pPr>
               <w:keepNext w:val="0"/>
               <w:spacing w:line="240" w:lineRule="auto" w:before="0" w:after="0"/>
+              <w:jc w:val="left"/>
             </w:pPr>
             <w:r>
               <w:rPr>
@@ -16597,6 +17227,7 @@
             <w:pPr>
               <w:keepNext w:val="0"/>
               <w:spacing w:line="240" w:lineRule="auto" w:before="0" w:after="0"/>
+              <w:jc w:val="left"/>
             </w:pPr>
             <w:r>
               <w:rPr>
@@ -16622,6 +17253,7 @@
             <w:pPr>
               <w:keepNext w:val="0"/>
               <w:spacing w:line="240" w:lineRule="auto" w:before="0" w:after="0"/>
+              <w:jc w:val="left"/>
             </w:pPr>
             <w:r>
               <w:rPr>
@@ -16652,6 +17284,7 @@
             <w:pPr>
               <w:keepNext w:val="0"/>
               <w:spacing w:line="240" w:lineRule="auto" w:before="0" w:after="0"/>
+              <w:jc w:val="left"/>
             </w:pPr>
             <w:r>
               <w:rPr>
@@ -16677,6 +17310,7 @@
             <w:pPr>
               <w:keepNext w:val="0"/>
               <w:spacing w:line="240" w:lineRule="auto" w:before="0" w:after="0"/>
+              <w:jc w:val="left"/>
             </w:pPr>
             <w:r>
               <w:rPr>
@@ -16702,6 +17336,7 @@
             <w:pPr>
               <w:keepNext w:val="0"/>
               <w:spacing w:line="240" w:lineRule="auto" w:before="0" w:after="0"/>
+              <w:jc w:val="left"/>
             </w:pPr>
             <w:r>
               <w:rPr>
@@ -16732,6 +17367,7 @@
             <w:pPr>
               <w:keepNext w:val="0"/>
               <w:spacing w:line="240" w:lineRule="auto" w:before="0" w:after="0"/>
+              <w:jc w:val="left"/>
             </w:pPr>
             <w:r>
               <w:rPr>
@@ -16757,6 +17393,7 @@
             <w:pPr>
               <w:keepNext w:val="0"/>
               <w:spacing w:line="240" w:lineRule="auto" w:before="0" w:after="0"/>
+              <w:jc w:val="left"/>
             </w:pPr>
             <w:r>
               <w:rPr>
@@ -16782,6 +17419,7 @@
             <w:pPr>
               <w:keepNext w:val="0"/>
               <w:spacing w:line="240" w:lineRule="auto" w:before="0" w:after="0"/>
+              <w:jc w:val="left"/>
             </w:pPr>
             <w:r>
               <w:rPr>
@@ -16812,6 +17450,7 @@
             <w:pPr>
               <w:keepNext w:val="0"/>
               <w:spacing w:line="240" w:lineRule="auto" w:before="0" w:after="0"/>
+              <w:jc w:val="left"/>
             </w:pPr>
             <w:r>
               <w:rPr>
@@ -16837,6 +17476,7 @@
             <w:pPr>
               <w:keepNext w:val="0"/>
               <w:spacing w:line="240" w:lineRule="auto" w:before="0" w:after="0"/>
+              <w:jc w:val="left"/>
             </w:pPr>
             <w:r>
               <w:rPr>
@@ -16862,6 +17502,7 @@
             <w:pPr>
               <w:keepNext w:val="0"/>
               <w:spacing w:line="240" w:lineRule="auto" w:before="0" w:after="0"/>
+              <w:jc w:val="left"/>
             </w:pPr>
             <w:r>
               <w:rPr>
@@ -16892,6 +17533,7 @@
             <w:pPr>
               <w:keepNext w:val="0"/>
               <w:spacing w:line="240" w:lineRule="auto" w:before="0" w:after="0"/>
+              <w:jc w:val="left"/>
             </w:pPr>
             <w:r>
               <w:rPr>
@@ -16917,6 +17559,7 @@
             <w:pPr>
               <w:keepNext w:val="0"/>
               <w:spacing w:line="240" w:lineRule="auto" w:before="0" w:after="0"/>
+              <w:jc w:val="left"/>
             </w:pPr>
             <w:r>
               <w:rPr>
@@ -16942,6 +17585,7 @@
             <w:pPr>
               <w:keepNext w:val="0"/>
               <w:spacing w:line="240" w:lineRule="auto" w:before="0" w:after="0"/>
+              <w:jc w:val="left"/>
             </w:pPr>
             <w:r>
               <w:rPr>
@@ -16972,6 +17616,7 @@
             <w:pPr>
               <w:keepNext w:val="0"/>
               <w:spacing w:line="240" w:lineRule="auto" w:before="0" w:after="0"/>
+              <w:jc w:val="left"/>
             </w:pPr>
             <w:r>
               <w:rPr>
@@ -16997,6 +17642,7 @@
             <w:pPr>
               <w:keepNext w:val="0"/>
               <w:spacing w:line="240" w:lineRule="auto" w:before="0" w:after="0"/>
+              <w:jc w:val="left"/>
             </w:pPr>
             <w:r>
               <w:rPr>
@@ -17022,6 +17668,7 @@
             <w:pPr>
               <w:keepNext w:val="0"/>
               <w:spacing w:line="240" w:lineRule="auto" w:before="0" w:after="0"/>
+              <w:jc w:val="left"/>
             </w:pPr>
             <w:r>
               <w:rPr>
@@ -17052,6 +17699,7 @@
             <w:pPr>
               <w:keepNext w:val="0"/>
               <w:spacing w:line="240" w:lineRule="auto" w:before="0" w:after="0"/>
+              <w:jc w:val="left"/>
             </w:pPr>
             <w:r>
               <w:rPr>
@@ -17077,6 +17725,7 @@
             <w:pPr>
               <w:keepNext w:val="0"/>
               <w:spacing w:line="240" w:lineRule="auto" w:before="0" w:after="0"/>
+              <w:jc w:val="left"/>
             </w:pPr>
             <w:r>
               <w:rPr>
@@ -17102,6 +17751,7 @@
             <w:pPr>
               <w:keepNext w:val="0"/>
               <w:spacing w:line="240" w:lineRule="auto" w:before="0" w:after="0"/>
+              <w:jc w:val="left"/>
             </w:pPr>
             <w:r>
               <w:rPr>
@@ -17132,6 +17782,7 @@
             <w:pPr>
               <w:keepNext w:val="0"/>
               <w:spacing w:line="240" w:lineRule="auto" w:before="0" w:after="0"/>
+              <w:jc w:val="left"/>
             </w:pPr>
             <w:r>
               <w:rPr>
@@ -17157,6 +17808,7 @@
             <w:pPr>
               <w:keepNext w:val="0"/>
               <w:spacing w:line="240" w:lineRule="auto" w:before="0" w:after="0"/>
+              <w:jc w:val="left"/>
             </w:pPr>
             <w:r>
               <w:rPr>
@@ -17182,6 +17834,7 @@
             <w:pPr>
               <w:keepNext w:val="0"/>
               <w:spacing w:line="240" w:lineRule="auto" w:before="0" w:after="0"/>
+              <w:jc w:val="left"/>
             </w:pPr>
             <w:r>
               <w:rPr>
@@ -17212,6 +17865,7 @@
             <w:pPr>
               <w:keepNext w:val="0"/>
               <w:spacing w:line="240" w:lineRule="auto" w:before="0" w:after="0"/>
+              <w:jc w:val="left"/>
             </w:pPr>
             <w:r>
               <w:rPr>
@@ -17237,6 +17891,7 @@
             <w:pPr>
               <w:keepNext w:val="0"/>
               <w:spacing w:line="240" w:lineRule="auto" w:before="0" w:after="0"/>
+              <w:jc w:val="left"/>
             </w:pPr>
             <w:r>
               <w:rPr>
@@ -17262,6 +17917,7 @@
             <w:pPr>
               <w:keepNext w:val="0"/>
               <w:spacing w:line="240" w:lineRule="auto" w:before="0" w:after="0"/>
+              <w:jc w:val="left"/>
             </w:pPr>
             <w:r>
               <w:rPr>
@@ -17292,6 +17948,7 @@
             <w:pPr>
               <w:keepNext w:val="0"/>
               <w:spacing w:line="240" w:lineRule="auto" w:before="0" w:after="0"/>
+              <w:jc w:val="left"/>
             </w:pPr>
             <w:r>
               <w:rPr>
@@ -17317,6 +17974,7 @@
             <w:pPr>
               <w:keepNext w:val="0"/>
               <w:spacing w:line="240" w:lineRule="auto" w:before="0" w:after="0"/>
+              <w:jc w:val="left"/>
             </w:pPr>
             <w:r>
               <w:rPr>
@@ -17342,6 +18000,7 @@
             <w:pPr>
               <w:keepNext w:val="0"/>
               <w:spacing w:line="240" w:lineRule="auto" w:before="0" w:after="0"/>
+              <w:jc w:val="left"/>
             </w:pPr>
             <w:r>
               <w:rPr>
@@ -17372,6 +18031,7 @@
             <w:pPr>
               <w:keepNext w:val="0"/>
               <w:spacing w:line="240" w:lineRule="auto" w:before="0" w:after="0"/>
+              <w:jc w:val="left"/>
             </w:pPr>
             <w:r>
               <w:rPr>
@@ -17397,6 +18057,7 @@
             <w:pPr>
               <w:keepNext w:val="0"/>
               <w:spacing w:line="240" w:lineRule="auto" w:before="0" w:after="0"/>
+              <w:jc w:val="left"/>
             </w:pPr>
             <w:r>
               <w:rPr>
@@ -17422,6 +18083,7 @@
             <w:pPr>
               <w:keepNext w:val="0"/>
               <w:spacing w:line="240" w:lineRule="auto" w:before="0" w:after="0"/>
+              <w:jc w:val="left"/>
             </w:pPr>
             <w:r>
               <w:rPr>
@@ -17452,6 +18114,7 @@
             <w:pPr>
               <w:keepNext w:val="0"/>
               <w:spacing w:line="240" w:lineRule="auto" w:before="0" w:after="0"/>
+              <w:jc w:val="left"/>
             </w:pPr>
             <w:r>
               <w:rPr>
@@ -17477,6 +18140,7 @@
             <w:pPr>
               <w:keepNext w:val="0"/>
               <w:spacing w:line="240" w:lineRule="auto" w:before="0" w:after="0"/>
+              <w:jc w:val="left"/>
             </w:pPr>
             <w:r>
               <w:rPr>
@@ -17502,6 +18166,7 @@
             <w:pPr>
               <w:keepNext w:val="0"/>
               <w:spacing w:line="240" w:lineRule="auto" w:before="0" w:after="0"/>
+              <w:jc w:val="left"/>
             </w:pPr>
             <w:r>
               <w:rPr>
@@ -17532,6 +18197,7 @@
             <w:pPr>
               <w:keepNext w:val="0"/>
               <w:spacing w:line="240" w:lineRule="auto" w:before="0" w:after="0"/>
+              <w:jc w:val="left"/>
             </w:pPr>
             <w:r>
               <w:rPr>
@@ -17557,6 +18223,7 @@
             <w:pPr>
               <w:keepNext w:val="0"/>
               <w:spacing w:line="240" w:lineRule="auto" w:before="0" w:after="0"/>
+              <w:jc w:val="left"/>
             </w:pPr>
             <w:r>
               <w:rPr>
@@ -17582,6 +18249,7 @@
             <w:pPr>
               <w:keepNext w:val="0"/>
               <w:spacing w:line="240" w:lineRule="auto" w:before="0" w:after="0"/>
+              <w:jc w:val="left"/>
             </w:pPr>
             <w:r>
               <w:rPr>
@@ -17617,8 +18285,8 @@
       </w:pPr>
       <w:r>
         <w:rPr>
+          <w:bCs/>
           <w:b/>
-          <w:bCs/>
           <w:sz w:val="20"/>
         </w:rPr>
         <w:t xml:space="preserve">Table S8.</w:t>
@@ -17637,8 +18305,8 @@
       </w:r>
       <w:r>
         <w:rPr>
+          <w:iCs/>
           <w:i/>
-          <w:iCs/>
           <w:sz w:val="20"/>
         </w:rPr>
         <w:t xml:space="preserve">z</w:t>
@@ -17657,8 +18325,8 @@
       </w:r>
       <w:r>
         <w:rPr>
+          <w:iCs/>
           <w:i/>
-          <w:iCs/>
           <w:sz w:val="20"/>
         </w:rPr>
         <w:t xml:space="preserve">z</w:t>
@@ -17679,8 +18347,8 @@
       </w:pPr>
       <w:r>
         <w:rPr>
+          <w:bCs/>
           <w:b/>
-          <w:bCs/>
           <w:sz w:val="20"/>
         </w:rPr>
         <w:t xml:space="preserve">Panel A. Screen-wide detectable range.</w:t>
@@ -17724,6 +18392,7 @@
             <w:pPr>
               <w:keepNext w:val="0"/>
               <w:spacing w:line="240" w:lineRule="auto" w:before="0" w:after="0"/>
+              <w:jc w:val="left"/>
             </w:pPr>
             <w:r>
               <w:rPr>
@@ -17751,6 +18420,7 @@
             <w:pPr>
               <w:keepNext w:val="0"/>
               <w:spacing w:line="240" w:lineRule="auto" w:before="0" w:after="0"/>
+              <w:jc w:val="left"/>
             </w:pPr>
             <w:r>
               <w:rPr>
@@ -17778,6 +18448,7 @@
             <w:pPr>
               <w:keepNext w:val="0"/>
               <w:spacing w:line="240" w:lineRule="auto" w:before="0" w:after="0"/>
+              <w:jc w:val="left"/>
             </w:pPr>
             <w:r>
               <w:rPr>
@@ -17805,6 +18476,7 @@
             <w:pPr>
               <w:keepNext w:val="0"/>
               <w:spacing w:line="240" w:lineRule="auto" w:before="0" w:after="0"/>
+              <w:jc w:val="left"/>
             </w:pPr>
             <w:r>
               <w:rPr>
@@ -17832,6 +18504,7 @@
             <w:pPr>
               <w:keepNext w:val="0"/>
               <w:spacing w:line="240" w:lineRule="auto" w:before="0" w:after="0"/>
+              <w:jc w:val="left"/>
             </w:pPr>
             <w:r>
               <w:rPr>
@@ -17859,6 +18532,7 @@
             <w:pPr>
               <w:keepNext w:val="0"/>
               <w:spacing w:line="240" w:lineRule="auto" w:before="0" w:after="0"/>
+              <w:jc w:val="left"/>
             </w:pPr>
             <w:r>
               <w:rPr>
@@ -17886,6 +18560,7 @@
             <w:pPr>
               <w:keepNext w:val="0"/>
               <w:spacing w:line="240" w:lineRule="auto" w:before="0" w:after="0"/>
+              <w:jc w:val="left"/>
             </w:pPr>
             <w:r>
               <w:rPr>
@@ -17913,6 +18588,7 @@
             <w:pPr>
               <w:keepNext w:val="0"/>
               <w:spacing w:line="240" w:lineRule="auto" w:before="0" w:after="0"/>
+              <w:jc w:val="left"/>
             </w:pPr>
             <w:r>
               <w:rPr>
@@ -17944,6 +18620,7 @@
             <w:pPr>
               <w:keepNext w:val="0"/>
               <w:spacing w:line="240" w:lineRule="auto" w:before="0" w:after="0"/>
+              <w:jc w:val="left"/>
             </w:pPr>
             <w:r>
               <w:rPr>
@@ -17969,12 +18646,13 @@
             <w:pPr>
               <w:keepNext w:val="0"/>
               <w:spacing w:line="240" w:lineRule="auto" w:before="0" w:after="0"/>
-            </w:pPr>
-            <w:r>
-              <w:rPr>
+              <w:jc w:val="left"/>
+            </w:pPr>
+            <w:r>
+              <w:rPr>
+                <w:iCs/>
                 <w:rFonts w:ascii="Times New Roman" w:hAnsi="Times New Roman"/>
                 <w:i/>
-                <w:iCs/>
                 <w:sz w:val="19"/>
               </w:rPr>
               <w:t xml:space="preserve">P</w:t>
@@ -18010,6 +18688,7 @@
             <w:pPr>
               <w:keepNext w:val="0"/>
               <w:spacing w:line="240" w:lineRule="auto" w:before="0" w:after="0"/>
+              <w:jc w:val="left"/>
             </w:pPr>
             <w:r>
               <w:rPr>
@@ -18035,6 +18714,7 @@
             <w:pPr>
               <w:keepNext w:val="0"/>
               <w:spacing w:line="240" w:lineRule="auto" w:before="0" w:after="0"/>
+              <w:jc w:val="left"/>
             </w:pPr>
             <w:r>
               <w:rPr>
@@ -18060,6 +18740,7 @@
             <w:pPr>
               <w:keepNext w:val="0"/>
               <w:spacing w:line="240" w:lineRule="auto" w:before="0" w:after="0"/>
+              <w:jc w:val="left"/>
             </w:pPr>
             <w:r>
               <w:rPr>
@@ -18085,6 +18766,7 @@
             <w:pPr>
               <w:keepNext w:val="0"/>
               <w:spacing w:line="240" w:lineRule="auto" w:before="0" w:after="0"/>
+              <w:jc w:val="left"/>
             </w:pPr>
             <w:r>
               <w:rPr>
@@ -18110,6 +18792,7 @@
             <w:pPr>
               <w:keepNext w:val="0"/>
               <w:spacing w:line="240" w:lineRule="auto" w:before="0" w:after="0"/>
+              <w:jc w:val="left"/>
             </w:pPr>
             <w:r>
               <w:rPr>
@@ -18135,6 +18818,7 @@
             <w:pPr>
               <w:keepNext w:val="0"/>
               <w:spacing w:line="240" w:lineRule="auto" w:before="0" w:after="0"/>
+              <w:jc w:val="left"/>
             </w:pPr>
             <w:r>
               <w:rPr>
@@ -18165,6 +18849,7 @@
             <w:pPr>
               <w:keepNext w:val="0"/>
               <w:spacing w:line="240" w:lineRule="auto" w:before="0" w:after="0"/>
+              <w:jc w:val="left"/>
             </w:pPr>
             <w:r>
               <w:rPr>
@@ -18190,12 +18875,13 @@
             <w:pPr>
               <w:keepNext w:val="0"/>
               <w:spacing w:line="240" w:lineRule="auto" w:before="0" w:after="0"/>
-            </w:pPr>
-            <w:r>
-              <w:rPr>
+              <w:jc w:val="left"/>
+            </w:pPr>
+            <w:r>
+              <w:rPr>
+                <w:iCs/>
                 <w:rFonts w:ascii="Times New Roman" w:hAnsi="Times New Roman"/>
                 <w:i/>
-                <w:iCs/>
                 <w:sz w:val="19"/>
               </w:rPr>
               <w:t xml:space="preserve">P</w:t>
@@ -18231,6 +18917,7 @@
             <w:pPr>
               <w:keepNext w:val="0"/>
               <w:spacing w:line="240" w:lineRule="auto" w:before="0" w:after="0"/>
+              <w:jc w:val="left"/>
             </w:pPr>
             <w:r>
               <w:rPr>
@@ -18256,6 +18943,7 @@
             <w:pPr>
               <w:keepNext w:val="0"/>
               <w:spacing w:line="240" w:lineRule="auto" w:before="0" w:after="0"/>
+              <w:jc w:val="left"/>
             </w:pPr>
             <w:r>
               <w:rPr>
@@ -18281,6 +18969,7 @@
             <w:pPr>
               <w:keepNext w:val="0"/>
               <w:spacing w:line="240" w:lineRule="auto" w:before="0" w:after="0"/>
+              <w:jc w:val="left"/>
             </w:pPr>
             <w:r>
               <w:rPr>
@@ -18306,6 +18995,7 @@
             <w:pPr>
               <w:keepNext w:val="0"/>
               <w:spacing w:line="240" w:lineRule="auto" w:before="0" w:after="0"/>
+              <w:jc w:val="left"/>
             </w:pPr>
             <w:r>
               <w:rPr>
@@ -18331,6 +19021,7 @@
             <w:pPr>
               <w:keepNext w:val="0"/>
               <w:spacing w:line="240" w:lineRule="auto" w:before="0" w:after="0"/>
+              <w:jc w:val="left"/>
             </w:pPr>
             <w:r>
               <w:rPr>
@@ -18356,6 +19047,7 @@
             <w:pPr>
               <w:keepNext w:val="0"/>
               <w:spacing w:line="240" w:lineRule="auto" w:before="0" w:after="0"/>
+              <w:jc w:val="left"/>
             </w:pPr>
             <w:r>
               <w:rPr>
@@ -18386,6 +19078,7 @@
             <w:pPr>
               <w:keepNext w:val="0"/>
               <w:spacing w:line="240" w:lineRule="auto" w:before="0" w:after="0"/>
+              <w:jc w:val="left"/>
             </w:pPr>
             <w:r>
               <w:rPr>
@@ -18411,12 +19104,13 @@
             <w:pPr>
               <w:keepNext w:val="0"/>
               <w:spacing w:line="240" w:lineRule="auto" w:before="0" w:after="0"/>
-            </w:pPr>
-            <w:r>
-              <w:rPr>
+              <w:jc w:val="left"/>
+            </w:pPr>
+            <w:r>
+              <w:rPr>
+                <w:iCs/>
                 <w:rFonts w:ascii="Times New Roman" w:hAnsi="Times New Roman"/>
                 <w:i/>
-                <w:iCs/>
                 <w:sz w:val="19"/>
               </w:rPr>
               <w:t xml:space="preserve">P</w:t>
@@ -18452,6 +19146,7 @@
             <w:pPr>
               <w:keepNext w:val="0"/>
               <w:spacing w:line="240" w:lineRule="auto" w:before="0" w:after="0"/>
+              <w:jc w:val="left"/>
             </w:pPr>
             <w:r>
               <w:rPr>
@@ -18477,6 +19172,7 @@
             <w:pPr>
               <w:keepNext w:val="0"/>
               <w:spacing w:line="240" w:lineRule="auto" w:before="0" w:after="0"/>
+              <w:jc w:val="left"/>
             </w:pPr>
             <w:r>
               <w:rPr>
@@ -18502,6 +19198,7 @@
             <w:pPr>
               <w:keepNext w:val="0"/>
               <w:spacing w:line="240" w:lineRule="auto" w:before="0" w:after="0"/>
+              <w:jc w:val="left"/>
             </w:pPr>
             <w:r>
               <w:rPr>
@@ -18527,6 +19224,7 @@
             <w:pPr>
               <w:keepNext w:val="0"/>
               <w:spacing w:line="240" w:lineRule="auto" w:before="0" w:after="0"/>
+              <w:jc w:val="left"/>
             </w:pPr>
             <w:r>
               <w:rPr>
@@ -18552,6 +19250,7 @@
             <w:pPr>
               <w:keepNext w:val="0"/>
               <w:spacing w:line="240" w:lineRule="auto" w:before="0" w:after="0"/>
+              <w:jc w:val="left"/>
             </w:pPr>
             <w:r>
               <w:rPr>
@@ -18577,6 +19276,7 @@
             <w:pPr>
               <w:keepNext w:val="0"/>
               <w:spacing w:line="240" w:lineRule="auto" w:before="0" w:after="0"/>
+              <w:jc w:val="left"/>
             </w:pPr>
             <w:r>
               <w:rPr>
@@ -18598,8 +19298,8 @@
       </w:pPr>
       <w:r>
         <w:rPr>
+          <w:bCs/>
           <w:b/>
-          <w:bCs/>
           <w:sz w:val="20"/>
         </w:rPr>
         <w:t xml:space="preserve">Panel B. Backbone genes: observed effect versus gene-specific detection threshold.</w:t>
@@ -18642,6 +19342,7 @@
             <w:pPr>
               <w:keepNext w:val="0"/>
               <w:spacing w:line="240" w:lineRule="auto" w:before="0" w:after="0"/>
+              <w:jc w:val="left"/>
             </w:pPr>
             <w:r>
               <w:rPr>
@@ -18669,6 +19370,7 @@
             <w:pPr>
               <w:keepNext w:val="0"/>
               <w:spacing w:line="240" w:lineRule="auto" w:before="0" w:after="0"/>
+              <w:jc w:val="left"/>
             </w:pPr>
             <w:r>
               <w:rPr>
@@ -18696,6 +19398,7 @@
             <w:pPr>
               <w:keepNext w:val="0"/>
               <w:spacing w:line="240" w:lineRule="auto" w:before="0" w:after="0"/>
+              <w:jc w:val="left"/>
             </w:pPr>
             <w:r>
               <w:rPr>
@@ -18723,6 +19426,7 @@
             <w:pPr>
               <w:keepNext w:val="0"/>
               <w:spacing w:line="240" w:lineRule="auto" w:before="0" w:after="0"/>
+              <w:jc w:val="left"/>
             </w:pPr>
             <w:r>
               <w:rPr>
@@ -18750,6 +19454,7 @@
             <w:pPr>
               <w:keepNext w:val="0"/>
               <w:spacing w:line="240" w:lineRule="auto" w:before="0" w:after="0"/>
+              <w:jc w:val="left"/>
             </w:pPr>
             <w:r>
               <w:rPr>
@@ -18777,6 +19482,7 @@
             <w:pPr>
               <w:keepNext w:val="0"/>
               <w:spacing w:line="240" w:lineRule="auto" w:before="0" w:after="0"/>
+              <w:jc w:val="left"/>
             </w:pPr>
             <w:r>
               <w:rPr>
@@ -18804,6 +19510,7 @@
             <w:pPr>
               <w:keepNext w:val="0"/>
               <w:spacing w:line="240" w:lineRule="auto" w:before="0" w:after="0"/>
+              <w:jc w:val="left"/>
             </w:pPr>
             <w:r>
               <w:rPr>
@@ -18835,14 +19542,15 @@
             <w:pPr>
               <w:keepNext w:val="0"/>
               <w:spacing w:line="240" w:lineRule="auto" w:before="0" w:after="0"/>
-            </w:pPr>
-            <w:r>
-              <w:rPr>
+              <w:jc w:val="left"/>
+            </w:pPr>
+            <w:r>
+              <w:rPr>
+                <w:iCs/>
+                <w:i/>
+                <w:bCs/>
                 <w:rFonts w:ascii="Times New Roman" w:hAnsi="Times New Roman"/>
                 <w:b/>
-                <w:bCs/>
-                <w:i/>
-                <w:iCs/>
                 <w:sz w:val="19"/>
               </w:rPr>
               <w:t xml:space="preserve">TSHR</w:t>
@@ -18864,6 +19572,7 @@
             <w:pPr>
               <w:keepNext w:val="0"/>
               <w:spacing w:line="240" w:lineRule="auto" w:before="0" w:after="0"/>
+              <w:jc w:val="left"/>
             </w:pPr>
             <w:r>
               <w:rPr>
@@ -18889,6 +19598,7 @@
             <w:pPr>
               <w:keepNext w:val="0"/>
               <w:spacing w:line="240" w:lineRule="auto" w:before="0" w:after="0"/>
+              <w:jc w:val="left"/>
             </w:pPr>
             <w:r>
               <w:rPr>
@@ -18914,6 +19624,7 @@
             <w:pPr>
               <w:keepNext w:val="0"/>
               <w:spacing w:line="240" w:lineRule="auto" w:before="0" w:after="0"/>
+              <w:jc w:val="left"/>
             </w:pPr>
             <w:r>
               <w:rPr>
@@ -18939,6 +19650,7 @@
             <w:pPr>
               <w:keepNext w:val="0"/>
               <w:spacing w:line="240" w:lineRule="auto" w:before="0" w:after="0"/>
+              <w:jc w:val="left"/>
             </w:pPr>
             <w:r>
               <w:rPr>
@@ -18964,6 +19676,7 @@
             <w:pPr>
               <w:keepNext w:val="0"/>
               <w:spacing w:line="240" w:lineRule="auto" w:before="0" w:after="0"/>
+              <w:jc w:val="left"/>
             </w:pPr>
             <w:r>
               <w:rPr>
@@ -18989,6 +19702,7 @@
             <w:pPr>
               <w:keepNext w:val="0"/>
               <w:spacing w:line="240" w:lineRule="auto" w:before="0" w:after="0"/>
+              <w:jc w:val="left"/>
             </w:pPr>
             <w:r>
               <w:rPr>
@@ -19037,6 +19751,7 @@
             <w:pPr>
               <w:keepNext w:val="0"/>
               <w:spacing w:line="240" w:lineRule="auto" w:before="0" w:after="0"/>
+              <w:jc w:val="left"/>
             </w:pPr>
             <w:r>
               <w:rPr>
@@ -19062,6 +19777,7 @@
             <w:pPr>
               <w:keepNext w:val="0"/>
               <w:spacing w:line="240" w:lineRule="auto" w:before="0" w:after="0"/>
+              <w:jc w:val="left"/>
             </w:pPr>
             <w:r>
               <w:rPr>
@@ -19087,6 +19803,7 @@
             <w:pPr>
               <w:keepNext w:val="0"/>
               <w:spacing w:line="240" w:lineRule="auto" w:before="0" w:after="0"/>
+              <w:jc w:val="left"/>
             </w:pPr>
             <w:r>
               <w:rPr>
@@ -19112,6 +19829,7 @@
             <w:pPr>
               <w:keepNext w:val="0"/>
               <w:spacing w:line="240" w:lineRule="auto" w:before="0" w:after="0"/>
+              <w:jc w:val="left"/>
             </w:pPr>
             <w:r>
               <w:rPr>
@@ -19137,6 +19855,7 @@
             <w:pPr>
               <w:keepNext w:val="0"/>
               <w:spacing w:line="240" w:lineRule="auto" w:before="0" w:after="0"/>
+              <w:jc w:val="left"/>
             </w:pPr>
             <w:r>
               <w:rPr>
@@ -19162,6 +19881,7 @@
             <w:pPr>
               <w:keepNext w:val="0"/>
               <w:spacing w:line="240" w:lineRule="auto" w:before="0" w:after="0"/>
+              <w:jc w:val="left"/>
             </w:pPr>
             <w:r>
               <w:rPr>
@@ -19210,6 +19930,7 @@
             <w:pPr>
               <w:keepNext w:val="0"/>
               <w:spacing w:line="240" w:lineRule="auto" w:before="0" w:after="0"/>
+              <w:jc w:val="left"/>
             </w:pPr>
             <w:r>
               <w:rPr>
@@ -19235,6 +19956,7 @@
             <w:pPr>
               <w:keepNext w:val="0"/>
               <w:spacing w:line="240" w:lineRule="auto" w:before="0" w:after="0"/>
+              <w:jc w:val="left"/>
             </w:pPr>
             <w:r>
               <w:rPr>
@@ -19260,6 +19982,7 @@
             <w:pPr>
               <w:keepNext w:val="0"/>
               <w:spacing w:line="240" w:lineRule="auto" w:before="0" w:after="0"/>
+              <w:jc w:val="left"/>
             </w:pPr>
             <w:r>
               <w:rPr>
@@ -19285,6 +20008,7 @@
             <w:pPr>
               <w:keepNext w:val="0"/>
               <w:spacing w:line="240" w:lineRule="auto" w:before="0" w:after="0"/>
+              <w:jc w:val="left"/>
             </w:pPr>
             <w:r>
               <w:rPr>
@@ -19310,6 +20034,7 @@
             <w:pPr>
               <w:keepNext w:val="0"/>
               <w:spacing w:line="240" w:lineRule="auto" w:before="0" w:after="0"/>
+              <w:jc w:val="left"/>
             </w:pPr>
             <w:r>
               <w:rPr>
@@ -19335,6 +20060,7 @@
             <w:pPr>
               <w:keepNext w:val="0"/>
               <w:spacing w:line="240" w:lineRule="auto" w:before="0" w:after="0"/>
+              <w:jc w:val="left"/>
             </w:pPr>
             <w:r>
               <w:rPr>
@@ -19365,14 +20091,15 @@
             <w:pPr>
               <w:keepNext w:val="0"/>
               <w:spacing w:line="240" w:lineRule="auto" w:before="0" w:after="0"/>
-            </w:pPr>
-            <w:r>
-              <w:rPr>
+              <w:jc w:val="left"/>
+            </w:pPr>
+            <w:r>
+              <w:rPr>
+                <w:iCs/>
+                <w:i/>
+                <w:bCs/>
                 <w:rFonts w:ascii="Times New Roman" w:hAnsi="Times New Roman"/>
                 <w:b/>
-                <w:bCs/>
-                <w:i/>
-                <w:iCs/>
                 <w:sz w:val="19"/>
               </w:rPr>
               <w:t xml:space="preserve">IGF1R</w:t>
@@ -19394,6 +20121,7 @@
             <w:pPr>
               <w:keepNext w:val="0"/>
               <w:spacing w:line="240" w:lineRule="auto" w:before="0" w:after="0"/>
+              <w:jc w:val="left"/>
             </w:pPr>
             <w:r>
               <w:rPr>
@@ -19419,6 +20147,7 @@
             <w:pPr>
               <w:keepNext w:val="0"/>
               <w:spacing w:line="240" w:lineRule="auto" w:before="0" w:after="0"/>
+              <w:jc w:val="left"/>
             </w:pPr>
             <w:r>
               <w:rPr>
@@ -19444,6 +20173,7 @@
             <w:pPr>
               <w:keepNext w:val="0"/>
               <w:spacing w:line="240" w:lineRule="auto" w:before="0" w:after="0"/>
+              <w:jc w:val="left"/>
             </w:pPr>
             <w:r>
               <w:rPr>
@@ -19469,6 +20199,7 @@
             <w:pPr>
               <w:keepNext w:val="0"/>
               <w:spacing w:line="240" w:lineRule="auto" w:before="0" w:after="0"/>
+              <w:jc w:val="left"/>
             </w:pPr>
             <w:r>
               <w:rPr>
@@ -19494,6 +20225,7 @@
             <w:pPr>
               <w:keepNext w:val="0"/>
               <w:spacing w:line="240" w:lineRule="auto" w:before="0" w:after="0"/>
+              <w:jc w:val="left"/>
             </w:pPr>
             <w:r>
               <w:rPr>
@@ -19519,6 +20251,7 @@
             <w:pPr>
               <w:keepNext w:val="0"/>
               <w:spacing w:line="240" w:lineRule="auto" w:before="0" w:after="0"/>
+              <w:jc w:val="left"/>
             </w:pPr>
             <w:r>
               <w:rPr>
@@ -19567,6 +20300,7 @@
             <w:pPr>
               <w:keepNext w:val="0"/>
               <w:spacing w:line="240" w:lineRule="auto" w:before="0" w:after="0"/>
+              <w:jc w:val="left"/>
             </w:pPr>
             <w:r>
               <w:rPr>
@@ -19592,6 +20326,7 @@
             <w:pPr>
               <w:keepNext w:val="0"/>
               <w:spacing w:line="240" w:lineRule="auto" w:before="0" w:after="0"/>
+              <w:jc w:val="left"/>
             </w:pPr>
             <w:r>
               <w:rPr>
@@ -19617,6 +20352,7 @@
             <w:pPr>
               <w:keepNext w:val="0"/>
               <w:spacing w:line="240" w:lineRule="auto" w:before="0" w:after="0"/>
+              <w:jc w:val="left"/>
             </w:pPr>
             <w:r>
               <w:rPr>
@@ -19642,6 +20378,7 @@
             <w:pPr>
               <w:keepNext w:val="0"/>
               <w:spacing w:line="240" w:lineRule="auto" w:before="0" w:after="0"/>
+              <w:jc w:val="left"/>
             </w:pPr>
             <w:r>
               <w:rPr>
@@ -19667,6 +20404,7 @@
             <w:pPr>
               <w:keepNext w:val="0"/>
               <w:spacing w:line="240" w:lineRule="auto" w:before="0" w:after="0"/>
+              <w:jc w:val="left"/>
             </w:pPr>
             <w:r>
               <w:rPr>
@@ -19692,6 +20430,7 @@
             <w:pPr>
               <w:keepNext w:val="0"/>
               <w:spacing w:line="240" w:lineRule="auto" w:before="0" w:after="0"/>
+              <w:jc w:val="left"/>
             </w:pPr>
             <w:r>
               <w:rPr>
@@ -19740,6 +20479,7 @@
             <w:pPr>
               <w:keepNext w:val="0"/>
               <w:spacing w:line="240" w:lineRule="auto" w:before="0" w:after="0"/>
+              <w:jc w:val="left"/>
             </w:pPr>
             <w:r>
               <w:rPr>
@@ -19765,6 +20505,7 @@
             <w:pPr>
               <w:keepNext w:val="0"/>
               <w:spacing w:line="240" w:lineRule="auto" w:before="0" w:after="0"/>
+              <w:jc w:val="left"/>
             </w:pPr>
             <w:r>
               <w:rPr>
@@ -19790,6 +20531,7 @@
             <w:pPr>
               <w:keepNext w:val="0"/>
               <w:spacing w:line="240" w:lineRule="auto" w:before="0" w:after="0"/>
+              <w:jc w:val="left"/>
             </w:pPr>
             <w:r>
               <w:rPr>
@@ -19815,6 +20557,7 @@
             <w:pPr>
               <w:keepNext w:val="0"/>
               <w:spacing w:line="240" w:lineRule="auto" w:before="0" w:after="0"/>
+              <w:jc w:val="left"/>
             </w:pPr>
             <w:r>
               <w:rPr>
@@ -19840,6 +20583,7 @@
             <w:pPr>
               <w:keepNext w:val="0"/>
               <w:spacing w:line="240" w:lineRule="auto" w:before="0" w:after="0"/>
+              <w:jc w:val="left"/>
             </w:pPr>
             <w:r>
               <w:rPr>
@@ -19865,6 +20609,7 @@
             <w:pPr>
               <w:keepNext w:val="0"/>
               <w:spacing w:line="240" w:lineRule="auto" w:before="0" w:after="0"/>
+              <w:jc w:val="left"/>
             </w:pPr>
             <w:r>
               <w:rPr>
@@ -19895,14 +20640,15 @@
             <w:pPr>
               <w:keepNext w:val="0"/>
               <w:spacing w:line="240" w:lineRule="auto" w:before="0" w:after="0"/>
-            </w:pPr>
-            <w:r>
-              <w:rPr>
+              <w:jc w:val="left"/>
+            </w:pPr>
+            <w:r>
+              <w:rPr>
+                <w:iCs/>
+                <w:i/>
+                <w:bCs/>
                 <w:rFonts w:ascii="Times New Roman" w:hAnsi="Times New Roman"/>
                 <w:b/>
-                <w:bCs/>
-                <w:i/>
-                <w:iCs/>
                 <w:sz w:val="19"/>
               </w:rPr>
               <w:t xml:space="preserve">CTLA4</w:t>
@@ -19924,6 +20670,7 @@
             <w:pPr>
               <w:keepNext w:val="0"/>
               <w:spacing w:line="240" w:lineRule="auto" w:before="0" w:after="0"/>
+              <w:jc w:val="left"/>
             </w:pPr>
             <w:r>
               <w:rPr>
@@ -19949,6 +20696,7 @@
             <w:pPr>
               <w:keepNext w:val="0"/>
               <w:spacing w:line="240" w:lineRule="auto" w:before="0" w:after="0"/>
+              <w:jc w:val="left"/>
             </w:pPr>
             <w:r>
               <w:rPr>
@@ -19974,6 +20722,7 @@
             <w:pPr>
               <w:keepNext w:val="0"/>
               <w:spacing w:line="240" w:lineRule="auto" w:before="0" w:after="0"/>
+              <w:jc w:val="left"/>
             </w:pPr>
             <w:r>
               <w:rPr>
@@ -19999,6 +20748,7 @@
             <w:pPr>
               <w:keepNext w:val="0"/>
               <w:spacing w:line="240" w:lineRule="auto" w:before="0" w:after="0"/>
+              <w:jc w:val="left"/>
             </w:pPr>
             <w:r>
               <w:rPr>
@@ -20024,6 +20774,7 @@
             <w:pPr>
               <w:keepNext w:val="0"/>
               <w:spacing w:line="240" w:lineRule="auto" w:before="0" w:after="0"/>
+              <w:jc w:val="left"/>
             </w:pPr>
             <w:r>
               <w:rPr>
@@ -20049,6 +20800,7 @@
             <w:pPr>
               <w:keepNext w:val="0"/>
               <w:spacing w:line="240" w:lineRule="auto" w:before="0" w:after="0"/>
+              <w:jc w:val="left"/>
             </w:pPr>
             <w:r>
               <w:rPr>
@@ -20097,6 +20849,7 @@
             <w:pPr>
               <w:keepNext w:val="0"/>
               <w:spacing w:line="240" w:lineRule="auto" w:before="0" w:after="0"/>
+              <w:jc w:val="left"/>
             </w:pPr>
             <w:r>
               <w:rPr>
@@ -20122,6 +20875,7 @@
             <w:pPr>
               <w:keepNext w:val="0"/>
               <w:spacing w:line="240" w:lineRule="auto" w:before="0" w:after="0"/>
+              <w:jc w:val="left"/>
             </w:pPr>
             <w:r>
               <w:rPr>
@@ -20147,6 +20901,7 @@
             <w:pPr>
               <w:keepNext w:val="0"/>
               <w:spacing w:line="240" w:lineRule="auto" w:before="0" w:after="0"/>
+              <w:jc w:val="left"/>
             </w:pPr>
             <w:r>
               <w:rPr>
@@ -20172,6 +20927,7 @@
             <w:pPr>
               <w:keepNext w:val="0"/>
               <w:spacing w:line="240" w:lineRule="auto" w:before="0" w:after="0"/>
+              <w:jc w:val="left"/>
             </w:pPr>
             <w:r>
               <w:rPr>
@@ -20197,6 +20953,7 @@
             <w:pPr>
               <w:keepNext w:val="0"/>
               <w:spacing w:line="240" w:lineRule="auto" w:before="0" w:after="0"/>
+              <w:jc w:val="left"/>
             </w:pPr>
             <w:r>
               <w:rPr>
@@ -20222,6 +20979,7 @@
             <w:pPr>
               <w:keepNext w:val="0"/>
               <w:spacing w:line="240" w:lineRule="auto" w:before="0" w:after="0"/>
+              <w:jc w:val="left"/>
             </w:pPr>
             <w:r>
               <w:rPr>
@@ -20270,6 +21028,7 @@
             <w:pPr>
               <w:keepNext w:val="0"/>
               <w:spacing w:line="240" w:lineRule="auto" w:before="0" w:after="0"/>
+              <w:jc w:val="left"/>
             </w:pPr>
             <w:r>
               <w:rPr>
@@ -20295,6 +21054,7 @@
             <w:pPr>
               <w:keepNext w:val="0"/>
               <w:spacing w:line="240" w:lineRule="auto" w:before="0" w:after="0"/>
+              <w:jc w:val="left"/>
             </w:pPr>
             <w:r>
               <w:rPr>
@@ -20320,6 +21080,7 @@
             <w:pPr>
               <w:keepNext w:val="0"/>
               <w:spacing w:line="240" w:lineRule="auto" w:before="0" w:after="0"/>
+              <w:jc w:val="left"/>
             </w:pPr>
             <w:r>
               <w:rPr>
@@ -20345,6 +21106,7 @@
             <w:pPr>
               <w:keepNext w:val="0"/>
               <w:spacing w:line="240" w:lineRule="auto" w:before="0" w:after="0"/>
+              <w:jc w:val="left"/>
             </w:pPr>
             <w:r>
               <w:rPr>
@@ -20370,6 +21132,7 @@
             <w:pPr>
               <w:keepNext w:val="0"/>
               <w:spacing w:line="240" w:lineRule="auto" w:before="0" w:after="0"/>
+              <w:jc w:val="left"/>
             </w:pPr>
             <w:r>
               <w:rPr>
@@ -20395,6 +21158,7 @@
             <w:pPr>
               <w:keepNext w:val="0"/>
               <w:spacing w:line="240" w:lineRule="auto" w:before="0" w:after="0"/>
+              <w:jc w:val="left"/>
             </w:pPr>
             <w:r>
               <w:rPr>
@@ -20430,8 +21194,8 @@
       </w:pPr>
       <w:r>
         <w:rPr>
+          <w:bCs/>
           <w:b/>
-          <w:bCs/>
           <w:sz w:val="20"/>
         </w:rPr>
         <w:t xml:space="preserve">Table S9.</w:t>
@@ -20456,8 +21220,8 @@
       </w:r>
       <w:r>
         <w:rPr>
+          <w:iCs/>
           <w:i/>
-          <w:iCs/>
           <w:sz w:val="20"/>
         </w:rPr>
         <w:t xml:space="preserve">TSHR</w:t>
@@ -20482,8 +21246,8 @@
       </w:r>
       <w:r>
         <w:rPr>
+          <w:iCs/>
           <w:i/>
-          <w:iCs/>
           <w:sz w:val="20"/>
         </w:rPr>
         <w:t xml:space="preserve">CTLA4</w:t>
@@ -20508,8 +21272,8 @@
       </w:r>
       <w:r>
         <w:rPr>
+          <w:iCs/>
           <w:i/>
-          <w:iCs/>
           <w:sz w:val="20"/>
         </w:rPr>
         <w:t xml:space="preserve">TSHR</w:t>
@@ -20568,6 +21332,7 @@
             <w:pPr>
               <w:keepNext w:val="0"/>
               <w:spacing w:line="240" w:lineRule="auto" w:before="0" w:after="0"/>
+              <w:jc w:val="left"/>
             </w:pPr>
             <w:r>
               <w:rPr>
@@ -20595,6 +21360,7 @@
             <w:pPr>
               <w:keepNext w:val="0"/>
               <w:spacing w:line="240" w:lineRule="auto" w:before="0" w:after="0"/>
+              <w:jc w:val="left"/>
             </w:pPr>
             <w:r>
               <w:rPr>
@@ -20622,6 +21388,7 @@
             <w:pPr>
               <w:keepNext w:val="0"/>
               <w:spacing w:line="240" w:lineRule="auto" w:before="0" w:after="0"/>
+              <w:jc w:val="left"/>
             </w:pPr>
             <w:r>
               <w:rPr>
@@ -20649,6 +21416,7 @@
             <w:pPr>
               <w:keepNext w:val="0"/>
               <w:spacing w:line="240" w:lineRule="auto" w:before="0" w:after="0"/>
+              <w:jc w:val="left"/>
             </w:pPr>
             <w:r>
               <w:rPr>
@@ -20676,6 +21444,7 @@
             <w:pPr>
               <w:keepNext w:val="0"/>
               <w:spacing w:line="240" w:lineRule="auto" w:before="0" w:after="0"/>
+              <w:jc w:val="left"/>
             </w:pPr>
             <w:r>
               <w:rPr>
@@ -20703,6 +21472,7 @@
             <w:pPr>
               <w:keepNext w:val="0"/>
               <w:spacing w:line="240" w:lineRule="auto" w:before="0" w:after="0"/>
+              <w:jc w:val="left"/>
             </w:pPr>
             <w:r>
               <w:rPr>
@@ -20730,6 +21500,7 @@
             <w:pPr>
               <w:keepNext w:val="0"/>
               <w:spacing w:line="240" w:lineRule="auto" w:before="0" w:after="0"/>
+              <w:jc w:val="left"/>
             </w:pPr>
             <w:r>
               <w:rPr>
@@ -20757,6 +21528,7 @@
             <w:pPr>
               <w:keepNext w:val="0"/>
               <w:spacing w:line="240" w:lineRule="auto" w:before="0" w:after="0"/>
+              <w:jc w:val="left"/>
             </w:pPr>
             <w:r>
               <w:rPr>
@@ -20784,6 +21556,7 @@
             <w:pPr>
               <w:keepNext w:val="0"/>
               <w:spacing w:line="240" w:lineRule="auto" w:before="0" w:after="0"/>
+              <w:jc w:val="left"/>
             </w:pPr>
             <w:r>
               <w:rPr>
@@ -20811,6 +21584,7 @@
             <w:pPr>
               <w:keepNext w:val="0"/>
               <w:spacing w:line="240" w:lineRule="auto" w:before="0" w:after="0"/>
+              <w:jc w:val="left"/>
             </w:pPr>
             <w:r>
               <w:rPr>
@@ -20838,6 +21612,7 @@
             <w:pPr>
               <w:keepNext w:val="0"/>
               <w:spacing w:line="240" w:lineRule="auto" w:before="0" w:after="0"/>
+              <w:jc w:val="left"/>
             </w:pPr>
             <w:r>
               <w:rPr>
@@ -20869,12 +21644,13 @@
             <w:pPr>
               <w:keepNext w:val="0"/>
               <w:spacing w:line="240" w:lineRule="auto" w:before="0" w:after="0"/>
-            </w:pPr>
-            <w:r>
-              <w:rPr>
+              <w:jc w:val="left"/>
+            </w:pPr>
+            <w:r>
+              <w:rPr>
+                <w:iCs/>
                 <w:rFonts w:ascii="Times New Roman" w:hAnsi="Times New Roman"/>
                 <w:i/>
-                <w:iCs/>
                 <w:sz w:val="19"/>
               </w:rPr>
               <w:t xml:space="preserve">TSHR</w:t>
@@ -20896,6 +21672,7 @@
             <w:pPr>
               <w:keepNext w:val="0"/>
               <w:spacing w:line="240" w:lineRule="auto" w:before="0" w:after="0"/>
+              <w:jc w:val="left"/>
             </w:pPr>
             <w:r>
               <w:rPr>
@@ -20921,6 +21698,7 @@
             <w:pPr>
               <w:keepNext w:val="0"/>
               <w:spacing w:line="240" w:lineRule="auto" w:before="0" w:after="0"/>
+              <w:jc w:val="left"/>
             </w:pPr>
             <w:r>
               <w:rPr>
@@ -20946,6 +21724,7 @@
             <w:pPr>
               <w:keepNext w:val="0"/>
               <w:spacing w:line="240" w:lineRule="auto" w:before="0" w:after="0"/>
+              <w:jc w:val="left"/>
             </w:pPr>
             <w:r>
               <w:rPr>
@@ -20971,6 +21750,7 @@
             <w:pPr>
               <w:keepNext w:val="0"/>
               <w:spacing w:line="240" w:lineRule="auto" w:before="0" w:after="0"/>
+              <w:jc w:val="left"/>
             </w:pPr>
             <w:r>
               <w:rPr>
@@ -20996,6 +21776,7 @@
             <w:pPr>
               <w:keepNext w:val="0"/>
               <w:spacing w:line="240" w:lineRule="auto" w:before="0" w:after="0"/>
+              <w:jc w:val="left"/>
             </w:pPr>
             <w:r>
               <w:rPr>
@@ -21021,6 +21802,7 @@
             <w:pPr>
               <w:keepNext w:val="0"/>
               <w:spacing w:line="240" w:lineRule="auto" w:before="0" w:after="0"/>
+              <w:jc w:val="left"/>
             </w:pPr>
             <w:r>
               <w:rPr>
@@ -21046,6 +21828,7 @@
             <w:pPr>
               <w:keepNext w:val="0"/>
               <w:spacing w:line="240" w:lineRule="auto" w:before="0" w:after="0"/>
+              <w:jc w:val="left"/>
             </w:pPr>
             <w:r>
               <w:rPr>
@@ -21071,6 +21854,7 @@
             <w:pPr>
               <w:keepNext w:val="0"/>
               <w:spacing w:line="240" w:lineRule="auto" w:before="0" w:after="0"/>
+              <w:jc w:val="left"/>
             </w:pPr>
             <w:r>
               <w:rPr>
@@ -21096,6 +21880,7 @@
             <w:pPr>
               <w:keepNext w:val="0"/>
               <w:spacing w:line="240" w:lineRule="auto" w:before="0" w:after="0"/>
+              <w:jc w:val="left"/>
             </w:pPr>
             <w:r>
               <w:rPr>
@@ -21121,6 +21906,7 @@
             <w:pPr>
               <w:keepNext w:val="0"/>
               <w:spacing w:line="240" w:lineRule="auto" w:before="0" w:after="0"/>
+              <w:jc w:val="left"/>
             </w:pPr>
             <w:r>
               <w:rPr>
@@ -21151,12 +21937,13 @@
             <w:pPr>
               <w:keepNext w:val="0"/>
               <w:spacing w:line="240" w:lineRule="auto" w:before="0" w:after="0"/>
-            </w:pPr>
-            <w:r>
-              <w:rPr>
+              <w:jc w:val="left"/>
+            </w:pPr>
+            <w:r>
+              <w:rPr>
+                <w:iCs/>
                 <w:rFonts w:ascii="Times New Roman" w:hAnsi="Times New Roman"/>
                 <w:i/>
-                <w:iCs/>
                 <w:sz w:val="19"/>
               </w:rPr>
               <w:t xml:space="preserve">TSHR</w:t>
@@ -21178,6 +21965,7 @@
             <w:pPr>
               <w:keepNext w:val="0"/>
               <w:spacing w:line="240" w:lineRule="auto" w:before="0" w:after="0"/>
+              <w:jc w:val="left"/>
             </w:pPr>
             <w:r>
               <w:rPr>
@@ -21203,6 +21991,7 @@
             <w:pPr>
               <w:keepNext w:val="0"/>
               <w:spacing w:line="240" w:lineRule="auto" w:before="0" w:after="0"/>
+              <w:jc w:val="left"/>
             </w:pPr>
             <w:r>
               <w:rPr>
@@ -21228,6 +22017,7 @@
             <w:pPr>
               <w:keepNext w:val="0"/>
               <w:spacing w:line="240" w:lineRule="auto" w:before="0" w:after="0"/>
+              <w:jc w:val="left"/>
             </w:pPr>
             <w:r>
               <w:rPr>
@@ -21253,6 +22043,7 @@
             <w:pPr>
               <w:keepNext w:val="0"/>
               <w:spacing w:line="240" w:lineRule="auto" w:before="0" w:after="0"/>
+              <w:jc w:val="left"/>
             </w:pPr>
             <w:r>
               <w:rPr>
@@ -21278,6 +22069,7 @@
             <w:pPr>
               <w:keepNext w:val="0"/>
               <w:spacing w:line="240" w:lineRule="auto" w:before="0" w:after="0"/>
+              <w:jc w:val="left"/>
             </w:pPr>
             <w:r>
               <w:rPr>
@@ -21303,6 +22095,7 @@
             <w:pPr>
               <w:keepNext w:val="0"/>
               <w:spacing w:line="240" w:lineRule="auto" w:before="0" w:after="0"/>
+              <w:jc w:val="left"/>
             </w:pPr>
             <w:r>
               <w:rPr>
@@ -21328,6 +22121,7 @@
             <w:pPr>
               <w:keepNext w:val="0"/>
               <w:spacing w:line="240" w:lineRule="auto" w:before="0" w:after="0"/>
+              <w:jc w:val="left"/>
             </w:pPr>
             <w:r>
               <w:rPr>
@@ -21353,6 +22147,7 @@
             <w:pPr>
               <w:keepNext w:val="0"/>
               <w:spacing w:line="240" w:lineRule="auto" w:before="0" w:after="0"/>
+              <w:jc w:val="left"/>
             </w:pPr>
             <w:r>
               <w:rPr>
@@ -21378,6 +22173,7 @@
             <w:pPr>
               <w:keepNext w:val="0"/>
               <w:spacing w:line="240" w:lineRule="auto" w:before="0" w:after="0"/>
+              <w:jc w:val="left"/>
             </w:pPr>
             <w:r>
               <w:rPr>
@@ -21403,6 +22199,7 @@
             <w:pPr>
               <w:keepNext w:val="0"/>
               <w:spacing w:line="240" w:lineRule="auto" w:before="0" w:after="0"/>
+              <w:jc w:val="left"/>
             </w:pPr>
             <w:r>
               <w:rPr>
@@ -21433,12 +22230,13 @@
             <w:pPr>
               <w:keepNext w:val="0"/>
               <w:spacing w:line="240" w:lineRule="auto" w:before="0" w:after="0"/>
-            </w:pPr>
-            <w:r>
-              <w:rPr>
+              <w:jc w:val="left"/>
+            </w:pPr>
+            <w:r>
+              <w:rPr>
+                <w:iCs/>
                 <w:rFonts w:ascii="Times New Roman" w:hAnsi="Times New Roman"/>
                 <w:i/>
-                <w:iCs/>
                 <w:sz w:val="19"/>
               </w:rPr>
               <w:t xml:space="preserve">TSHR</w:t>
@@ -21460,6 +22258,7 @@
             <w:pPr>
               <w:keepNext w:val="0"/>
               <w:spacing w:line="240" w:lineRule="auto" w:before="0" w:after="0"/>
+              <w:jc w:val="left"/>
             </w:pPr>
             <w:r>
               <w:rPr>
@@ -21485,6 +22284,7 @@
             <w:pPr>
               <w:keepNext w:val="0"/>
               <w:spacing w:line="240" w:lineRule="auto" w:before="0" w:after="0"/>
+              <w:jc w:val="left"/>
             </w:pPr>
             <w:r>
               <w:rPr>
@@ -21510,6 +22310,7 @@
             <w:pPr>
               <w:keepNext w:val="0"/>
               <w:spacing w:line="240" w:lineRule="auto" w:before="0" w:after="0"/>
+              <w:jc w:val="left"/>
             </w:pPr>
             <w:r>
               <w:rPr>
@@ -21535,6 +22336,7 @@
             <w:pPr>
               <w:keepNext w:val="0"/>
               <w:spacing w:line="240" w:lineRule="auto" w:before="0" w:after="0"/>
+              <w:jc w:val="left"/>
             </w:pPr>
             <w:r>
               <w:rPr>
@@ -21560,6 +22362,7 @@
             <w:pPr>
               <w:keepNext w:val="0"/>
               <w:spacing w:line="240" w:lineRule="auto" w:before="0" w:after="0"/>
+              <w:jc w:val="left"/>
             </w:pPr>
             <w:r>
               <w:rPr>
@@ -21585,6 +22388,7 @@
             <w:pPr>
               <w:keepNext w:val="0"/>
               <w:spacing w:line="240" w:lineRule="auto" w:before="0" w:after="0"/>
+              <w:jc w:val="left"/>
             </w:pPr>
             <w:r>
               <w:rPr>
@@ -21610,6 +22414,7 @@
             <w:pPr>
               <w:keepNext w:val="0"/>
               <w:spacing w:line="240" w:lineRule="auto" w:before="0" w:after="0"/>
+              <w:jc w:val="left"/>
             </w:pPr>
             <w:r>
               <w:rPr>
@@ -21635,6 +22440,7 @@
             <w:pPr>
               <w:keepNext w:val="0"/>
               <w:spacing w:line="240" w:lineRule="auto" w:before="0" w:after="0"/>
+              <w:jc w:val="left"/>
             </w:pPr>
             <w:r>
               <w:rPr>
@@ -21660,6 +22466,7 @@
             <w:pPr>
               <w:keepNext w:val="0"/>
               <w:spacing w:line="240" w:lineRule="auto" w:before="0" w:after="0"/>
+              <w:jc w:val="left"/>
             </w:pPr>
             <w:r>
               <w:rPr>
@@ -21685,6 +22492,7 @@
             <w:pPr>
               <w:keepNext w:val="0"/>
               <w:spacing w:line="240" w:lineRule="auto" w:before="0" w:after="0"/>
+              <w:jc w:val="left"/>
             </w:pPr>
             <w:r>
               <w:rPr>
@@ -21715,12 +22523,13 @@
             <w:pPr>
               <w:keepNext w:val="0"/>
               <w:spacing w:line="240" w:lineRule="auto" w:before="0" w:after="0"/>
-            </w:pPr>
-            <w:r>
-              <w:rPr>
+              <w:jc w:val="left"/>
+            </w:pPr>
+            <w:r>
+              <w:rPr>
+                <w:iCs/>
                 <w:rFonts w:ascii="Times New Roman" w:hAnsi="Times New Roman"/>
                 <w:i/>
-                <w:iCs/>
                 <w:sz w:val="19"/>
               </w:rPr>
               <w:t xml:space="preserve">IGF1R</w:t>
@@ -21742,6 +22551,7 @@
             <w:pPr>
               <w:keepNext w:val="0"/>
               <w:spacing w:line="240" w:lineRule="auto" w:before="0" w:after="0"/>
+              <w:jc w:val="left"/>
             </w:pPr>
             <w:r>
               <w:rPr>
@@ -21767,6 +22577,7 @@
             <w:pPr>
               <w:keepNext w:val="0"/>
               <w:spacing w:line="240" w:lineRule="auto" w:before="0" w:after="0"/>
+              <w:jc w:val="left"/>
             </w:pPr>
             <w:r>
               <w:rPr>
@@ -21792,6 +22603,7 @@
             <w:pPr>
               <w:keepNext w:val="0"/>
               <w:spacing w:line="240" w:lineRule="auto" w:before="0" w:after="0"/>
+              <w:jc w:val="left"/>
             </w:pPr>
             <w:r>
               <w:rPr>
@@ -21817,6 +22629,7 @@
             <w:pPr>
               <w:keepNext w:val="0"/>
               <w:spacing w:line="240" w:lineRule="auto" w:before="0" w:after="0"/>
+              <w:jc w:val="left"/>
             </w:pPr>
             <w:r>
               <w:rPr>
@@ -21842,6 +22655,7 @@
             <w:pPr>
               <w:keepNext w:val="0"/>
               <w:spacing w:line="240" w:lineRule="auto" w:before="0" w:after="0"/>
+              <w:jc w:val="left"/>
             </w:pPr>
             <w:r>
               <w:rPr>
@@ -21867,6 +22681,7 @@
             <w:pPr>
               <w:keepNext w:val="0"/>
               <w:spacing w:line="240" w:lineRule="auto" w:before="0" w:after="0"/>
+              <w:jc w:val="left"/>
             </w:pPr>
             <w:r>
               <w:rPr>
@@ -21892,6 +22707,7 @@
             <w:pPr>
               <w:keepNext w:val="0"/>
               <w:spacing w:line="240" w:lineRule="auto" w:before="0" w:after="0"/>
+              <w:jc w:val="left"/>
             </w:pPr>
             <w:r>
               <w:rPr>
@@ -21917,6 +22733,7 @@
             <w:pPr>
               <w:keepNext w:val="0"/>
               <w:spacing w:line="240" w:lineRule="auto" w:before="0" w:after="0"/>
+              <w:jc w:val="left"/>
             </w:pPr>
             <w:r>
               <w:rPr>
@@ -21942,6 +22759,7 @@
             <w:pPr>
               <w:keepNext w:val="0"/>
               <w:spacing w:line="240" w:lineRule="auto" w:before="0" w:after="0"/>
+              <w:jc w:val="left"/>
             </w:pPr>
             <w:r>
               <w:rPr>
@@ -21967,6 +22785,7 @@
             <w:pPr>
               <w:keepNext w:val="0"/>
               <w:spacing w:line="240" w:lineRule="auto" w:before="0" w:after="0"/>
+              <w:jc w:val="left"/>
             </w:pPr>
             <w:r>
               <w:rPr>
@@ -21997,12 +22816,13 @@
             <w:pPr>
               <w:keepNext w:val="0"/>
               <w:spacing w:line="240" w:lineRule="auto" w:before="0" w:after="0"/>
-            </w:pPr>
-            <w:r>
-              <w:rPr>
+              <w:jc w:val="left"/>
+            </w:pPr>
+            <w:r>
+              <w:rPr>
+                <w:iCs/>
                 <w:rFonts w:ascii="Times New Roman" w:hAnsi="Times New Roman"/>
                 <w:i/>
-                <w:iCs/>
                 <w:sz w:val="19"/>
               </w:rPr>
               <w:t xml:space="preserve">IGF1R</w:t>
@@ -22024,6 +22844,7 @@
             <w:pPr>
               <w:keepNext w:val="0"/>
               <w:spacing w:line="240" w:lineRule="auto" w:before="0" w:after="0"/>
+              <w:jc w:val="left"/>
             </w:pPr>
             <w:r>
               <w:rPr>
@@ -22049,6 +22870,7 @@
             <w:pPr>
               <w:keepNext w:val="0"/>
               <w:spacing w:line="240" w:lineRule="auto" w:before="0" w:after="0"/>
+              <w:jc w:val="left"/>
             </w:pPr>
             <w:r>
               <w:rPr>
@@ -22074,6 +22896,7 @@
             <w:pPr>
               <w:keepNext w:val="0"/>
               <w:spacing w:line="240" w:lineRule="auto" w:before="0" w:after="0"/>
+              <w:jc w:val="left"/>
             </w:pPr>
             <w:r>
               <w:rPr>
@@ -22099,6 +22922,7 @@
             <w:pPr>
               <w:keepNext w:val="0"/>
               <w:spacing w:line="240" w:lineRule="auto" w:before="0" w:after="0"/>
+              <w:jc w:val="left"/>
             </w:pPr>
             <w:r>
               <w:rPr>
@@ -22124,6 +22948,7 @@
             <w:pPr>
               <w:keepNext w:val="0"/>
               <w:spacing w:line="240" w:lineRule="auto" w:before="0" w:after="0"/>
+              <w:jc w:val="left"/>
             </w:pPr>
             <w:r>
               <w:rPr>
@@ -22149,6 +22974,7 @@
             <w:pPr>
               <w:keepNext w:val="0"/>
               <w:spacing w:line="240" w:lineRule="auto" w:before="0" w:after="0"/>
+              <w:jc w:val="left"/>
             </w:pPr>
             <w:r>
               <w:rPr>
@@ -22174,6 +23000,7 @@
             <w:pPr>
               <w:keepNext w:val="0"/>
               <w:spacing w:line="240" w:lineRule="auto" w:before="0" w:after="0"/>
+              <w:jc w:val="left"/>
             </w:pPr>
             <w:r>
               <w:rPr>
@@ -22199,6 +23026,7 @@
             <w:pPr>
               <w:keepNext w:val="0"/>
               <w:spacing w:line="240" w:lineRule="auto" w:before="0" w:after="0"/>
+              <w:jc w:val="left"/>
             </w:pPr>
             <w:r>
               <w:rPr>
@@ -22224,6 +23052,7 @@
             <w:pPr>
               <w:keepNext w:val="0"/>
               <w:spacing w:line="240" w:lineRule="auto" w:before="0" w:after="0"/>
+              <w:jc w:val="left"/>
             </w:pPr>
             <w:r>
               <w:rPr>
@@ -22249,6 +23078,7 @@
             <w:pPr>
               <w:keepNext w:val="0"/>
               <w:spacing w:line="240" w:lineRule="auto" w:before="0" w:after="0"/>
+              <w:jc w:val="left"/>
             </w:pPr>
             <w:r>
               <w:rPr>
@@ -22279,12 +23109,13 @@
             <w:pPr>
               <w:keepNext w:val="0"/>
               <w:spacing w:line="240" w:lineRule="auto" w:before="0" w:after="0"/>
-            </w:pPr>
-            <w:r>
-              <w:rPr>
+              <w:jc w:val="left"/>
+            </w:pPr>
+            <w:r>
+              <w:rPr>
+                <w:iCs/>
                 <w:rFonts w:ascii="Times New Roman" w:hAnsi="Times New Roman"/>
                 <w:i/>
-                <w:iCs/>
                 <w:sz w:val="19"/>
               </w:rPr>
               <w:t xml:space="preserve">IGF1R</w:t>
@@ -22306,6 +23137,7 @@
             <w:pPr>
               <w:keepNext w:val="0"/>
               <w:spacing w:line="240" w:lineRule="auto" w:before="0" w:after="0"/>
+              <w:jc w:val="left"/>
             </w:pPr>
             <w:r>
               <w:rPr>
@@ -22331,6 +23163,7 @@
             <w:pPr>
               <w:keepNext w:val="0"/>
               <w:spacing w:line="240" w:lineRule="auto" w:before="0" w:after="0"/>
+              <w:jc w:val="left"/>
             </w:pPr>
             <w:r>
               <w:rPr>
@@ -22356,6 +23189,7 @@
             <w:pPr>
               <w:keepNext w:val="0"/>
               <w:spacing w:line="240" w:lineRule="auto" w:before="0" w:after="0"/>
+              <w:jc w:val="left"/>
             </w:pPr>
             <w:r>
               <w:rPr>
@@ -22381,6 +23215,7 @@
             <w:pPr>
               <w:keepNext w:val="0"/>
               <w:spacing w:line="240" w:lineRule="auto" w:before="0" w:after="0"/>
+              <w:jc w:val="left"/>
             </w:pPr>
             <w:r>
               <w:rPr>
@@ -22406,6 +23241,7 @@
             <w:pPr>
               <w:keepNext w:val="0"/>
               <w:spacing w:line="240" w:lineRule="auto" w:before="0" w:after="0"/>
+              <w:jc w:val="left"/>
             </w:pPr>
             <w:r>
               <w:rPr>
@@ -22431,6 +23267,7 @@
             <w:pPr>
               <w:keepNext w:val="0"/>
               <w:spacing w:line="240" w:lineRule="auto" w:before="0" w:after="0"/>
+              <w:jc w:val="left"/>
             </w:pPr>
             <w:r>
               <w:rPr>
@@ -22456,6 +23293,7 @@
             <w:pPr>
               <w:keepNext w:val="0"/>
               <w:spacing w:line="240" w:lineRule="auto" w:before="0" w:after="0"/>
+              <w:jc w:val="left"/>
             </w:pPr>
             <w:r>
               <w:rPr>
@@ -22481,6 +23319,7 @@
             <w:pPr>
               <w:keepNext w:val="0"/>
               <w:spacing w:line="240" w:lineRule="auto" w:before="0" w:after="0"/>
+              <w:jc w:val="left"/>
             </w:pPr>
             <w:r>
               <w:rPr>
@@ -22506,6 +23345,7 @@
             <w:pPr>
               <w:keepNext w:val="0"/>
               <w:spacing w:line="240" w:lineRule="auto" w:before="0" w:after="0"/>
+              <w:jc w:val="left"/>
             </w:pPr>
             <w:r>
               <w:rPr>
@@ -22531,6 +23371,7 @@
             <w:pPr>
               <w:keepNext w:val="0"/>
               <w:spacing w:line="240" w:lineRule="auto" w:before="0" w:after="0"/>
+              <w:jc w:val="left"/>
             </w:pPr>
             <w:r>
               <w:rPr>
@@ -22561,12 +23402,13 @@
             <w:pPr>
               <w:keepNext w:val="0"/>
               <w:spacing w:line="240" w:lineRule="auto" w:before="0" w:after="0"/>
-            </w:pPr>
-            <w:r>
-              <w:rPr>
+              <w:jc w:val="left"/>
+            </w:pPr>
+            <w:r>
+              <w:rPr>
+                <w:iCs/>
                 <w:rFonts w:ascii="Times New Roman" w:hAnsi="Times New Roman"/>
                 <w:i/>
-                <w:iCs/>
                 <w:sz w:val="19"/>
               </w:rPr>
               <w:t xml:space="preserve">CTLA4</w:t>
@@ -22588,6 +23430,7 @@
             <w:pPr>
               <w:keepNext w:val="0"/>
               <w:spacing w:line="240" w:lineRule="auto" w:before="0" w:after="0"/>
+              <w:jc w:val="left"/>
             </w:pPr>
             <w:r>
               <w:rPr>
@@ -22613,6 +23456,7 @@
             <w:pPr>
               <w:keepNext w:val="0"/>
               <w:spacing w:line="240" w:lineRule="auto" w:before="0" w:after="0"/>
+              <w:jc w:val="left"/>
             </w:pPr>
             <w:r>
               <w:rPr>
@@ -22638,6 +23482,7 @@
             <w:pPr>
               <w:keepNext w:val="0"/>
               <w:spacing w:line="240" w:lineRule="auto" w:before="0" w:after="0"/>
+              <w:jc w:val="left"/>
             </w:pPr>
             <w:r>
               <w:rPr>
@@ -22663,6 +23508,7 @@
             <w:pPr>
               <w:keepNext w:val="0"/>
               <w:spacing w:line="240" w:lineRule="auto" w:before="0" w:after="0"/>
+              <w:jc w:val="left"/>
             </w:pPr>
             <w:r>
               <w:rPr>
@@ -22688,6 +23534,7 @@
             <w:pPr>
               <w:keepNext w:val="0"/>
               <w:spacing w:line="240" w:lineRule="auto" w:before="0" w:after="0"/>
+              <w:jc w:val="left"/>
             </w:pPr>
             <w:r>
               <w:rPr>
@@ -22713,6 +23560,7 @@
             <w:pPr>
               <w:keepNext w:val="0"/>
               <w:spacing w:line="240" w:lineRule="auto" w:before="0" w:after="0"/>
+              <w:jc w:val="left"/>
             </w:pPr>
             <w:r>
               <w:rPr>
@@ -22738,6 +23586,7 @@
             <w:pPr>
               <w:keepNext w:val="0"/>
               <w:spacing w:line="240" w:lineRule="auto" w:before="0" w:after="0"/>
+              <w:jc w:val="left"/>
             </w:pPr>
             <w:r>
               <w:rPr>
@@ -22763,6 +23612,7 @@
             <w:pPr>
               <w:keepNext w:val="0"/>
               <w:spacing w:line="240" w:lineRule="auto" w:before="0" w:after="0"/>
+              <w:jc w:val="left"/>
             </w:pPr>
             <w:r>
               <w:rPr>
@@ -22788,6 +23638,7 @@
             <w:pPr>
               <w:keepNext w:val="0"/>
               <w:spacing w:line="240" w:lineRule="auto" w:before="0" w:after="0"/>
+              <w:jc w:val="left"/>
             </w:pPr>
             <w:r>
               <w:rPr>
@@ -22813,6 +23664,7 @@
             <w:pPr>
               <w:keepNext w:val="0"/>
               <w:spacing w:line="240" w:lineRule="auto" w:before="0" w:after="0"/>
+              <w:jc w:val="left"/>
             </w:pPr>
             <w:r>
               <w:rPr>
@@ -22843,12 +23695,13 @@
             <w:pPr>
               <w:keepNext w:val="0"/>
               <w:spacing w:line="240" w:lineRule="auto" w:before="0" w:after="0"/>
-            </w:pPr>
-            <w:r>
-              <w:rPr>
+              <w:jc w:val="left"/>
+            </w:pPr>
+            <w:r>
+              <w:rPr>
+                <w:iCs/>
                 <w:rFonts w:ascii="Times New Roman" w:hAnsi="Times New Roman"/>
                 <w:i/>
-                <w:iCs/>
                 <w:sz w:val="19"/>
               </w:rPr>
               <w:t xml:space="preserve">CTLA4</w:t>
@@ -22870,6 +23723,7 @@
             <w:pPr>
               <w:keepNext w:val="0"/>
               <w:spacing w:line="240" w:lineRule="auto" w:before="0" w:after="0"/>
+              <w:jc w:val="left"/>
             </w:pPr>
             <w:r>
               <w:rPr>
@@ -22895,6 +23749,7 @@
             <w:pPr>
               <w:keepNext w:val="0"/>
               <w:spacing w:line="240" w:lineRule="auto" w:before="0" w:after="0"/>
+              <w:jc w:val="left"/>
             </w:pPr>
             <w:r>
               <w:rPr>
@@ -22920,6 +23775,7 @@
             <w:pPr>
               <w:keepNext w:val="0"/>
               <w:spacing w:line="240" w:lineRule="auto" w:before="0" w:after="0"/>
+              <w:jc w:val="left"/>
             </w:pPr>
             <w:r>
               <w:rPr>
@@ -22945,6 +23801,7 @@
             <w:pPr>
               <w:keepNext w:val="0"/>
               <w:spacing w:line="240" w:lineRule="auto" w:before="0" w:after="0"/>
+              <w:jc w:val="left"/>
             </w:pPr>
             <w:r>
               <w:rPr>
@@ -22970,6 +23827,7 @@
             <w:pPr>
               <w:keepNext w:val="0"/>
               <w:spacing w:line="240" w:lineRule="auto" w:before="0" w:after="0"/>
+              <w:jc w:val="left"/>
             </w:pPr>
             <w:r>
               <w:rPr>
@@ -22995,6 +23853,7 @@
             <w:pPr>
               <w:keepNext w:val="0"/>
               <w:spacing w:line="240" w:lineRule="auto" w:before="0" w:after="0"/>
+              <w:jc w:val="left"/>
             </w:pPr>
             <w:r>
               <w:rPr>
@@ -23020,6 +23879,7 @@
             <w:pPr>
               <w:keepNext w:val="0"/>
               <w:spacing w:line="240" w:lineRule="auto" w:before="0" w:after="0"/>
+              <w:jc w:val="left"/>
             </w:pPr>
             <w:r>
               <w:rPr>
@@ -23045,6 +23905,7 @@
             <w:pPr>
               <w:keepNext w:val="0"/>
               <w:spacing w:line="240" w:lineRule="auto" w:before="0" w:after="0"/>
+              <w:jc w:val="left"/>
             </w:pPr>
             <w:r>
               <w:rPr>
@@ -23070,6 +23931,7 @@
             <w:pPr>
               <w:keepNext w:val="0"/>
               <w:spacing w:line="240" w:lineRule="auto" w:before="0" w:after="0"/>
+              <w:jc w:val="left"/>
             </w:pPr>
             <w:r>
               <w:rPr>
@@ -23095,6 +23957,7 @@
             <w:pPr>
               <w:keepNext w:val="0"/>
               <w:spacing w:line="240" w:lineRule="auto" w:before="0" w:after="0"/>
+              <w:jc w:val="left"/>
             </w:pPr>
             <w:r>
               <w:rPr>
@@ -23125,12 +23988,13 @@
             <w:pPr>
               <w:keepNext w:val="0"/>
               <w:spacing w:line="240" w:lineRule="auto" w:before="0" w:after="0"/>
-            </w:pPr>
-            <w:r>
-              <w:rPr>
+              <w:jc w:val="left"/>
+            </w:pPr>
+            <w:r>
+              <w:rPr>
+                <w:iCs/>
                 <w:rFonts w:ascii="Times New Roman" w:hAnsi="Times New Roman"/>
                 <w:i/>
-                <w:iCs/>
                 <w:sz w:val="19"/>
               </w:rPr>
               <w:t xml:space="preserve">CTLA4</w:t>
@@ -23152,6 +24016,7 @@
             <w:pPr>
               <w:keepNext w:val="0"/>
               <w:spacing w:line="240" w:lineRule="auto" w:before="0" w:after="0"/>
+              <w:jc w:val="left"/>
             </w:pPr>
             <w:r>
               <w:rPr>
@@ -23177,6 +24042,7 @@
             <w:pPr>
               <w:keepNext w:val="0"/>
               <w:spacing w:line="240" w:lineRule="auto" w:before="0" w:after="0"/>
+              <w:jc w:val="left"/>
             </w:pPr>
             <w:r>
               <w:rPr>
@@ -23202,6 +24068,7 @@
             <w:pPr>
               <w:keepNext w:val="0"/>
               <w:spacing w:line="240" w:lineRule="auto" w:before="0" w:after="0"/>
+              <w:jc w:val="left"/>
             </w:pPr>
             <w:r>
               <w:rPr>
@@ -23227,6 +24094,7 @@
             <w:pPr>
               <w:keepNext w:val="0"/>
               <w:spacing w:line="240" w:lineRule="auto" w:before="0" w:after="0"/>
+              <w:jc w:val="left"/>
             </w:pPr>
             <w:r>
               <w:rPr>
@@ -23252,6 +24120,7 @@
             <w:pPr>
               <w:keepNext w:val="0"/>
               <w:spacing w:line="240" w:lineRule="auto" w:before="0" w:after="0"/>
+              <w:jc w:val="left"/>
             </w:pPr>
             <w:r>
               <w:rPr>
@@ -23277,6 +24146,7 @@
             <w:pPr>
               <w:keepNext w:val="0"/>
               <w:spacing w:line="240" w:lineRule="auto" w:before="0" w:after="0"/>
+              <w:jc w:val="left"/>
             </w:pPr>
             <w:r>
               <w:rPr>
@@ -23302,6 +24172,7 @@
             <w:pPr>
               <w:keepNext w:val="0"/>
               <w:spacing w:line="240" w:lineRule="auto" w:before="0" w:after="0"/>
+              <w:jc w:val="left"/>
             </w:pPr>
             <w:r>
               <w:rPr>
@@ -23327,6 +24198,7 @@
             <w:pPr>
               <w:keepNext w:val="0"/>
               <w:spacing w:line="240" w:lineRule="auto" w:before="0" w:after="0"/>
+              <w:jc w:val="left"/>
             </w:pPr>
             <w:r>
               <w:rPr>
@@ -23352,6 +24224,7 @@
             <w:pPr>
               <w:keepNext w:val="0"/>
               <w:spacing w:line="240" w:lineRule="auto" w:before="0" w:after="0"/>
+              <w:jc w:val="left"/>
             </w:pPr>
             <w:r>
               <w:rPr>
@@ -23377,6 +24250,7 @@
             <w:pPr>
               <w:keepNext w:val="0"/>
               <w:spacing w:line="240" w:lineRule="auto" w:before="0" w:after="0"/>
+              <w:jc w:val="left"/>
             </w:pPr>
             <w:r>
               <w:rPr>
@@ -23410,8 +24284,8 @@
       </w:pPr>
       <w:r>
         <w:rPr>
+          <w:bCs/>
           <w:b/>
-          <w:bCs/>
           <w:sz w:val="20"/>
         </w:rPr>
         <w:t xml:space="preserve">Supplementary Figures</w:t>
@@ -23427,8 +24301,8 @@
       </w:pPr>
       <w:r>
         <w:rPr>
+          <w:bCs/>
           <w:b/>
-          <w:bCs/>
           <w:sz w:val="20"/>
         </w:rPr>
         <w:t xml:space="preserve">Figure S1. Orbital tissue transcript abundance (descriptive).</w:t>
@@ -23496,8 +24370,8 @@
       </w:pPr>
       <w:r>
         <w:rPr>
+          <w:bCs/>
           <w:b/>
-          <w:bCs/>
           <w:sz w:val="20"/>
         </w:rPr>
         <w:t xml:space="preserve">Figure S2. Candidate colocalization across the three outcomes.</w:t>
@@ -23522,8 +24396,8 @@
       </w:r>
       <w:r>
         <w:rPr>
+          <w:iCs/>
           <w:i/>
-          <w:iCs/>
           <w:sz w:val="20"/>
         </w:rPr>
         <w:t xml:space="preserve">TNFSF14</w:t>
@@ -23548,8 +24422,8 @@
       </w:r>
       <w:r>
         <w:rPr>
+          <w:iCs/>
           <w:i/>
-          <w:iCs/>
           <w:sz w:val="20"/>
         </w:rPr>
         <w:t xml:space="preserve">IFNGR1</w:t>
@@ -23574,8 +24448,8 @@
       </w:r>
       <w:r>
         <w:rPr>
+          <w:iCs/>
           <w:i/>
-          <w:iCs/>
           <w:sz w:val="20"/>
         </w:rPr>
         <w:t xml:space="preserve">TNFSF14</w:t>
@@ -23594,8 +24468,8 @@
       </w:r>
       <w:r>
         <w:rPr>
+          <w:iCs/>
           <w:i/>
-          <w:iCs/>
           <w:sz w:val="20"/>
         </w:rPr>
         <w:t xml:space="preserve">P</w:t>
@@ -23620,8 +24494,8 @@
       </w:r>
       <w:r>
         <w:rPr>
+          <w:iCs/>
           <w:i/>
-          <w:iCs/>
           <w:sz w:val="20"/>
         </w:rPr>
         <w:t xml:space="preserve">MAPKAPK5</w:t>
@@ -23679,11 +24553,8 @@
         </w:drawing>
       </w:r>
     </w:p>
-    <w:bookmarkEnd w:id="9"/>
+    <w:bookmarkEnd w:id="20"/>
     <w:sectPr>
-      <w:footnotePr>
-        <w:numRestart w:val="eachSect"/>
-      </w:footnotePr>
       <w:pgSz w:w="16834" w:h="11909" w:orient="landscape"/>
       <w:pgMar w:left="1008" w:right="1008" w:top="936" w:bottom="936" w:header="432" w:footer="432"/>
     </w:sectPr>
@@ -23700,7 +24571,6 @@
   <w:p>
     <w:pPr>
       <w:jc w:val="center"/>
-      <w:suppressLineNumbers/>
       <w:suppressLineNumbers/>
     </w:pPr>
     <w:r>
@@ -23722,7 +24592,6 @@
     <w:pPr>
       <w:jc w:val="center"/>
       <w:suppressLineNumbers/>
-      <w:suppressLineNumbers/>
     </w:pPr>
     <w:r>
       <w:fldChar w:fldCharType="begin"/>
@@ -23742,7 +24611,6 @@
   <w:p>
     <w:pPr>
       <w:jc w:val="center"/>
-      <w:suppressLineNumbers/>
       <w:suppressLineNumbers/>
     </w:pPr>
     <w:r>
@@ -23780,14 +24648,14 @@
 <file path=word/numbering.xml><?xml version="1.0" encoding="utf-8"?>
 <w:numbering xmlns:w="http://schemas.openxmlformats.org/wordprocessingml/2006/main">
   <w:abstractNum w:abstractNumId="990">
-    <w:nsid w:val="0000A990"/>
+    <w:nsid w:val="A990"/>
     <w:multiLevelType w:val="multilevel"/>
     <w:lvl w:ilvl="0">
       <w:numFmt w:val="bullet"/>
       <w:lvlText w:val=" "/>
       <w:lvlJc w:val="left"/>
       <w:pPr>
-        <w:ind w:left="720" w:hanging="360"/>
+        <w:ind w:left="720" w:hanging="480"/>
       </w:pPr>
     </w:lvl>
     <w:lvl w:ilvl="1">
@@ -23795,7 +24663,7 @@
       <w:lvlText w:val=" "/>
       <w:lvlJc w:val="left"/>
       <w:pPr>
-        <w:ind w:left="1440" w:hanging="360"/>
+        <w:ind w:left="1440" w:hanging="480"/>
       </w:pPr>
     </w:lvl>
     <w:lvl w:ilvl="2">
@@ -23803,7 +24671,7 @@
       <w:lvlText w:val=" "/>
       <w:lvlJc w:val="left"/>
       <w:pPr>
-        <w:ind w:left="2160" w:hanging="360"/>
+        <w:ind w:left="2160" w:hanging="480"/>
       </w:pPr>
     </w:lvl>
     <w:lvl w:ilvl="3">
@@ -23811,7 +24679,7 @@
       <w:lvlText w:val=" "/>
       <w:lvlJc w:val="left"/>
       <w:pPr>
-        <w:ind w:left="2880" w:hanging="360"/>
+        <w:ind w:left="2880" w:hanging="480"/>
       </w:pPr>
     </w:lvl>
     <w:lvl w:ilvl="4">
@@ -23819,7 +24687,7 @@
       <w:lvlText w:val=" "/>
       <w:lvlJc w:val="left"/>
       <w:pPr>
-        <w:ind w:left="3600" w:hanging="360"/>
+        <w:ind w:left="3600" w:hanging="480"/>
       </w:pPr>
     </w:lvl>
     <w:lvl w:ilvl="5">
@@ -23827,7 +24695,7 @@
       <w:lvlText w:val=" "/>
       <w:lvlJc w:val="left"/>
       <w:pPr>
-        <w:ind w:left="4320" w:hanging="360"/>
+        <w:ind w:left="4320" w:hanging="480"/>
       </w:pPr>
     </w:lvl>
     <w:lvl w:ilvl="6">
@@ -23835,7 +24703,7 @@
       <w:lvlText w:val=" "/>
       <w:lvlJc w:val="left"/>
       <w:pPr>
-        <w:ind w:left="5040" w:hanging="360"/>
+        <w:ind w:left="5040" w:hanging="480"/>
       </w:pPr>
     </w:lvl>
     <w:lvl w:ilvl="7">
@@ -23843,7 +24711,7 @@
       <w:lvlText w:val=" "/>
       <w:lvlJc w:val="left"/>
       <w:pPr>
-        <w:ind w:left="5760" w:hanging="360"/>
+        <w:ind w:left="5760" w:hanging="480"/>
       </w:pPr>
     </w:lvl>
     <w:lvl w:ilvl="8">
@@ -23851,7 +24719,7 @@
       <w:lvlText w:val=" "/>
       <w:lvlJc w:val="left"/>
       <w:pPr>
-        <w:ind w:left="6480" w:hanging="360"/>
+        <w:ind w:left="6480" w:hanging="480"/>
       </w:pPr>
     </w:lvl>
   </w:abstractNum>
@@ -23866,10 +24734,10 @@
   <w:docDefaults>
     <w:rPrDefault>
       <w:rPr>
-        <w:rFonts w:asciiTheme="minorHAnsi" w:cstheme="minorBidi" w:eastAsiaTheme="minorEastAsia" w:hAnsiTheme="minorHAnsi"/>
+        <w:rFonts w:asciiTheme="minorHAnsi" w:cstheme="minorBidi" w:eastAsiaTheme="minorHAnsi" w:hAnsiTheme="minorHAnsi"/>
         <w:sz w:val="24"/>
         <w:szCs w:val="24"/>
-        <w:lang w:bidi="ar-SA" w:eastAsia="zh-CN" w:val="en-US"/>
+        <w:lang w:bidi="ar-SA" w:eastAsia="en-US" w:val="en-US"/>
       </w:rPr>
     </w:rPrDefault>
     <w:pPrDefault>
@@ -23894,10 +24762,10 @@
     <w:name w:val="Body Text"/>
     <w:basedOn w:val="Normal"/>
     <w:link w:val="BodyTextChar"/>
-    <w:qFormat/>
     <w:pPr>
       <w:spacing w:after="0" w:before="180" w:line="480" w:lineRule="auto"/>
     </w:pPr>
+    <w:qFormat/>
     <w:rPr>
       <w:rFonts w:ascii="Times New Roman" w:hAnsi="Times New Roman"/>
       <w:sz w:val="24"/>
@@ -23932,97 +24800,57 @@
     <w:name w:val="Title"/>
     <w:basedOn w:val="Normal"/>
     <w:next w:val="BodyText"/>
-    <w:link w:val="TitleChar"/>
-    <w:uiPriority w:val="10"/>
     <w:qFormat/>
-    <w:rsid w:val="00A10FD9"/>
     <w:pPr>
       <w:keepNext/>
-      <w:spacing w:after="120" w:line="276" w:lineRule="auto" w:before="240"/>
-      <w:contextualSpacing/>
+      <w:keepLines/>
+      <w:spacing w:after="120" w:before="240" w:line="276" w:lineRule="auto"/>
       <w:jc w:val="center"/>
     </w:pPr>
     <w:rPr>
       <w:rFonts w:asciiTheme="majorHAnsi" w:cstheme="majorBidi" w:eastAsiaTheme="majorEastAsia" w:hAnsiTheme="majorHAnsi" w:ascii="Times New Roman" w:hAnsi="Times New Roman"/>
       <w:b/>
+      <w:bCs/>
       <w:color w:val="000000"/>
       <w:sz w:val="30"/>
-      <w:szCs w:val="56"/>
-    </w:rPr>
-  </w:style>
-  <w:style w:customStyle="1" w:styleId="TitleChar" w:type="character">
-    <w:name w:val="Title Char"/>
-    <w:basedOn w:val="DefaultParagraphFont"/>
-    <w:link w:val="Title"/>
-    <w:uiPriority w:val="10"/>
-    <w:rsid w:val="00A10FD9"/>
-    <w:rPr>
-      <w:rFonts w:asciiTheme="majorHAnsi" w:cstheme="majorBidi" w:eastAsiaTheme="majorEastAsia" w:hAnsiTheme="majorHAnsi"/>
-      <w:sz w:val="56"/>
-      <w:szCs w:val="56"/>
+      <w:szCs w:val="36"/>
     </w:rPr>
   </w:style>
   <w:style w:styleId="Subtitle" w:type="paragraph">
     <w:name w:val="Subtitle"/>
     <w:basedOn w:val="Title"/>
     <w:next w:val="BodyText"/>
-    <w:link w:val="SubtitleChar"/>
-    <w:uiPriority w:val="11"/>
     <w:qFormat/>
-    <w:rsid w:val="00A10FD9"/>
     <w:pPr>
-      <w:numPr>
-        <w:ilvl w:val="1"/>
-      </w:numPr>
+      <w:keepNext/>
+      <w:keepLines/>
+      <w:spacing w:after="240" w:before="240"/>
+      <w:jc w:val="center"/>
     </w:pPr>
     <w:rPr>
-      <w:rFonts w:cstheme="majorBidi" w:eastAsiaTheme="majorEastAsia"/>
-      <w:spacing w:val="15"/>
-      <w:sz w:val="28"/>
-      <w:szCs w:val="28"/>
-    </w:rPr>
-  </w:style>
-  <w:style w:customStyle="1" w:styleId="SubtitleChar" w:type="character">
-    <w:name w:val="Subtitle Char"/>
-    <w:basedOn w:val="DefaultParagraphFont"/>
-    <w:link w:val="Subtitle"/>
-    <w:uiPriority w:val="11"/>
-    <w:rsid w:val="00A10FD9"/>
-    <w:rPr>
-      <w:rFonts w:cstheme="majorBidi" w:eastAsiaTheme="majorEastAsia"/>
-      <w:color w:themeColor="text1" w:themeTint="A6" w:val="595959"/>
-      <w:spacing w:val="15"/>
-      <w:sz w:val="28"/>
-      <w:szCs w:val="28"/>
+      <w:sz w:val="30"/>
+      <w:szCs w:val="30"/>
     </w:rPr>
   </w:style>
   <w:style w:customStyle="1" w:styleId="Author" w:type="paragraph">
     <w:name w:val="Author"/>
-    <w:basedOn w:val="Title"/>
     <w:next w:val="BodyText"/>
     <w:qFormat/>
     <w:pPr>
       <w:keepNext/>
       <w:keepLines/>
+      <w:jc w:val="center"/>
     </w:pPr>
-    <w:rPr>
-      <w:sz w:val="24"/>
-      <w:szCs w:val="24"/>
-    </w:rPr>
   </w:style>
   <w:style w:styleId="Date" w:type="paragraph">
     <w:name w:val="Date"/>
-    <w:basedOn w:val="Title"/>
     <w:next w:val="BodyText"/>
     <w:qFormat/>
     <w:pPr>
       <w:keepNext/>
       <w:keepLines/>
+      <w:jc w:val="center"/>
     </w:pPr>
-    <w:rPr>
-      <w:sz w:val="24"/>
-      <w:szCs w:val="24"/>
-    </w:rPr>
   </w:style>
   <w:style w:customStyle="1" w:styleId="AbstractTitle" w:type="paragraph">
     <w:name w:val="Abstract Title"/>
@@ -24032,13 +24860,15 @@
     <w:pPr>
       <w:keepNext/>
       <w:keepLines/>
+      <w:jc w:val="center"/>
       <w:spacing w:after="0" w:before="300"/>
-      <w:jc w:val="center"/>
     </w:pPr>
     <w:rPr>
-      <w:b/>
       <w:sz w:val="20"/>
       <w:szCs w:val="20"/>
+      <w:b/>
+      <w:color w:val="345A8A"/>
+      &gt;
     </w:rPr>
   </w:style>
   <w:style w:customStyle="1" w:styleId="Abstract" w:type="paragraph">
@@ -24065,326 +24895,191 @@
     <w:rPr/>
   </w:style>
   <w:style w:styleId="Heading1" w:type="paragraph">
-    <w:name w:val="heading 1"/>
+    <w:name w:val="Heading 1"/>
     <w:basedOn w:val="Normal"/>
     <w:next w:val="BodyText"/>
-    <w:link w:val="Heading1Char"/>
     <w:uiPriority w:val="9"/>
     <w:qFormat/>
-    <w:rsid w:val="00A10FD9"/>
     <w:pPr>
       <w:keepNext/>
       <w:keepLines/>
-      <w:spacing w:after="120" w:before="240" w:line="276" w:lineRule="auto"/>
+      <w:spacing w:after="0" w:before="480"/>
       <w:outlineLvl w:val="0"/>
     </w:pPr>
     <w:rPr>
-      <w:rFonts w:asciiTheme="majorHAnsi" w:cstheme="majorBidi" w:eastAsiaTheme="majorEastAsia" w:hAnsiTheme="majorHAnsi" w:ascii="Times New Roman" w:hAnsi="Times New Roman"/>
+      <w:rFonts w:asciiTheme="majorHAnsi" w:cstheme="majorBidi" w:eastAsiaTheme="majorEastAsia" w:hAnsiTheme="majorHAnsi"/>
       <w:b/>
-      <w:color w:val="000000"/>
-      <w:sz w:val="24"/>
-      <w:szCs w:val="40"/>
-    </w:rPr>
-  </w:style>
-  <w:style w:styleId="Heading2" w:type="paragraph">
-    <w:name w:val="heading 2"/>
-    <w:basedOn w:val="Normal"/>
-    <w:next w:val="BodyText"/>
-    <w:link w:val="Heading2Char"/>
-    <w:uiPriority w:val="9"/>
-    <w:semiHidden/>
-    <w:unhideWhenUsed/>
-    <w:qFormat/>
-    <w:rsid w:val="00A10FD9"/>
-    <w:pPr>
-      <w:keepNext/>
-      <w:keepLines/>
-      <w:spacing w:after="120" w:before="240" w:line="276" w:lineRule="auto"/>
-      <w:outlineLvl w:val="1"/>
-    </w:pPr>
-    <w:rPr>
-      <w:rFonts w:asciiTheme="majorHAnsi" w:cstheme="majorBidi" w:eastAsiaTheme="majorEastAsia" w:hAnsiTheme="majorHAnsi" w:ascii="Times New Roman" w:hAnsi="Times New Roman"/>
-      <w:b/>
-      <w:color w:val="000000"/>
-      <w:sz w:val="24"/>
-      <w:szCs w:val="32"/>
-    </w:rPr>
-  </w:style>
-  <w:style w:styleId="Heading3" w:type="paragraph">
-    <w:name w:val="heading 3"/>
-    <w:basedOn w:val="Normal"/>
-    <w:next w:val="BodyText"/>
-    <w:link w:val="Heading3Char"/>
-    <w:uiPriority w:val="9"/>
-    <w:semiHidden/>
-    <w:unhideWhenUsed/>
-    <w:qFormat/>
-    <w:rsid w:val="00A10FD9"/>
-    <w:pPr>
-      <w:keepNext/>
-      <w:keepLines/>
-      <w:spacing w:after="120" w:before="240" w:line="276" w:lineRule="auto"/>
-      <w:outlineLvl w:val="2"/>
-    </w:pPr>
-    <w:rPr>
-      <w:rFonts w:cstheme="majorBidi" w:eastAsiaTheme="majorEastAsia" w:ascii="Times New Roman" w:hAnsi="Times New Roman"/>
-      <w:b/>
-      <w:color w:val="000000"/>
-      <w:sz w:val="24"/>
-      <w:szCs w:val="28"/>
-    </w:rPr>
-  </w:style>
-  <w:style w:styleId="Heading4" w:type="paragraph">
-    <w:name w:val="heading 4"/>
-    <w:basedOn w:val="Normal"/>
-    <w:next w:val="BodyText"/>
-    <w:link w:val="Heading4Char"/>
-    <w:uiPriority w:val="9"/>
-    <w:semiHidden/>
-    <w:unhideWhenUsed/>
-    <w:qFormat/>
-    <w:rsid w:val="00A10FD9"/>
-    <w:pPr>
-      <w:keepNext/>
-      <w:keepLines/>
-      <w:spacing w:after="120" w:before="240" w:line="276" w:lineRule="auto"/>
-      <w:outlineLvl w:val="3"/>
-    </w:pPr>
-    <w:rPr>
-      <w:rFonts w:cstheme="majorBidi" w:eastAsiaTheme="majorEastAsia" w:ascii="Times New Roman" w:hAnsi="Times New Roman"/>
-      <w:b/>
-      <w:i/>
-      <w:iCs/>
-      <w:color w:val="000000"/>
-      <w:sz w:val="24"/>
-    </w:rPr>
-  </w:style>
-  <w:style w:styleId="Heading5" w:type="paragraph">
-    <w:name w:val="heading 5"/>
-    <w:basedOn w:val="Normal"/>
-    <w:next w:val="BodyText"/>
-    <w:link w:val="Heading5Char"/>
-    <w:uiPriority w:val="9"/>
-    <w:semiHidden/>
-    <w:unhideWhenUsed/>
-    <w:qFormat/>
-    <w:rsid w:val="00A10FD9"/>
-    <w:pPr>
-      <w:keepNext/>
-      <w:keepLines/>
-      <w:spacing w:after="40" w:before="80"/>
-      <w:outlineLvl w:val="4"/>
-    </w:pPr>
-    <w:rPr>
-      <w:rFonts w:cstheme="majorBidi" w:eastAsiaTheme="majorEastAsia"/>
-      <w:color w:themeColor="accent1" w:themeShade="BF" w:val="0F4761"/>
-    </w:rPr>
-  </w:style>
-  <w:style w:styleId="Heading6" w:type="paragraph">
-    <w:name w:val="heading 6"/>
-    <w:basedOn w:val="Normal"/>
-    <w:next w:val="BodyText"/>
-    <w:link w:val="Heading6Char"/>
-    <w:uiPriority w:val="9"/>
-    <w:semiHidden/>
-    <w:unhideWhenUsed/>
-    <w:qFormat/>
-    <w:rsid w:val="00A10FD9"/>
-    <w:pPr>
-      <w:keepNext/>
-      <w:keepLines/>
-      <w:spacing w:after="0" w:before="40"/>
-      <w:outlineLvl w:val="5"/>
-    </w:pPr>
-    <w:rPr>
-      <w:rFonts w:cstheme="majorBidi" w:eastAsiaTheme="majorEastAsia"/>
-      <w:i/>
-      <w:iCs/>
-      <w:color w:themeColor="text1" w:themeTint="A6" w:val="595959"/>
-    </w:rPr>
-  </w:style>
-  <w:style w:styleId="Heading7" w:type="paragraph">
-    <w:name w:val="heading 7"/>
-    <w:basedOn w:val="Normal"/>
-    <w:next w:val="BodyText"/>
-    <w:link w:val="Heading7Char"/>
-    <w:uiPriority w:val="9"/>
-    <w:semiHidden/>
-    <w:unhideWhenUsed/>
-    <w:qFormat/>
-    <w:rsid w:val="00A10FD9"/>
-    <w:pPr>
-      <w:keepNext/>
-      <w:keepLines/>
-      <w:spacing w:after="0" w:before="40"/>
-      <w:outlineLvl w:val="6"/>
-    </w:pPr>
-    <w:rPr>
-      <w:rFonts w:cstheme="majorBidi" w:eastAsiaTheme="majorEastAsia"/>
-      <w:color w:themeColor="text1" w:themeTint="A6" w:val="595959"/>
-    </w:rPr>
-  </w:style>
-  <w:style w:styleId="Heading8" w:type="paragraph">
-    <w:name w:val="heading 8"/>
-    <w:basedOn w:val="Normal"/>
-    <w:next w:val="BodyText"/>
-    <w:link w:val="Heading8Char"/>
-    <w:uiPriority w:val="9"/>
-    <w:semiHidden/>
-    <w:unhideWhenUsed/>
-    <w:qFormat/>
-    <w:rsid w:val="00A10FD9"/>
-    <w:pPr>
-      <w:keepNext/>
-      <w:keepLines/>
-      <w:spacing w:after="0"/>
-      <w:outlineLvl w:val="7"/>
-    </w:pPr>
-    <w:rPr>
-      <w:rFonts w:cstheme="majorBidi" w:eastAsiaTheme="majorEastAsia"/>
-      <w:i/>
-      <w:iCs/>
-      <w:color w:themeColor="text1" w:themeTint="D8" w:val="272727"/>
-    </w:rPr>
-  </w:style>
-  <w:style w:styleId="Heading9" w:type="paragraph">
-    <w:name w:val="heading 9"/>
-    <w:basedOn w:val="Normal"/>
-    <w:next w:val="BodyText"/>
-    <w:link w:val="Heading9Char"/>
-    <w:uiPriority w:val="9"/>
-    <w:semiHidden/>
-    <w:unhideWhenUsed/>
-    <w:qFormat/>
-    <w:rsid w:val="00A10FD9"/>
-    <w:pPr>
-      <w:keepNext/>
-      <w:keepLines/>
-      <w:spacing w:after="0"/>
-      <w:outlineLvl w:val="8"/>
-    </w:pPr>
-    <w:rPr>
-      <w:rFonts w:cstheme="majorBidi" w:eastAsiaTheme="majorEastAsia"/>
-      <w:color w:themeColor="text1" w:themeTint="D8" w:val="272727"/>
-    </w:rPr>
-  </w:style>
-  <w:style w:customStyle="1" w:styleId="Heading1Char" w:type="character">
-    <w:name w:val="Heading 1 Char"/>
-    <w:basedOn w:val="DefaultParagraphFont"/>
-    <w:link w:val="Heading1"/>
-    <w:uiPriority w:val="9"/>
-    <w:rsid w:val="00A10FD9"/>
-    <w:rPr>
-      <w:rFonts w:asciiTheme="majorHAnsi" w:cstheme="majorBidi" w:eastAsiaTheme="majorEastAsia" w:hAnsiTheme="majorHAnsi"/>
-      <w:color w:themeColor="accent1" w:themeShade="BF" w:val="0F4761"/>
-      <w:sz w:val="40"/>
-      <w:szCs w:val="40"/>
-    </w:rPr>
-  </w:style>
-  <w:style w:customStyle="1" w:styleId="Heading2Char" w:type="character">
-    <w:name w:val="Heading 2 Char"/>
-    <w:basedOn w:val="DefaultParagraphFont"/>
-    <w:link w:val="Heading2"/>
-    <w:uiPriority w:val="9"/>
-    <w:semiHidden/>
-    <w:rsid w:val="00A10FD9"/>
-    <w:rPr>
-      <w:rFonts w:asciiTheme="majorHAnsi" w:cstheme="majorBidi" w:eastAsiaTheme="majorEastAsia" w:hAnsiTheme="majorHAnsi"/>
-      <w:color w:themeColor="accent1" w:themeShade="BF" w:val="0F4761"/>
+      <w:bCs/>
+      <w:color w:themeColor="accent1" w:val="4F81BD"/>
       <w:sz w:val="32"/>
       <w:szCs w:val="32"/>
     </w:rPr>
   </w:style>
-  <w:style w:customStyle="1" w:styleId="Heading3Char" w:type="character">
-    <w:name w:val="Heading 3 Char"/>
-    <w:basedOn w:val="DefaultParagraphFont"/>
-    <w:link w:val="Heading3"/>
+  <w:style w:styleId="Heading2" w:type="paragraph">
+    <w:name w:val="Heading 2"/>
+    <w:basedOn w:val="Normal"/>
+    <w:next w:val="BodyText"/>
     <w:uiPriority w:val="9"/>
-    <w:semiHidden/>
-    <w:rsid w:val="00A10FD9"/>
+    <w:unhideWhenUsed/>
+    <w:qFormat/>
+    <w:pPr>
+      <w:keepNext/>
+      <w:keepLines/>
+      <w:spacing w:after="0" w:before="200"/>
+      <w:outlineLvl w:val="1"/>
+    </w:pPr>
     <w:rPr>
-      <w:rFonts w:cstheme="majorBidi" w:eastAsiaTheme="majorEastAsia"/>
-      <w:color w:themeColor="accent1" w:themeShade="BF" w:val="0F4761"/>
+      <w:rFonts w:asciiTheme="majorHAnsi" w:cstheme="majorBidi" w:eastAsiaTheme="majorEastAsia" w:hAnsiTheme="majorHAnsi"/>
+      <w:b/>
+      <w:bCs/>
+      <w:color w:themeColor="accent1" w:val="4F81BD"/>
       <w:sz w:val="28"/>
       <w:szCs w:val="28"/>
     </w:rPr>
   </w:style>
-  <w:style w:customStyle="1" w:styleId="Heading4Char" w:type="character">
-    <w:name w:val="Heading 4 Char"/>
-    <w:basedOn w:val="DefaultParagraphFont"/>
-    <w:link w:val="Heading4"/>
+  <w:style w:styleId="Heading3" w:type="paragraph">
+    <w:name w:val="Heading 3"/>
+    <w:basedOn w:val="Normal"/>
+    <w:next w:val="BodyText"/>
     <w:uiPriority w:val="9"/>
-    <w:semiHidden/>
-    <w:rsid w:val="00A10FD9"/>
+    <w:unhideWhenUsed/>
+    <w:qFormat/>
+    <w:pPr>
+      <w:keepNext/>
+      <w:keepLines/>
+      <w:spacing w:after="0" w:before="200"/>
+      <w:outlineLvl w:val="2"/>
+    </w:pPr>
     <w:rPr>
-      <w:rFonts w:cstheme="majorBidi" w:eastAsiaTheme="majorEastAsia"/>
-      <w:i/>
-      <w:iCs/>
-      <w:color w:themeColor="accent1" w:themeShade="BF" w:val="0F4761"/>
+      <w:rFonts w:asciiTheme="majorHAnsi" w:cstheme="majorBidi" w:eastAsiaTheme="majorEastAsia" w:hAnsiTheme="majorHAnsi"/>
+      <w:b/>
+      <w:bCs/>
+      <w:color w:themeColor="accent1" w:val="4F81BD"/>
+      <w:sz w:val="24"/>
+      <w:szCs w:val="24"/>
     </w:rPr>
   </w:style>
-  <w:style w:customStyle="1" w:styleId="Heading5Char" w:type="character">
-    <w:name w:val="Heading 5 Char"/>
-    <w:basedOn w:val="DefaultParagraphFont"/>
-    <w:link w:val="Heading5"/>
+  <w:style w:styleId="Heading4" w:type="paragraph">
+    <w:name w:val="Heading 4"/>
+    <w:basedOn w:val="Normal"/>
+    <w:next w:val="BodyText"/>
     <w:uiPriority w:val="9"/>
-    <w:semiHidden/>
-    <w:rsid w:val="00A10FD9"/>
+    <w:unhideWhenUsed/>
+    <w:qFormat/>
+    <w:pPr>
+      <w:keepNext/>
+      <w:keepLines/>
+      <w:spacing w:after="0" w:before="200"/>
+      <w:outlineLvl w:val="3"/>
+    </w:pPr>
     <w:rPr>
-      <w:rFonts w:cstheme="majorBidi" w:eastAsiaTheme="majorEastAsia"/>
-      <w:color w:themeColor="accent1" w:themeShade="BF" w:val="0F4761"/>
+      <w:rFonts w:asciiTheme="majorHAnsi" w:cstheme="majorBidi" w:eastAsiaTheme="majorEastAsia" w:hAnsiTheme="majorHAnsi"/>
+      <w:i/>
+      <w:bCs/>
+      <w:color w:themeColor="accent1" w:val="4F81BD"/>
+      <w:sz w:val="24"/>
+      <w:szCs w:val="24"/>
     </w:rPr>
   </w:style>
-  <w:style w:customStyle="1" w:styleId="Heading6Char" w:type="character">
-    <w:name w:val="Heading 6 Char"/>
-    <w:basedOn w:val="DefaultParagraphFont"/>
-    <w:link w:val="Heading6"/>
+  <w:style w:styleId="Heading5" w:type="paragraph">
+    <w:name w:val="Heading 5"/>
+    <w:basedOn w:val="Normal"/>
+    <w:next w:val="BodyText"/>
     <w:uiPriority w:val="9"/>
-    <w:semiHidden/>
-    <w:rsid w:val="00A10FD9"/>
+    <w:unhideWhenUsed/>
+    <w:qFormat/>
+    <w:pPr>
+      <w:keepNext/>
+      <w:keepLines/>
+      <w:spacing w:after="0" w:before="200"/>
+      <w:outlineLvl w:val="4"/>
+    </w:pPr>
     <w:rPr>
-      <w:rFonts w:cstheme="majorBidi" w:eastAsiaTheme="majorEastAsia"/>
-      <w:i/>
+      <w:rFonts w:asciiTheme="majorHAnsi" w:cstheme="majorBidi" w:eastAsiaTheme="majorEastAsia" w:hAnsiTheme="majorHAnsi"/>
       <w:iCs/>
-      <w:color w:themeColor="text1" w:themeTint="A6" w:val="595959"/>
+      <w:color w:themeColor="accent1" w:val="4F81BD"/>
+      <w:sz w:val="24"/>
+      <w:szCs w:val="24"/>
     </w:rPr>
   </w:style>
-  <w:style w:customStyle="1" w:styleId="Heading7Char" w:type="character">
-    <w:name w:val="Heading 7 Char"/>
-    <w:basedOn w:val="DefaultParagraphFont"/>
-    <w:link w:val="Heading7"/>
+  <w:style w:styleId="Heading6" w:type="paragraph">
+    <w:name w:val="Heading 6"/>
+    <w:basedOn w:val="Normal"/>
+    <w:next w:val="BodyText"/>
     <w:uiPriority w:val="9"/>
-    <w:semiHidden/>
-    <w:rsid w:val="00A10FD9"/>
+    <w:unhideWhenUsed/>
+    <w:qFormat/>
+    <w:pPr>
+      <w:keepNext/>
+      <w:keepLines/>
+      <w:spacing w:after="0" w:before="200"/>
+      <w:outlineLvl w:val="5"/>
+    </w:pPr>
     <w:rPr>
-      <w:rFonts w:cstheme="majorBidi" w:eastAsiaTheme="majorEastAsia"/>
-      <w:color w:themeColor="text1" w:themeTint="A6" w:val="595959"/>
+      <w:rFonts w:asciiTheme="majorHAnsi" w:cstheme="majorBidi" w:eastAsiaTheme="majorEastAsia" w:hAnsiTheme="majorHAnsi"/>
+      <w:color w:themeColor="accent1" w:val="4F81BD"/>
+      <w:sz w:val="24"/>
+      <w:szCs w:val="24"/>
     </w:rPr>
   </w:style>
-  <w:style w:customStyle="1" w:styleId="Heading8Char" w:type="character">
-    <w:name w:val="Heading 8 Char"/>
-    <w:basedOn w:val="DefaultParagraphFont"/>
-    <w:link w:val="Heading8"/>
+  <w:style w:styleId="Heading7" w:type="paragraph">
+    <w:name w:val="Heading 7"/>
+    <w:basedOn w:val="Normal"/>
+    <w:next w:val="BodyText"/>
     <w:uiPriority w:val="9"/>
-    <w:semiHidden/>
-    <w:rsid w:val="00A10FD9"/>
+    <w:unhideWhenUsed/>
+    <w:qFormat/>
+    <w:pPr>
+      <w:keepNext/>
+      <w:keepLines/>
+      <w:spacing w:after="0" w:before="200"/>
+      <w:outlineLvl w:val="6"/>
+    </w:pPr>
     <w:rPr>
-      <w:rFonts w:cstheme="majorBidi" w:eastAsiaTheme="majorEastAsia"/>
-      <w:i/>
-      <w:iCs/>
-      <w:color w:themeColor="text1" w:themeTint="D8" w:val="272727"/>
+      <w:rFonts w:asciiTheme="majorHAnsi" w:cstheme="majorBidi" w:eastAsiaTheme="majorEastAsia" w:hAnsiTheme="majorHAnsi"/>
+      <w:color w:themeColor="accent1" w:val="4F81BD"/>
+      <w:sz w:val="24"/>
+      <w:szCs w:val="24"/>
     </w:rPr>
   </w:style>
-  <w:style w:customStyle="1" w:styleId="Heading9Char" w:type="character">
-    <w:name w:val="Heading 9 Char"/>
-    <w:basedOn w:val="DefaultParagraphFont"/>
-    <w:link w:val="Heading9"/>
+  <w:style w:styleId="Heading8" w:type="paragraph">
+    <w:name w:val="Heading 8"/>
+    <w:basedOn w:val="Normal"/>
+    <w:next w:val="BodyText"/>
     <w:uiPriority w:val="9"/>
-    <w:semiHidden/>
-    <w:rsid w:val="00A10FD9"/>
+    <w:unhideWhenUsed/>
+    <w:qFormat/>
+    <w:pPr>
+      <w:keepNext/>
+      <w:keepLines/>
+      <w:spacing w:after="0" w:before="200"/>
+      <w:outlineLvl w:val="7"/>
+    </w:pPr>
     <w:rPr>
-      <w:rFonts w:cstheme="majorBidi" w:eastAsiaTheme="majorEastAsia"/>
-      <w:color w:themeColor="text1" w:themeTint="D8" w:val="272727"/>
+      <w:rFonts w:asciiTheme="majorHAnsi" w:cstheme="majorBidi" w:eastAsiaTheme="majorEastAsia" w:hAnsiTheme="majorHAnsi"/>
+      <w:color w:themeColor="accent1" w:val="4F81BD"/>
+      <w:sz w:val="24"/>
+      <w:szCs w:val="24"/>
+    </w:rPr>
+  </w:style>
+  <w:style w:styleId="Heading9" w:type="paragraph">
+    <w:name w:val="Heading 9"/>
+    <w:basedOn w:val="Normal"/>
+    <w:next w:val="BodyText"/>
+    <w:uiPriority w:val="9"/>
+    <w:unhideWhenUsed/>
+    <w:qFormat/>
+    <w:pPr>
+      <w:keepNext/>
+      <w:keepLines/>
+      <w:spacing w:after="0" w:before="200"/>
+      <w:outlineLvl w:val="8"/>
+    </w:pPr>
+    <w:rPr>
+      <w:rFonts w:asciiTheme="majorHAnsi" w:cstheme="majorBidi" w:eastAsiaTheme="majorEastAsia" w:hAnsiTheme="majorHAnsi"/>
+      <w:color w:themeColor="accent1" w:val="4F81BD"/>
+      <w:sz w:val="24"/>
+      <w:szCs w:val="24"/>
     </w:rPr>
   </w:style>
   <w:style w:styleId="BlockText" w:type="paragraph">
@@ -24414,18 +25109,6 @@
       <w:sz w:val="24"/>
     </w:rPr>
   </w:style>
-  <w:style w:styleId="FootnoteBlockText" w:type="paragraph">
-    <w:name w:val="Footnote Block Text"/>
-    <w:basedOn w:val="FootnoteText"/>
-    <w:next w:val="FootnoteText"/>
-    <w:uiPriority w:val="9"/>
-    <w:unhideWhenUsed/>
-    <w:qFormat/>
-    <w:pPr>
-      <w:spacing w:after="100" w:before="100"/>
-      <w:ind w:firstLine="0" w:left="480" w:right="480"/>
-    </w:pPr>
-  </w:style>
   <w:style w:default="1" w:styleId="DefaultParagraphFont" w:type="character">
     <w:name w:val="Default Paragraph Font"/>
     <w:semiHidden/>
@@ -24454,11 +25137,18 @@
       </w:tblCellMar>
     </w:tblPr>
     <w:tblStylePr w:type="firstRow">
+      <w:tblPr>
+        <w:jc w:val="left"/>
+        <w:tblInd w:type="dxa" w:w="0"/>
+      </w:tblPr>
+      <w:trPr>
+        <w:jc w:val="left"/>
+      </w:trPr>
       <w:tcPr>
+        <w:vAlign w:val="bottom"/>
         <w:tcBorders>
           <w:bottom w:val="single"/>
         </w:tcBorders>
-        <w:vAlign w:val="bottom"/>
       </w:tcPr>
     </w:tblStylePr>
   </w:style>
@@ -24573,8 +25263,8 @@
     <w:name w:val="KeywordTok"/>
     <w:basedOn w:val="VerbatimChar"/>
     <w:rPr>
+      <w:color w:val="007020"/>
       <w:b/>
-      <w:color w:val="007020"/>
     </w:rPr>
   </w:style>
   <w:style w:type="character" w:customStyle="1" w:styleId="DataTypeTok">
@@ -24651,42 +25341,42 @@
     <w:name w:val="ImportTok"/>
     <w:basedOn w:val="VerbatimChar"/>
     <w:rPr>
+      <w:color w:val="008000"/>
       <w:b/>
-      <w:color w:val="008000"/>
     </w:rPr>
   </w:style>
   <w:style w:type="character" w:customStyle="1" w:styleId="CommentTok">
     <w:name w:val="CommentTok"/>
     <w:basedOn w:val="VerbatimChar"/>
     <w:rPr>
+      <w:color w:val="60a0b0"/>
       <w:i/>
-      <w:color w:val="60a0b0"/>
     </w:rPr>
   </w:style>
   <w:style w:type="character" w:customStyle="1" w:styleId="DocumentationTok">
     <w:name w:val="DocumentationTok"/>
     <w:basedOn w:val="VerbatimChar"/>
     <w:rPr>
+      <w:color w:val="ba2121"/>
       <w:i/>
-      <w:color w:val="ba2121"/>
     </w:rPr>
   </w:style>
   <w:style w:type="character" w:customStyle="1" w:styleId="AnnotationTok">
     <w:name w:val="AnnotationTok"/>
     <w:basedOn w:val="VerbatimChar"/>
     <w:rPr>
+      <w:color w:val="60a0b0"/>
       <w:b/>
       <w:i/>
-      <w:color w:val="60a0b0"/>
     </w:rPr>
   </w:style>
   <w:style w:type="character" w:customStyle="1" w:styleId="CommentVarTok">
     <w:name w:val="CommentVarTok"/>
     <w:basedOn w:val="VerbatimChar"/>
     <w:rPr>
+      <w:color w:val="60a0b0"/>
       <w:b/>
       <w:i/>
-      <w:color w:val="60a0b0"/>
     </w:rPr>
   </w:style>
   <w:style w:type="character" w:customStyle="1" w:styleId="OtherTok">
@@ -24714,8 +25404,8 @@
     <w:name w:val="ControlFlowTok"/>
     <w:basedOn w:val="VerbatimChar"/>
     <w:rPr>
+      <w:color w:val="007020"/>
       <w:b/>
-      <w:color w:val="007020"/>
     </w:rPr>
   </w:style>
   <w:style w:type="character" w:customStyle="1" w:styleId="OperatorTok">
@@ -24760,34 +25450,34 @@
     <w:name w:val="InformationTok"/>
     <w:basedOn w:val="VerbatimChar"/>
     <w:rPr>
+      <w:color w:val="60a0b0"/>
       <w:b/>
       <w:i/>
-      <w:color w:val="60a0b0"/>
     </w:rPr>
   </w:style>
   <w:style w:type="character" w:customStyle="1" w:styleId="WarningTok">
     <w:name w:val="WarningTok"/>
     <w:basedOn w:val="VerbatimChar"/>
     <w:rPr>
+      <w:color w:val="60a0b0"/>
       <w:b/>
       <w:i/>
-      <w:color w:val="60a0b0"/>
     </w:rPr>
   </w:style>
   <w:style w:type="character" w:customStyle="1" w:styleId="AlertTok">
     <w:name w:val="AlertTok"/>
     <w:basedOn w:val="VerbatimChar"/>
     <w:rPr>
+      <w:color w:val="ff0000"/>
       <w:b/>
-      <w:color w:val="ff0000"/>
     </w:rPr>
   </w:style>
   <w:style w:type="character" w:customStyle="1" w:styleId="ErrorTok">
     <w:name w:val="ErrorTok"/>
     <w:basedOn w:val="VerbatimChar"/>
     <w:rPr>
+      <w:color w:val="ff0000"/>
       <w:b/>
-      <w:color w:val="ff0000"/>
     </w:rPr>
   </w:style>
   <w:style w:type="character" w:customStyle="1" w:styleId="NormalTok">
@@ -24809,44 +25499,44 @@
         <a:sysClr val="window" lastClr="FFFFFF"/>
       </a:lt1>
       <a:dk2>
-        <a:srgbClr val="0E2841"/>
+        <a:srgbClr val="1F497D"/>
       </a:dk2>
       <a:lt2>
-        <a:srgbClr val="E8E8E8"/>
+        <a:srgbClr val="EEECE1"/>
       </a:lt2>
       <a:accent1>
-        <a:srgbClr val="156082"/>
+        <a:srgbClr val="4F81BD"/>
       </a:accent1>
       <a:accent2>
-        <a:srgbClr val="E97132"/>
+        <a:srgbClr val="C0504D"/>
       </a:accent2>
       <a:accent3>
-        <a:srgbClr val="196B24"/>
+        <a:srgbClr val="9BBB59"/>
       </a:accent3>
       <a:accent4>
-        <a:srgbClr val="0F9ED5"/>
+        <a:srgbClr val="8064A2"/>
       </a:accent4>
       <a:accent5>
-        <a:srgbClr val="A02B93"/>
+        <a:srgbClr val="4BACC6"/>
       </a:accent5>
       <a:accent6>
-        <a:srgbClr val="4EA72E"/>
+        <a:srgbClr val="F79646"/>
       </a:accent6>
       <a:hlink>
-        <a:srgbClr val="467886"/>
+        <a:srgbClr val="0000FF"/>
       </a:hlink>
       <a:folHlink>
-        <a:srgbClr val="96607D"/>
+        <a:srgbClr val="800080"/>
       </a:folHlink>
     </a:clrScheme>
     <a:fontScheme name="Office">
       <a:majorFont>
-        <a:latin typeface="Aptos Display" panose="02110004020202020204"/>
+        <a:latin typeface="Calibri"/>
         <a:ea typeface=""/>
         <a:cs typeface=""/>
-        <a:font script="Jpan" typeface="游ゴシック Light"/>
+        <a:font script="Jpan" typeface="ＭＳ ゴシック"/>
         <a:font script="Hang" typeface="맑은 고딕"/>
-        <a:font script="Hans" typeface="等线 Light"/>
+        <a:font script="Hans" typeface="宋体"/>
         <a:font script="Hant" typeface="新細明體"/>
         <a:font script="Arab" typeface="Times New Roman"/>
         <a:font script="Hebr" typeface="Times New Roman"/>
@@ -24873,32 +25563,14 @@
         <a:font script="Mong" typeface="Mongolian Baiti"/>
         <a:font script="Viet" typeface="Times New Roman"/>
         <a:font script="Uigh" typeface="Microsoft Uighur"/>
-        <a:font script="Geor" typeface="Sylfaen"/>
-        <a:font script="Armn" typeface="Arial"/>
-        <a:font script="Bugi" typeface="Leelawadee UI"/>
-        <a:font script="Bopo" typeface="Microsoft JhengHei"/>
-        <a:font script="Java" typeface="Javanese Text"/>
-        <a:font script="Lisu" typeface="Segoe UI"/>
-        <a:font script="Mymr" typeface="Myanmar Text"/>
-        <a:font script="Nkoo" typeface="Ebrima"/>
-        <a:font script="Olck" typeface="Nirmala UI"/>
-        <a:font script="Osma" typeface="Ebrima"/>
-        <a:font script="Phag" typeface="Phagspa"/>
-        <a:font script="Syrn" typeface="Estrangelo Edessa"/>
-        <a:font script="Syrj" typeface="Estrangelo Edessa"/>
-        <a:font script="Syre" typeface="Estrangelo Edessa"/>
-        <a:font script="Sora" typeface="Nirmala UI"/>
-        <a:font script="Tale" typeface="Microsoft Tai Le"/>
-        <a:font script="Talu" typeface="Microsoft New Tai Lue"/>
-        <a:font script="Tfng" typeface="Ebrima"/>
       </a:majorFont>
       <a:minorFont>
-        <a:latin typeface="Aptos" panose="02110004020202020204"/>
+        <a:latin typeface="Cambria"/>
         <a:ea typeface=""/>
         <a:cs typeface=""/>
-        <a:font script="Jpan" typeface="游明朝"/>
+        <a:font script="Jpan" typeface="ＭＳ 明朝"/>
         <a:font script="Hang" typeface="맑은 고딕"/>
-        <a:font script="Hans" typeface="等线"/>
+        <a:font script="Hans" typeface="宋体"/>
         <a:font script="Hant" typeface="新細明體"/>
         <a:font script="Arab" typeface="Arial"/>
         <a:font script="Hebr" typeface="Arial"/>
@@ -24925,24 +25597,6 @@
         <a:font script="Mong" typeface="Mongolian Baiti"/>
         <a:font script="Viet" typeface="Arial"/>
         <a:font script="Uigh" typeface="Microsoft Uighur"/>
-        <a:font script="Geor" typeface="Sylfaen"/>
-        <a:font script="Armn" typeface="Arial"/>
-        <a:font script="Bugi" typeface="Leelawadee UI"/>
-        <a:font script="Bopo" typeface="Microsoft JhengHei"/>
-        <a:font script="Java" typeface="Javanese Text"/>
-        <a:font script="Lisu" typeface="Segoe UI"/>
-        <a:font script="Mymr" typeface="Myanmar Text"/>
-        <a:font script="Nkoo" typeface="Ebrima"/>
-        <a:font script="Olck" typeface="Nirmala UI"/>
-        <a:font script="Osma" typeface="Ebrima"/>
-        <a:font script="Phag" typeface="Phagspa"/>
-        <a:font script="Syrn" typeface="Estrangelo Edessa"/>
-        <a:font script="Syrj" typeface="Estrangelo Edessa"/>
-        <a:font script="Syre" typeface="Estrangelo Edessa"/>
-        <a:font script="Sora" typeface="Nirmala UI"/>
-        <a:font script="Tale" typeface="Microsoft Tai Le"/>
-        <a:font script="Talu" typeface="Microsoft New Tai Lue"/>
-        <a:font script="Tfng" typeface="Ebrima"/>
       </a:minorFont>
     </a:fontScheme>
     <a:fmtScheme name="Office">
@@ -24954,141 +25608,200 @@
           <a:gsLst>
             <a:gs pos="0">
               <a:schemeClr val="phClr">
-                <a:lumMod val="110000"/>
-                <a:satMod val="105000"/>
-                <a:tint val="67000"/>
+                <a:tint val="50000"/>
+                <a:satMod val="300000"/>
               </a:schemeClr>
             </a:gs>
-            <a:gs pos="50000">
+            <a:gs pos="35000">
               <a:schemeClr val="phClr">
-                <a:lumMod val="105000"/>
-                <a:satMod val="103000"/>
-                <a:tint val="73000"/>
+                <a:tint val="37000"/>
+                <a:satMod val="300000"/>
               </a:schemeClr>
             </a:gs>
             <a:gs pos="100000">
               <a:schemeClr val="phClr">
-                <a:lumMod val="105000"/>
-                <a:satMod val="109000"/>
-                <a:tint val="81000"/>
+                <a:tint val="15000"/>
+                <a:satMod val="350000"/>
               </a:schemeClr>
             </a:gs>
           </a:gsLst>
-          <a:lin ang="5400000" scaled="0"/>
+          <a:lin ang="16200000" scaled="1"/>
         </a:gradFill>
         <a:gradFill rotWithShape="1">
           <a:gsLst>
             <a:gs pos="0">
               <a:schemeClr val="phClr">
-                <a:satMod val="103000"/>
-                <a:lumMod val="102000"/>
-                <a:tint val="94000"/>
-              </a:schemeClr>
-            </a:gs>
-            <a:gs pos="50000">
-              <a:schemeClr val="phClr">
-                <a:satMod val="110000"/>
-                <a:lumMod val="100000"/>
+                <a:tint val="100000"/>
                 <a:shade val="100000"/>
+                <a:satMod val="130000"/>
               </a:schemeClr>
             </a:gs>
             <a:gs pos="100000">
               <a:schemeClr val="phClr">
-                <a:lumMod val="99000"/>
-                <a:satMod val="120000"/>
-                <a:shade val="78000"/>
+                <a:tint val="50000"/>
+                <a:shade val="100000"/>
+                <a:satMod val="350000"/>
               </a:schemeClr>
             </a:gs>
           </a:gsLst>
-          <a:lin ang="5400000" scaled="0"/>
+          <a:lin ang="16200000" scaled="0"/>
         </a:gradFill>
       </a:fillStyleLst>
       <a:lnStyleLst>
-        <a:ln w="6350" cap="flat" cmpd="sng" algn="ctr">
+        <a:ln w="9525" cap="flat" cmpd="sng" algn="ctr">
+          <a:solidFill>
+            <a:schemeClr val="phClr">
+              <a:shade val="95000"/>
+              <a:satMod val="105000"/>
+            </a:schemeClr>
+          </a:solidFill>
+          <a:prstDash val="solid"/>
+        </a:ln>
+        <a:ln w="25400" cap="flat" cmpd="sng" algn="ctr">
           <a:solidFill>
             <a:schemeClr val="phClr"/>
           </a:solidFill>
           <a:prstDash val="solid"/>
-          <a:miter lim="800000"/>
         </a:ln>
-        <a:ln w="12700" cap="flat" cmpd="sng" algn="ctr">
+        <a:ln w="38100" cap="flat" cmpd="sng" algn="ctr">
           <a:solidFill>
             <a:schemeClr val="phClr"/>
           </a:solidFill>
           <a:prstDash val="solid"/>
-          <a:miter lim="800000"/>
-        </a:ln>
-        <a:ln w="19050" cap="flat" cmpd="sng" algn="ctr">
-          <a:solidFill>
-            <a:schemeClr val="phClr"/>
-          </a:solidFill>
-          <a:prstDash val="solid"/>
-          <a:miter lim="800000"/>
         </a:ln>
       </a:lnStyleLst>
       <a:effectStyleLst>
         <a:effectStyle>
-          <a:effectLst/>
-        </a:effectStyle>
-        <a:effectStyle>
-          <a:effectLst/>
+          <a:effectLst>
+            <a:outerShdw blurRad="40000" dist="20000" dir="5400000" rotWithShape="0">
+              <a:srgbClr val="000000">
+                <a:alpha val="38000"/>
+              </a:srgbClr>
+            </a:outerShdw>
+          </a:effectLst>
         </a:effectStyle>
         <a:effectStyle>
           <a:effectLst>
-            <a:outerShdw blurRad="57150" dist="19050" dir="5400000" algn="ctr" rotWithShape="0">
+            <a:outerShdw blurRad="40000" dist="23000" dir="5400000" rotWithShape="0">
               <a:srgbClr val="000000">
-                <a:alpha val="63000"/>
+                <a:alpha val="35000"/>
               </a:srgbClr>
             </a:outerShdw>
           </a:effectLst>
+        </a:effectStyle>
+        <a:effectStyle>
+          <a:effectLst>
+            <a:outerShdw blurRad="40000" dist="23000" dir="5400000" rotWithShape="0">
+              <a:srgbClr val="000000">
+                <a:alpha val="35000"/>
+              </a:srgbClr>
+            </a:outerShdw>
+          </a:effectLst>
+          <a:scene3d>
+            <a:camera prst="orthographicFront">
+              <a:rot lat="0" lon="0" rev="0"/>
+            </a:camera>
+            <a:lightRig rig="threePt" dir="t">
+              <a:rot lat="0" lon="0" rev="1200000"/>
+            </a:lightRig>
+          </a:scene3d>
+          <a:sp3d>
+            <a:bevelT w="63500" h="25400"/>
+          </a:sp3d>
         </a:effectStyle>
       </a:effectStyleLst>
       <a:bgFillStyleLst>
         <a:solidFill>
           <a:schemeClr val="phClr"/>
         </a:solidFill>
-        <a:solidFill>
-          <a:schemeClr val="phClr">
-            <a:tint val="95000"/>
-            <a:satMod val="170000"/>
-          </a:schemeClr>
-        </a:solidFill>
         <a:gradFill rotWithShape="1">
           <a:gsLst>
             <a:gs pos="0">
               <a:schemeClr val="phClr">
-                <a:tint val="93000"/>
-                <a:satMod val="150000"/>
-                <a:shade val="98000"/>
-                <a:lumMod val="102000"/>
+                <a:tint val="40000"/>
+                <a:satMod val="350000"/>
               </a:schemeClr>
             </a:gs>
-            <a:gs pos="50000">
+            <a:gs pos="40000">
               <a:schemeClr val="phClr">
-                <a:tint val="98000"/>
-                <a:satMod val="130000"/>
-                <a:shade val="90000"/>
-                <a:lumMod val="103000"/>
+                <a:tint val="45000"/>
+                <a:shade val="99000"/>
+                <a:satMod val="350000"/>
               </a:schemeClr>
             </a:gs>
             <a:gs pos="100000">
               <a:schemeClr val="phClr">
-                <a:shade val="63000"/>
-                <a:satMod val="120000"/>
+                <a:shade val="20000"/>
+                <a:satMod val="255000"/>
               </a:schemeClr>
             </a:gs>
           </a:gsLst>
-          <a:lin ang="5400000" scaled="0"/>
+          <a:path path="circle">
+            <a:fillToRect l="50000" t="-80000" r="50000" b="180000"/>
+          </a:path>
+        </a:gradFill>
+        <a:gradFill rotWithShape="1">
+          <a:gsLst>
+            <a:gs pos="0">
+              <a:schemeClr val="phClr">
+                <a:tint val="80000"/>
+                <a:satMod val="300000"/>
+              </a:schemeClr>
+            </a:gs>
+            <a:gs pos="100000">
+              <a:schemeClr val="phClr">
+                <a:shade val="30000"/>
+                <a:satMod val="200000"/>
+              </a:schemeClr>
+            </a:gs>
+          </a:gsLst>
+          <a:path path="circle">
+            <a:fillToRect l="50000" t="50000" r="50000" b="50000"/>
+          </a:path>
         </a:gradFill>
       </a:bgFillStyleLst>
     </a:fmtScheme>
   </a:themeElements>
-  <a:objectDefaults/>
+  <a:objectDefaults>
+    <a:spDef>
+      <a:spPr/>
+      <a:bodyPr/>
+      <a:lstStyle/>
+      <a:style>
+        <a:lnRef idx="1">
+          <a:schemeClr val="accent1"/>
+        </a:lnRef>
+        <a:fillRef idx="3">
+          <a:schemeClr val="accent1"/>
+        </a:fillRef>
+        <a:effectRef idx="2">
+          <a:schemeClr val="accent1"/>
+        </a:effectRef>
+        <a:fontRef idx="minor">
+          <a:schemeClr val="lt1"/>
+        </a:fontRef>
+      </a:style>
+    </a:spDef>
+    <a:lnDef>
+      <a:spPr/>
+      <a:bodyPr/>
+      <a:lstStyle/>
+      <a:style>
+        <a:lnRef idx="2">
+          <a:schemeClr val="accent1"/>
+        </a:lnRef>
+        <a:fillRef idx="0">
+          <a:schemeClr val="accent1"/>
+        </a:fillRef>
+        <a:effectRef idx="1">
+          <a:schemeClr val="accent1"/>
+        </a:effectRef>
+        <a:fontRef idx="minor">
+          <a:schemeClr val="tx1"/>
+        </a:fontRef>
+      </a:style>
+    </a:lnDef>
+  </a:objectDefaults>
   <a:extraClrSchemeLst/>
-  <a:extLst>
-    <a:ext uri="{05A4C25C-085E-4340-85A3-A5531E510DB2}">
-      <thm15:themeFamily xmlns:thm15="http://schemas.microsoft.com/office/thememl/2012/main" name="Office Theme" id="{2E142A2C-CD16-42D6-873A-C26D2A0506FA}" vid="{1BDDFF52-6CD6-40A5-AB3C-68EB2F1E4D0A}"/>
-    </a:ext>
-  </a:extLst>
 </a:theme>
 </file>